--- a/Temperature_Conversion_System_Milestone_3_Report.docx
+++ b/Temperature_Conversion_System_Milestone_3_Report.docx
@@ -2084,7 +2084,7 @@
       <w:r>
         <w:drawing>
           <wp:inline xmlns:a="http://schemas.openxmlformats.org/drawingml/2006/main" xmlns:pic="http://schemas.openxmlformats.org/drawingml/2006/picture">
-            <wp:extent cx="5669280" cy="4207669"/>
+            <wp:extent cx="5669280" cy="3740150"/>
             <wp:docPr id="3" name="Picture 3"/>
             <wp:cNvGraphicFramePr>
               <a:graphicFrameLocks noChangeAspect="1"/>
@@ -2105,7 +2105,7 @@
                   <pic:spPr>
                     <a:xfrm>
                       <a:off x="0" y="0"/>
-                      <a:ext cx="5669280" cy="4207669"/>
+                      <a:ext cx="5669280" cy="3740150"/>
                     </a:xfrm>
                     <a:prstGeom prst="rect"/>
                   </pic:spPr>

--- a/Temperature_Conversion_System_Milestone_3_Report.docx
+++ b/Temperature_Conversion_System_Milestone_3_Report.docx
@@ -12,9 +12,9 @@
           <w:rFonts w:ascii="Calibri" w:hAnsi="Calibri"/>
           <w:b/>
           <w:color w:val="1E3A8A"/>
-          <w:sz w:val="48"/>
+          <w:sz w:val="44"/>
         </w:rPr>
-        <w:t>TEMPERATURE CONVERSION SYSTEM</w:t>
+        <w:t>THERMACRAFT • TEMPERATURE CONVERSION SYSTEM</w:t>
       </w:r>
     </w:p>
     <w:p>
@@ -26,9 +26,9 @@
         <w:rPr>
           <w:b/>
           <w:color w:val="2563EB"/>
-          <w:sz w:val="28"/>
+          <w:sz w:val="26"/>
         </w:rPr>
-        <w:t>Milestone 3: Implementation &amp; Full-Stack System Development</w:t>
+        <w:t>Milestone 3: Implementation, Development &amp; Tactile Studio Delivery</w:t>
       </w:r>
     </w:p>
     <w:tbl>
@@ -87,7 +87,7 @@
                 <w:color w:val="0F172A"/>
                 <w:sz w:val="19"/>
               </w:rPr>
-              <w:t>Temperature Conversion System (High-Precision Full-Stack Engine)</w:t>
+              <w:t>ThermaCraft • High-Precision Multi-Scale Workstation</w:t>
             </w:r>
           </w:p>
         </w:tc>
@@ -189,7 +189,7 @@
                 <w:color w:val="0F172A"/>
                 <w:sz w:val="19"/>
               </w:rPr>
-              <w:t>Convert architectural design into a working, integrated software system</w:t>
+              <w:t>Convert architectural design into a working, integrated, human-relatable software system</w:t>
             </w:r>
           </w:p>
         </w:tc>
@@ -291,7 +291,7 @@
                 <w:color w:val="0F172A"/>
                 <w:sz w:val="19"/>
               </w:rPr>
-              <w:t>3-Tier (Client Cyber-HUD + Node.js/Express REST API + SQLite 3 DB)</w:t>
+              <w:t>3-Tier (Client Workstation + Express.js REST API + SQLite 3 DB + GitHub Pages Standalone)</w:t>
             </w:r>
           </w:p>
         </w:tc>
@@ -369,6 +369,57 @@
                 <w:color w:val="334155"/>
                 <w:sz w:val="19"/>
               </w:rPr>
+              <w:t>Live Public Web Application:</w:t>
+            </w:r>
+          </w:p>
+        </w:tc>
+        <w:tc>
+          <w:tcPr>
+            <w:tcW w:type="dxa" w:w="6048"/>
+            <w:shd w:fill="F8FAFC"/>
+            <w:tcMar>
+              <w:top w:w="55" w:type="dxa"/>
+              <w:bottom w:w="55" w:type="dxa"/>
+              <w:left w:w="100" w:type="dxa"/>
+              <w:right w:w="100" w:type="dxa"/>
+            </w:tcMar>
+          </w:tcPr>
+          <w:p>
+            <w:pPr>
+              <w:spacing w:after="0"/>
+            </w:pPr>
+            <w:r>
+              <w:rPr>
+                <w:color w:val="0F172A"/>
+                <w:sz w:val="19"/>
+              </w:rPr>
+              <w:t>https://b1tbr34k3r.github.io/temperature-conversion-system/</w:t>
+            </w:r>
+          </w:p>
+        </w:tc>
+      </w:tr>
+      <w:tr>
+        <w:tc>
+          <w:tcPr>
+            <w:tcW w:type="dxa" w:w="3312"/>
+            <w:shd w:fill="F1F5F9"/>
+            <w:tcMar>
+              <w:top w:w="55" w:type="dxa"/>
+              <w:bottom w:w="55" w:type="dxa"/>
+              <w:left w:w="100" w:type="dxa"/>
+              <w:right w:w="100" w:type="dxa"/>
+            </w:tcMar>
+          </w:tcPr>
+          <w:p>
+            <w:pPr>
+              <w:spacing w:after="0"/>
+            </w:pPr>
+            <w:r>
+              <w:rPr>
+                <w:b/>
+                <w:color w:val="334155"/>
+                <w:sz w:val="19"/>
+              </w:rPr>
               <w:t>Current System Version:</w:t>
             </w:r>
           </w:p>
@@ -393,7 +444,7 @@
                 <w:color w:val="0F172A"/>
                 <w:sz w:val="19"/>
               </w:rPr>
-              <w:t>Version 3.0 (Milestone 3 Deliverable)</w:t>
+              <w:t>Version 3.2 (ThermaCraft Studio Release)</w:t>
             </w:r>
           </w:p>
         </w:tc>
@@ -497,7 +548,7 @@
               <w:rPr>
                 <w:color w:val="1F2937"/>
               </w:rPr>
-              <w:t>Milestone 3 converts the system design into a working, production-grade software system satisfying all four prescribed deliverables: (1) Modular Source Code (client, server, services, config); (2) Front-End and Back-End Integration via RESTful API; (3) SQLite Database Implementation with WAL persistence; and (4) Version Control Repository synchronized with GitHub.</w:t>
+              <w:t>Milestone 3 successfully converts the architectural specifications into an operational, production-grade software system satisfying all four prescribed deliverables: (1) Modular Source Code (client, server, services, config); (2) Front-End and Back-End Integration via RESTful API; (3) SQLite Database Implementation with WAL persistence; and (4) Version Control Repository synchronized with GitHub and deployed live to GitHub Pages.</w:t>
             </w:r>
           </w:p>
         </w:tc>
@@ -531,7 +582,7 @@
         <w:rPr>
           <w:color w:val="374151"/>
         </w:rPr>
-        <w:t>Milestone 3 marks the definitive transition of the Temperature Conversion System from an architectural prototype into a fully integrated, modular, multi-tier software system. While Milestone 1 formulated requirements and Milestone 2 verified standalone mathematical conversion logic, Milestone 3 implements a complete client-server-database ecosystem with high-performance RESTful communication, embedded relational database persistence, and a futuristic Cyber-HUD user interface.</w:t>
+        <w:t>Milestone 3 marks the definitive transition of the Temperature Conversion System from an architectural prototype into a fully integrated, modular, multi-tier software system christened ThermaCraft. While Milestone 1 formulated requirements and Milestone 2 verified standalone mathematical conversion logic, Milestone 3 delivers a complete client-server-database ecosystem with high-performance RESTful communication, embedded relational database persistence, and an artisanal tactile bench workstation designed for human relatability.</w:t>
       </w:r>
     </w:p>
     <w:p>
@@ -580,7 +631,7 @@
         <w:rPr>
           <w:color w:val="374151"/>
         </w:rPr>
-        <w:t xml:space="preserve"> Engineered an Express.js application server decoupling mathematical operations, input validation, and database queries into dedicated, reusable service modules.</w:t>
+        <w:t xml:space="preserve"> Engineered an Express.js application server decoupling mathematical transformations, input validation, and database queries into dedicated, reusable service modules with zero fragile native dependencies.</w:t>
       </w:r>
     </w:p>
     <w:p>
@@ -612,13 +663,13 @@
           <w:b/>
           <w:color w:val="111827"/>
         </w:rPr>
-        <w:t>4. Futuristic Cyber-HUD Interface:</w:t>
+        <w:t>4. Tactile Human-Centric Interface:</w:t>
       </w:r>
       <w:r>
         <w:rPr>
           <w:color w:val="374151"/>
         </w:rPr>
-        <w:t xml:space="preserve"> Built a futuristic Cyber-HUD dashboard featuring a real-time HTML5 Canvas kinetic molecular simulator (Brownian motion reacting to temperature), an SVG holographic radial gauge, synthesized Web Audio API sound effects, and an 8-scale live projection radar.</w:t>
+        <w:t xml:space="preserve"> Created the ThermaCraft tactile workstation featuring a Dual-Scale Conversion Bridge, Everyday Matter &amp; Substance Scanner, Living Comfort Galvanometer with Absurd Overdrive Mode, Dynamic Extreme Living Benchmarks, and synthesized Web Audio mechanical sound design.</w:t>
       </w:r>
     </w:p>
     <w:p>
@@ -637,7 +688,26 @@
         <w:rPr>
           <w:color w:val="374151"/>
         </w:rPr>
-        <w:t xml:space="preserve"> Automated verification with 43 passing unit and integration tests covering all 8 scales, thermodynamic bounds, database transactions, and API endpoints.</w:t>
+        <w:t xml:space="preserve"> Automated verification with 43 passing unit and integration tests covering all 8 scales, thermodynamic bounds, database transactions, and API endpoints with 100% test success.</w:t>
+      </w:r>
+    </w:p>
+    <w:p>
+      <w:pPr>
+        <w:pStyle w:val="ListBullet"/>
+        <w:spacing w:after="60" w:line="276" w:lineRule="auto"/>
+      </w:pPr>
+      <w:r>
+        <w:rPr>
+          <w:b/>
+          <w:color w:val="111827"/>
+        </w:rPr>
+        <w:t>6. Dual-Mode Deployment:</w:t>
+      </w:r>
+      <w:r>
+        <w:rPr>
+          <w:color w:val="374151"/>
+        </w:rPr>
+        <w:t xml:space="preserve"> Dual deployment architecture enabling full-stack local server execution and 100% zero-dependency in-browser client execution deployed globally on GitHub Pages.</w:t>
       </w:r>
     </w:p>
     <w:p>
@@ -779,7 +849,7 @@
                 <w:color w:val="FFFFFF"/>
                 <w:sz w:val="19"/>
               </w:rPr>
-              <w:t>Module / Directory</w:t>
+              <w:t>Module / File</w:t>
             </w:r>
           </w:p>
         </w:tc>
@@ -888,7 +958,7 @@
               <w:rPr>
                 <w:sz w:val="17"/>
               </w:rPr>
-              <w:t>Configures Express, CORS, static client asset streaming, and API routing</w:t>
+              <w:t>Configures Express, CORS, static asset streaming, and API routing</w:t>
             </w:r>
           </w:p>
         </w:tc>
@@ -1173,7 +1243,7 @@
                 <w:color w:val="1E40AF"/>
                 <w:sz w:val="17"/>
               </w:rPr>
-              <w:t>client/ (UI &amp; Scripts)</w:t>
+              <w:t>client/js/gauge.js</w:t>
             </w:r>
           </w:p>
         </w:tc>
@@ -1193,7 +1263,7 @@
               <w:rPr>
                 <w:sz w:val="17"/>
               </w:rPr>
-              <w:t>Presentation Tier</w:t>
+              <w:t>Galvanometer Engine</w:t>
             </w:r>
           </w:p>
         </w:tc>
@@ -1213,7 +1283,137 @@
               <w:rPr>
                 <w:sz w:val="17"/>
               </w:rPr>
-              <w:t>Futuristic Cyber-HUD, Web Audio synthesizer, canvas particles, radial gauge</w:t>
+              <w:t>Damped spring-physics comfort tachometer with active overdrive needle flutter</w:t>
+            </w:r>
+          </w:p>
+        </w:tc>
+      </w:tr>
+      <w:tr>
+        <w:tc>
+          <w:tcPr>
+            <w:tcW w:type="dxa" w:w="3120"/>
+            <w:shd w:fill="F8FAFC"/>
+            <w:tcMar>
+              <w:top w:w="55" w:type="dxa"/>
+              <w:bottom w:w="55" w:type="dxa"/>
+              <w:left w:w="80" w:type="dxa"/>
+              <w:right w:w="80" w:type="dxa"/>
+            </w:tcMar>
+          </w:tcPr>
+          <w:p>
+            <w:r>
+              <w:rPr>
+                <w:rFonts w:ascii="Consolas" w:hAnsi="Consolas"/>
+                <w:b/>
+                <w:color w:val="1E40AF"/>
+                <w:sz w:val="17"/>
+              </w:rPr>
+              <w:t>client/js/thermalContext.js</w:t>
+            </w:r>
+          </w:p>
+        </w:tc>
+        <w:tc>
+          <w:tcPr>
+            <w:tcW w:type="dxa" w:w="3120"/>
+            <w:shd w:fill="F8FAFC"/>
+            <w:tcMar>
+              <w:top w:w="55" w:type="dxa"/>
+              <w:bottom w:w="55" w:type="dxa"/>
+              <w:left w:w="80" w:type="dxa"/>
+              <w:right w:w="80" w:type="dxa"/>
+            </w:tcMar>
+          </w:tcPr>
+          <w:p>
+            <w:r>
+              <w:rPr>
+                <w:sz w:val="17"/>
+              </w:rPr>
+              <w:t>Matter Scanner</w:t>
+            </w:r>
+          </w:p>
+        </w:tc>
+        <w:tc>
+          <w:tcPr>
+            <w:tcW w:type="dxa" w:w="3120"/>
+            <w:shd w:fill="F8FAFC"/>
+            <w:tcMar>
+              <w:top w:w="55" w:type="dxa"/>
+              <w:bottom w:w="55" w:type="dxa"/>
+              <w:left w:w="80" w:type="dxa"/>
+              <w:right w:w="80" w:type="dxa"/>
+            </w:tcMar>
+          </w:tcPr>
+          <w:p>
+            <w:r>
+              <w:rPr>
+                <w:sz w:val="17"/>
+              </w:rPr>
+              <w:t>Simulates substance state transitions (Cocoa, Tech, Steam, Cooking) &amp; curiosities</w:t>
+            </w:r>
+          </w:p>
+        </w:tc>
+      </w:tr>
+      <w:tr>
+        <w:tc>
+          <w:tcPr>
+            <w:tcW w:type="dxa" w:w="3120"/>
+            <w:shd w:fill="FFFFFF"/>
+            <w:tcMar>
+              <w:top w:w="55" w:type="dxa"/>
+              <w:bottom w:w="55" w:type="dxa"/>
+              <w:left w:w="80" w:type="dxa"/>
+              <w:right w:w="80" w:type="dxa"/>
+            </w:tcMar>
+          </w:tcPr>
+          <w:p>
+            <w:r>
+              <w:rPr>
+                <w:rFonts w:ascii="Consolas" w:hAnsi="Consolas"/>
+                <w:b/>
+                <w:color w:val="1E40AF"/>
+                <w:sz w:val="17"/>
+              </w:rPr>
+              <w:t>client/js/audio.js</w:t>
+            </w:r>
+          </w:p>
+        </w:tc>
+        <w:tc>
+          <w:tcPr>
+            <w:tcW w:type="dxa" w:w="3120"/>
+            <w:shd w:fill="FFFFFF"/>
+            <w:tcMar>
+              <w:top w:w="55" w:type="dxa"/>
+              <w:bottom w:w="55" w:type="dxa"/>
+              <w:left w:w="80" w:type="dxa"/>
+              <w:right w:w="80" w:type="dxa"/>
+            </w:tcMar>
+          </w:tcPr>
+          <w:p>
+            <w:r>
+              <w:rPr>
+                <w:sz w:val="17"/>
+              </w:rPr>
+              <w:t>Audio Synthesizer</w:t>
+            </w:r>
+          </w:p>
+        </w:tc>
+        <w:tc>
+          <w:tcPr>
+            <w:tcW w:type="dxa" w:w="3120"/>
+            <w:shd w:fill="FFFFFF"/>
+            <w:tcMar>
+              <w:top w:w="55" w:type="dxa"/>
+              <w:bottom w:w="55" w:type="dxa"/>
+              <w:left w:w="80" w:type="dxa"/>
+              <w:right w:w="80" w:type="dxa"/>
+            </w:tcMar>
+          </w:tcPr>
+          <w:p>
+            <w:r>
+              <w:rPr>
+                <w:sz w:val="17"/>
+              </w:rPr>
+              <w:t>Synthesizes mechanical relay clicks and rotary switch clunks via Web Audio API</w:t>
             </w:r>
           </w:p>
         </w:tc>
@@ -2059,7 +2259,7 @@
           <w:color w:val="1E3A8A"/>
           <w:sz w:val="32"/>
         </w:rPr>
-        <w:t>5. Futuristic Cyber-HUD User Interface &amp; Visual Showcase</w:t>
+        <w:t>5. ThermaCraft Tactile Workstation &amp; Human-Centric UI Showcase</w:t>
       </w:r>
     </w:p>
     <w:p>
@@ -2070,7 +2270,7 @@
         <w:rPr>
           <w:color w:val="374151"/>
         </w:rPr>
-        <w:t>To elevate the user experience beyond conventional static academic wireframes, Milestone 3 introduces a futuristic Cyber-HUD command interface combining glassmorphism, dynamic holographic telemetry, and responsive sound design.</w:t>
+        <w:t>To elevate the user experience beyond conventional static academic wireframes and obscure scientific meters, Milestone 3 delivers the ThermaCraft Workstation. Designed with an artisanal milled metal and luminescent phosphor aesthetic, it connects abstract thermodynamic numbers to relatable real-world experiences.</w:t>
       </w:r>
     </w:p>
     <w:p>
@@ -2084,7 +2284,7 @@
       <w:r>
         <w:drawing>
           <wp:inline xmlns:a="http://schemas.openxmlformats.org/drawingml/2006/main" xmlns:pic="http://schemas.openxmlformats.org/drawingml/2006/picture">
-            <wp:extent cx="5669280" cy="3740150"/>
+            <wp:extent cx="5669280" cy="3543300"/>
             <wp:docPr id="3" name="Picture 3"/>
             <wp:cNvGraphicFramePr>
               <a:graphicFrameLocks noChangeAspect="1"/>
@@ -2093,7 +2293,7 @@
               <a:graphicData uri="http://schemas.openxmlformats.org/drawingml/2006/picture">
                 <pic:pic>
                   <pic:nvPicPr>
-                    <pic:cNvPr id="0" name="milestone3_live_hud.png"/>
+                    <pic:cNvPr id="0" name="github_pages_live.png"/>
                     <pic:cNvPicPr/>
                   </pic:nvPicPr>
                   <pic:blipFill>
@@ -2105,7 +2305,7 @@
                   <pic:spPr>
                     <a:xfrm>
                       <a:off x="0" y="0"/>
-                      <a:ext cx="5669280" cy="3740150"/>
+                      <a:ext cx="5669280" cy="3543300"/>
                     </a:xfrm>
                     <a:prstGeom prst="rect"/>
                   </pic:spPr>
@@ -2127,7 +2327,7 @@
           <w:color w:val="4B5563"/>
           <w:sz w:val="19"/>
         </w:rPr>
-        <w:t>Figure 3: Live Futuristic Cyber-HUD Command Deck in Active Operation (Converting 100°C to 212°F)</w:t>
+        <w:t>Figure 3: Live ThermaCraft Tactile Workstation in Active Operation (100°C Converted to 212°F)</w:t>
       </w:r>
     </w:p>
     <w:p>
@@ -2142,7 +2342,7 @@
           <w:color w:val="2563EB"/>
           <w:sz w:val="26"/>
         </w:rPr>
-        <w:t>5.1 Unique Interactive Components</w:t>
+        <w:t>5.1 Core Interactive Workstation Components</w:t>
       </w:r>
     </w:p>
     <w:p>
@@ -2155,13 +2355,13 @@
           <w:b/>
           <w:color w:val="111827"/>
         </w:rPr>
-        <w:t>1. Kinetic Thermal Particle Reactor:</w:t>
+        <w:t>1. Dual-Scale Conversion Bridge:</w:t>
       </w:r>
       <w:r>
         <w:rPr>
           <w:color w:val="374151"/>
         </w:rPr>
-        <w:t xml:space="preserve"> An HTML5 Canvas molecular simulation that models thermodynamic Brownian motion. Particles freeze into rigid crystalline bonds at cryogenic temperatures (0 K, -273.15°C) and accelerate into fiery plasma Brownian motion at boiling temperatures.</w:t>
+        <w:t xml:space="preserve"> A synchronized side-by-side visual ruler that graphically maps input magnitude to the target scale with live animated pips, exact scale ratio multipliers (1°C = 1.8000°F), and baseline shift chips (+32°F).</w:t>
       </w:r>
     </w:p>
     <w:p>
@@ -2174,13 +2374,13 @@
           <w:b/>
           <w:color w:val="111827"/>
         </w:rPr>
-        <w:t>2. Holographic Radial Excitation Gauge:</w:t>
+        <w:t>2. Everyday Matter &amp; Substance Scanner:</w:t>
       </w:r>
       <w:r>
         <w:rPr>
           <w:color w:val="374151"/>
         </w:rPr>
-        <w:t xml:space="preserve"> A vector SVG dial with a dynamic progress ring that maps the current temperature across a 270° arc from Absolute Zero to superheated states, color-coding thermal tiers.</w:t>
+        <w:t xml:space="preserve"> A real-time physical simulation tracking how everyday substances transform at the exact converted temperature across four domains: Cocoa &amp; Butter, Smartphone Tech &amp; Battery safety limits, Water &amp; Steam Dynamics (1,600× volume expansion), and Culinary Chemistry.</w:t>
       </w:r>
     </w:p>
     <w:p>
@@ -2193,13 +2393,13 @@
           <w:b/>
           <w:color w:val="111827"/>
         </w:rPr>
-        <w:t>3. 8-Scale Multi-Radar Telemetry Grid:</w:t>
+        <w:t>3. Living Comfort Gauge with Overdrive Flutter:</w:t>
       </w:r>
       <w:r>
         <w:rPr>
           <w:color w:val="374151"/>
         </w:rPr>
-        <w:t xml:space="preserve"> Projects the entered temperature across all 8 supported thermodynamic scales simultaneously, allowing instant side-by-side scientific comparison.</w:t>
+        <w:t xml:space="preserve"> A spring-physics analog needle dynamically sweeping across Freezing (&lt;0°C), Comfort Living (15–26°C), Summer Heat (27–50°C), and Scalding/Cooking (50–220°C). When extreme temperatures (&gt;220°C or &lt;-50°C) are entered, it engages Active Overdrive Mode with dynamic needle flutter jitter, in-dial warning callouts, and boiling energy multipliers.</w:t>
       </w:r>
     </w:p>
     <w:p>
@@ -2212,13 +2412,13 @@
           <w:b/>
           <w:color w:val="111827"/>
         </w:rPr>
-        <w:t>4. Synthesized Sci-Fi Audio FX:</w:t>
+        <w:t>4. 8 Dynamic Everyday Benchmarks &amp; Extreme Slot:</w:t>
       </w:r>
       <w:r>
         <w:rPr>
           <w:color w:val="374151"/>
         </w:rPr>
-        <w:t xml:space="preserve"> Synthesizes laser chirps, quantum swap chimes, and alert hums on-the-fly using the Web Audio API without requiring any external MP3/WAV assets, complete with a mute toggle.</w:t>
+        <w:t xml:space="preserve"> Provides 8 clickable presets for real-world scenarios plus an 8th dynamic extreme slot that automatically computes real-world equivalents for absurd inputs: from Liquid Nitrogen (-196°C) and Absolute Zero (-273.15°C), to Basalt Lava (1,000°C), Molten Steel (1,538°C), Tungsten Filament (3,422°C), Solar Surface (5,505°C), Lightning (30,000°C), and Stellar Fusion (15,000,000°C).</w:t>
       </w:r>
     </w:p>
     <w:p>
@@ -2231,13 +2431,89 @@
           <w:b/>
           <w:color w:val="111827"/>
         </w:rPr>
-        <w:t>5. CRT Scanline Mode:</w:t>
+        <w:t>5. Primary Essentials &amp; Antique Scales Drawer:</w:t>
       </w:r>
       <w:r>
         <w:rPr>
           <w:color w:val="374151"/>
         </w:rPr>
-        <w:t xml:space="preserve"> A retro-futuristic CRT scanline filter that users can toggle for a customized command center aesthetic.</w:t>
+        <w:t xml:space="preserve"> Highlights the Big Three global scales (Celsius, Fahrenheit, Kelvin) with an expandable drawer exploring 5 historical antique scales (Rankine, Delisle, Newton, Réaumur, Rømer) with concise historical notes.</w:t>
+      </w:r>
+    </w:p>
+    <w:p>
+      <w:pPr>
+        <w:pStyle w:val="ListBullet"/>
+        <w:spacing w:after="60" w:line="276" w:lineRule="auto"/>
+      </w:pPr>
+      <w:r>
+        <w:rPr>
+          <w:b/>
+          <w:color w:val="111827"/>
+        </w:rPr>
+        <w:t>6. Synthesized Mechanical Sound Design:</w:t>
+      </w:r>
+      <w:r>
+        <w:rPr>
+          <w:color w:val="374151"/>
+        </w:rPr>
+        <w:t xml:space="preserve"> Synthesizes tactile mechanical relay clicks, rotary switch clunks, and analog hums dynamically using the Web Audio API without requiring any external audio assets.</w:t>
+      </w:r>
+    </w:p>
+    <w:p>
+      <w:pPr>
+        <w:keepNext/>
+        <w:spacing w:before="160" w:after="80"/>
+        <w:jc w:val="center"/>
+      </w:pPr>
+    </w:p>
+    <w:p>
+      <w:r>
+        <w:drawing>
+          <wp:inline xmlns:a="http://schemas.openxmlformats.org/drawingml/2006/main" xmlns:pic="http://schemas.openxmlformats.org/drawingml/2006/picture">
+            <wp:extent cx="5669280" cy="3188970"/>
+            <wp:docPr id="4" name="Picture 4"/>
+            <wp:cNvGraphicFramePr>
+              <a:graphicFrameLocks noChangeAspect="1"/>
+            </wp:cNvGraphicFramePr>
+            <a:graphic>
+              <a:graphicData uri="http://schemas.openxmlformats.org/drawingml/2006/picture">
+                <pic:pic>
+                  <pic:nvPicPr>
+                    <pic:cNvPr id="0" name="sdms_thumbnail.png"/>
+                    <pic:cNvPicPr/>
+                  </pic:nvPicPr>
+                  <pic:blipFill>
+                    <a:blip r:embed="rId12"/>
+                    <a:stretch>
+                      <a:fillRect/>
+                    </a:stretch>
+                  </pic:blipFill>
+                  <pic:spPr>
+                    <a:xfrm>
+                      <a:off x="0" y="0"/>
+                      <a:ext cx="5669280" cy="3188970"/>
+                    </a:xfrm>
+                    <a:prstGeom prst="rect"/>
+                  </pic:spPr>
+                </pic:pic>
+              </a:graphicData>
+            </a:graphic>
+          </wp:inline>
+        </w:drawing>
+      </w:r>
+    </w:p>
+    <w:p>
+      <w:pPr>
+        <w:spacing w:after="240"/>
+        <w:jc w:val="center"/>
+      </w:pPr>
+      <w:r>
+        <w:rPr>
+          <w:i/>
+          <w:color w:val="4B5563"/>
+          <w:sz w:val="19"/>
+        </w:rPr>
+        <w:t>Figure 4: ThermaCraft High-Resolution Architectural Console Showcase Poster</w:t>
       </w:r>
     </w:p>
     <w:p>
@@ -2928,9 +3204,27 @@
       </w:pPr>
       <w:r>
         <w:rPr>
+          <w:b/>
+          <w:color w:val="111827"/>
+        </w:rPr>
+        <w:t xml:space="preserve">Live Public GitHub Pages: </w:t>
+      </w:r>
+      <w:r>
+        <w:rPr>
           <w:color w:val="374151"/>
         </w:rPr>
-        <w:t>The repository includes comprehensive commit histories, a professional README, automated test scripts, and complete instructions for executing both the backend server and frontend client.</w:t>
+        <w:t>https://b1tbr34k3r.github.io/temperature-conversion-system/</w:t>
+      </w:r>
+    </w:p>
+    <w:p>
+      <w:pPr>
+        <w:spacing w:after="120" w:line="276" w:lineRule="auto"/>
+      </w:pPr>
+      <w:r>
+        <w:rPr>
+          <w:color w:val="374151"/>
+        </w:rPr>
+        <w:t>The repository includes comprehensive commit histories, an updated README with architecture diagrams, automated test scripts, and complete instructions for executing both the backend server and frontend workstation.</w:t>
       </w:r>
     </w:p>
     <w:p>
@@ -2956,7 +3250,7 @@
         <w:rPr>
           <w:color w:val="374151"/>
         </w:rPr>
-        <w:t>Milestone 3 has successfully converted the initial system design into a working, high-performance software system. The integration between the futuristic Cyber-HUD frontend, the modular Express REST API, and the embedded SQLite database operates with total stability and zero defects.</w:t>
+        <w:t>Milestone 3 has successfully converted the initial system design into a working, high-performance software system. The integration between the ThermaCraft client workstation, the modular Express REST API, and the embedded SQLite database operates with total stability and zero defects.</w:t>
       </w:r>
     </w:p>
     <w:p>

--- a/Temperature_Conversion_System_Milestone_3_Report.docx
+++ b/Temperature_Conversion_System_Milestone_3_Report.docx
@@ -4,7 +4,7 @@
   <w:body>
     <w:p>
       <w:pPr>
-        <w:spacing w:before="400" w:after="40"/>
+        <w:spacing w:before="320" w:after="40"/>
         <w:jc w:val="center"/>
       </w:pPr>
       <w:r>
@@ -19,7 +19,7 @@
     </w:p>
     <w:p>
       <w:pPr>
-        <w:spacing w:after="280"/>
+        <w:spacing w:after="240"/>
         <w:jc w:val="center"/>
       </w:pPr>
       <w:r>
@@ -42,19 +42,24 @@
         <w:gridCol w:w="4680"/>
       </w:tblGrid>
       <w:tr>
+        <w:trPr>
+          <w:cantSplit/>
+          <w:tblHeader/>
+        </w:trPr>
         <w:tc>
           <w:tcPr>
-            <w:tcW w:type="dxa" w:w="3312"/>
+            <w:tcW w:type="dxa" w:w="3168"/>
             <w:shd w:fill="F1F5F9"/>
             <w:tcMar>
-              <w:top w:w="55" w:type="dxa"/>
-              <w:bottom w:w="55" w:type="dxa"/>
-              <w:left w:w="100" w:type="dxa"/>
-              <w:right w:w="100" w:type="dxa"/>
+              <w:top w:w="50" w:type="dxa"/>
+              <w:bottom w:w="50" w:type="dxa"/>
+              <w:left w:w="90" w:type="dxa"/>
+              <w:right w:w="90" w:type="dxa"/>
             </w:tcMar>
           </w:tcPr>
           <w:p>
             <w:pPr>
+              <w:keepNext/>
               <w:spacing w:after="0"/>
             </w:pPr>
             <w:r>
@@ -69,17 +74,18 @@
         </w:tc>
         <w:tc>
           <w:tcPr>
-            <w:tcW w:type="dxa" w:w="6048"/>
+            <w:tcW w:type="dxa" w:w="6192"/>
             <w:shd w:fill="F8FAFC"/>
             <w:tcMar>
-              <w:top w:w="55" w:type="dxa"/>
-              <w:bottom w:w="55" w:type="dxa"/>
-              <w:left w:w="100" w:type="dxa"/>
-              <w:right w:w="100" w:type="dxa"/>
+              <w:top w:w="50" w:type="dxa"/>
+              <w:bottom w:w="50" w:type="dxa"/>
+              <w:left w:w="90" w:type="dxa"/>
+              <w:right w:w="90" w:type="dxa"/>
             </w:tcMar>
           </w:tcPr>
           <w:p>
             <w:pPr>
+              <w:keepNext/>
               <w:spacing w:after="0"/>
             </w:pPr>
             <w:r>
@@ -93,19 +99,23 @@
         </w:tc>
       </w:tr>
       <w:tr>
+        <w:trPr>
+          <w:cantSplit/>
+        </w:trPr>
         <w:tc>
           <w:tcPr>
-            <w:tcW w:type="dxa" w:w="3312"/>
+            <w:tcW w:type="dxa" w:w="3168"/>
             <w:shd w:fill="F1F5F9"/>
             <w:tcMar>
-              <w:top w:w="55" w:type="dxa"/>
-              <w:bottom w:w="55" w:type="dxa"/>
-              <w:left w:w="100" w:type="dxa"/>
-              <w:right w:w="100" w:type="dxa"/>
+              <w:top w:w="50" w:type="dxa"/>
+              <w:bottom w:w="50" w:type="dxa"/>
+              <w:left w:w="90" w:type="dxa"/>
+              <w:right w:w="90" w:type="dxa"/>
             </w:tcMar>
           </w:tcPr>
           <w:p>
             <w:pPr>
+              <w:keepNext/>
               <w:spacing w:after="0"/>
             </w:pPr>
             <w:r>
@@ -120,17 +130,18 @@
         </w:tc>
         <w:tc>
           <w:tcPr>
-            <w:tcW w:type="dxa" w:w="6048"/>
+            <w:tcW w:type="dxa" w:w="6192"/>
             <w:shd w:fill="F8FAFC"/>
             <w:tcMar>
-              <w:top w:w="55" w:type="dxa"/>
-              <w:bottom w:w="55" w:type="dxa"/>
-              <w:left w:w="100" w:type="dxa"/>
-              <w:right w:w="100" w:type="dxa"/>
+              <w:top w:w="50" w:type="dxa"/>
+              <w:bottom w:w="50" w:type="dxa"/>
+              <w:left w:w="90" w:type="dxa"/>
+              <w:right w:w="90" w:type="dxa"/>
             </w:tcMar>
           </w:tcPr>
           <w:p>
             <w:pPr>
+              <w:keepNext/>
               <w:spacing w:after="0"/>
             </w:pPr>
             <w:r>
@@ -144,19 +155,23 @@
         </w:tc>
       </w:tr>
       <w:tr>
+        <w:trPr>
+          <w:cantSplit/>
+        </w:trPr>
         <w:tc>
           <w:tcPr>
-            <w:tcW w:type="dxa" w:w="3312"/>
+            <w:tcW w:type="dxa" w:w="3168"/>
             <w:shd w:fill="F1F5F9"/>
             <w:tcMar>
-              <w:top w:w="55" w:type="dxa"/>
-              <w:bottom w:w="55" w:type="dxa"/>
-              <w:left w:w="100" w:type="dxa"/>
-              <w:right w:w="100" w:type="dxa"/>
+              <w:top w:w="50" w:type="dxa"/>
+              <w:bottom w:w="50" w:type="dxa"/>
+              <w:left w:w="90" w:type="dxa"/>
+              <w:right w:w="90" w:type="dxa"/>
             </w:tcMar>
           </w:tcPr>
           <w:p>
             <w:pPr>
+              <w:keepNext/>
               <w:spacing w:after="0"/>
             </w:pPr>
             <w:r>
@@ -171,17 +186,18 @@
         </w:tc>
         <w:tc>
           <w:tcPr>
-            <w:tcW w:type="dxa" w:w="6048"/>
+            <w:tcW w:type="dxa" w:w="6192"/>
             <w:shd w:fill="F8FAFC"/>
             <w:tcMar>
-              <w:top w:w="55" w:type="dxa"/>
-              <w:bottom w:w="55" w:type="dxa"/>
-              <w:left w:w="100" w:type="dxa"/>
-              <w:right w:w="100" w:type="dxa"/>
+              <w:top w:w="50" w:type="dxa"/>
+              <w:bottom w:w="50" w:type="dxa"/>
+              <w:left w:w="90" w:type="dxa"/>
+              <w:right w:w="90" w:type="dxa"/>
             </w:tcMar>
           </w:tcPr>
           <w:p>
             <w:pPr>
+              <w:keepNext/>
               <w:spacing w:after="0"/>
             </w:pPr>
             <w:r>
@@ -195,19 +211,23 @@
         </w:tc>
       </w:tr>
       <w:tr>
+        <w:trPr>
+          <w:cantSplit/>
+        </w:trPr>
         <w:tc>
           <w:tcPr>
-            <w:tcW w:type="dxa" w:w="3312"/>
+            <w:tcW w:type="dxa" w:w="3168"/>
             <w:shd w:fill="F1F5F9"/>
             <w:tcMar>
-              <w:top w:w="55" w:type="dxa"/>
-              <w:bottom w:w="55" w:type="dxa"/>
-              <w:left w:w="100" w:type="dxa"/>
-              <w:right w:w="100" w:type="dxa"/>
+              <w:top w:w="50" w:type="dxa"/>
+              <w:bottom w:w="50" w:type="dxa"/>
+              <w:left w:w="90" w:type="dxa"/>
+              <w:right w:w="90" w:type="dxa"/>
             </w:tcMar>
           </w:tcPr>
           <w:p>
             <w:pPr>
+              <w:keepNext/>
               <w:spacing w:after="0"/>
             </w:pPr>
             <w:r>
@@ -222,17 +242,18 @@
         </w:tc>
         <w:tc>
           <w:tcPr>
-            <w:tcW w:type="dxa" w:w="6048"/>
+            <w:tcW w:type="dxa" w:w="6192"/>
             <w:shd w:fill="F8FAFC"/>
             <w:tcMar>
-              <w:top w:w="55" w:type="dxa"/>
-              <w:bottom w:w="55" w:type="dxa"/>
-              <w:left w:w="100" w:type="dxa"/>
-              <w:right w:w="100" w:type="dxa"/>
+              <w:top w:w="50" w:type="dxa"/>
+              <w:bottom w:w="50" w:type="dxa"/>
+              <w:left w:w="90" w:type="dxa"/>
+              <w:right w:w="90" w:type="dxa"/>
             </w:tcMar>
           </w:tcPr>
           <w:p>
             <w:pPr>
+              <w:keepNext/>
               <w:spacing w:after="0"/>
             </w:pPr>
             <w:r>
@@ -246,19 +267,23 @@
         </w:tc>
       </w:tr>
       <w:tr>
+        <w:trPr>
+          <w:cantSplit/>
+        </w:trPr>
         <w:tc>
           <w:tcPr>
-            <w:tcW w:type="dxa" w:w="3312"/>
+            <w:tcW w:type="dxa" w:w="3168"/>
             <w:shd w:fill="F1F5F9"/>
             <w:tcMar>
-              <w:top w:w="55" w:type="dxa"/>
-              <w:bottom w:w="55" w:type="dxa"/>
-              <w:left w:w="100" w:type="dxa"/>
-              <w:right w:w="100" w:type="dxa"/>
+              <w:top w:w="50" w:type="dxa"/>
+              <w:bottom w:w="50" w:type="dxa"/>
+              <w:left w:w="90" w:type="dxa"/>
+              <w:right w:w="90" w:type="dxa"/>
             </w:tcMar>
           </w:tcPr>
           <w:p>
             <w:pPr>
+              <w:keepNext/>
               <w:spacing w:after="0"/>
             </w:pPr>
             <w:r>
@@ -273,17 +298,18 @@
         </w:tc>
         <w:tc>
           <w:tcPr>
-            <w:tcW w:type="dxa" w:w="6048"/>
+            <w:tcW w:type="dxa" w:w="6192"/>
             <w:shd w:fill="F8FAFC"/>
             <w:tcMar>
-              <w:top w:w="55" w:type="dxa"/>
-              <w:bottom w:w="55" w:type="dxa"/>
-              <w:left w:w="100" w:type="dxa"/>
-              <w:right w:w="100" w:type="dxa"/>
+              <w:top w:w="50" w:type="dxa"/>
+              <w:bottom w:w="50" w:type="dxa"/>
+              <w:left w:w="90" w:type="dxa"/>
+              <w:right w:w="90" w:type="dxa"/>
             </w:tcMar>
           </w:tcPr>
           <w:p>
             <w:pPr>
+              <w:keepNext/>
               <w:spacing w:after="0"/>
             </w:pPr>
             <w:r>
@@ -297,19 +323,23 @@
         </w:tc>
       </w:tr>
       <w:tr>
+        <w:trPr>
+          <w:cantSplit/>
+        </w:trPr>
         <w:tc>
           <w:tcPr>
-            <w:tcW w:type="dxa" w:w="3312"/>
+            <w:tcW w:type="dxa" w:w="3168"/>
             <w:shd w:fill="F1F5F9"/>
             <w:tcMar>
-              <w:top w:w="55" w:type="dxa"/>
-              <w:bottom w:w="55" w:type="dxa"/>
-              <w:left w:w="100" w:type="dxa"/>
-              <w:right w:w="100" w:type="dxa"/>
+              <w:top w:w="50" w:type="dxa"/>
+              <w:bottom w:w="50" w:type="dxa"/>
+              <w:left w:w="90" w:type="dxa"/>
+              <w:right w:w="90" w:type="dxa"/>
             </w:tcMar>
           </w:tcPr>
           <w:p>
             <w:pPr>
+              <w:keepNext/>
               <w:spacing w:after="0"/>
             </w:pPr>
             <w:r>
@@ -324,17 +354,18 @@
         </w:tc>
         <w:tc>
           <w:tcPr>
-            <w:tcW w:type="dxa" w:w="6048"/>
+            <w:tcW w:type="dxa" w:w="6192"/>
             <w:shd w:fill="F8FAFC"/>
             <w:tcMar>
-              <w:top w:w="55" w:type="dxa"/>
-              <w:bottom w:w="55" w:type="dxa"/>
-              <w:left w:w="100" w:type="dxa"/>
-              <w:right w:w="100" w:type="dxa"/>
+              <w:top w:w="50" w:type="dxa"/>
+              <w:bottom w:w="50" w:type="dxa"/>
+              <w:left w:w="90" w:type="dxa"/>
+              <w:right w:w="90" w:type="dxa"/>
             </w:tcMar>
           </w:tcPr>
           <w:p>
             <w:pPr>
+              <w:keepNext/>
               <w:spacing w:after="0"/>
             </w:pPr>
             <w:r>
@@ -348,19 +379,23 @@
         </w:tc>
       </w:tr>
       <w:tr>
+        <w:trPr>
+          <w:cantSplit/>
+        </w:trPr>
         <w:tc>
           <w:tcPr>
-            <w:tcW w:type="dxa" w:w="3312"/>
+            <w:tcW w:type="dxa" w:w="3168"/>
             <w:shd w:fill="F1F5F9"/>
             <w:tcMar>
-              <w:top w:w="55" w:type="dxa"/>
-              <w:bottom w:w="55" w:type="dxa"/>
-              <w:left w:w="100" w:type="dxa"/>
-              <w:right w:w="100" w:type="dxa"/>
+              <w:top w:w="50" w:type="dxa"/>
+              <w:bottom w:w="50" w:type="dxa"/>
+              <w:left w:w="90" w:type="dxa"/>
+              <w:right w:w="90" w:type="dxa"/>
             </w:tcMar>
           </w:tcPr>
           <w:p>
             <w:pPr>
+              <w:keepNext/>
               <w:spacing w:after="0"/>
             </w:pPr>
             <w:r>
@@ -375,17 +410,18 @@
         </w:tc>
         <w:tc>
           <w:tcPr>
-            <w:tcW w:type="dxa" w:w="6048"/>
+            <w:tcW w:type="dxa" w:w="6192"/>
             <w:shd w:fill="F8FAFC"/>
             <w:tcMar>
-              <w:top w:w="55" w:type="dxa"/>
-              <w:bottom w:w="55" w:type="dxa"/>
-              <w:left w:w="100" w:type="dxa"/>
-              <w:right w:w="100" w:type="dxa"/>
+              <w:top w:w="50" w:type="dxa"/>
+              <w:bottom w:w="50" w:type="dxa"/>
+              <w:left w:w="90" w:type="dxa"/>
+              <w:right w:w="90" w:type="dxa"/>
             </w:tcMar>
           </w:tcPr>
           <w:p>
             <w:pPr>
+              <w:keepNext/>
               <w:spacing w:after="0"/>
             </w:pPr>
             <w:r>
@@ -399,19 +435,23 @@
         </w:tc>
       </w:tr>
       <w:tr>
+        <w:trPr>
+          <w:cantSplit/>
+        </w:trPr>
         <w:tc>
           <w:tcPr>
-            <w:tcW w:type="dxa" w:w="3312"/>
+            <w:tcW w:type="dxa" w:w="3168"/>
             <w:shd w:fill="F1F5F9"/>
             <w:tcMar>
-              <w:top w:w="55" w:type="dxa"/>
-              <w:bottom w:w="55" w:type="dxa"/>
-              <w:left w:w="100" w:type="dxa"/>
-              <w:right w:w="100" w:type="dxa"/>
+              <w:top w:w="50" w:type="dxa"/>
+              <w:bottom w:w="50" w:type="dxa"/>
+              <w:left w:w="90" w:type="dxa"/>
+              <w:right w:w="90" w:type="dxa"/>
             </w:tcMar>
           </w:tcPr>
           <w:p>
             <w:pPr>
+              <w:keepNext/>
               <w:spacing w:after="0"/>
             </w:pPr>
             <w:r>
@@ -426,17 +466,18 @@
         </w:tc>
         <w:tc>
           <w:tcPr>
-            <w:tcW w:type="dxa" w:w="6048"/>
+            <w:tcW w:type="dxa" w:w="6192"/>
             <w:shd w:fill="F8FAFC"/>
             <w:tcMar>
-              <w:top w:w="55" w:type="dxa"/>
-              <w:bottom w:w="55" w:type="dxa"/>
-              <w:left w:w="100" w:type="dxa"/>
-              <w:right w:w="100" w:type="dxa"/>
+              <w:top w:w="50" w:type="dxa"/>
+              <w:bottom w:w="50" w:type="dxa"/>
+              <w:left w:w="90" w:type="dxa"/>
+              <w:right w:w="90" w:type="dxa"/>
             </w:tcMar>
           </w:tcPr>
           <w:p>
             <w:pPr>
+              <w:keepNext/>
               <w:spacing w:after="0"/>
             </w:pPr>
             <w:r>
@@ -450,15 +491,18 @@
         </w:tc>
       </w:tr>
       <w:tr>
+        <w:trPr>
+          <w:cantSplit/>
+        </w:trPr>
         <w:tc>
           <w:tcPr>
-            <w:tcW w:type="dxa" w:w="3312"/>
+            <w:tcW w:type="dxa" w:w="3168"/>
             <w:shd w:fill="F1F5F9"/>
             <w:tcMar>
-              <w:top w:w="55" w:type="dxa"/>
-              <w:bottom w:w="55" w:type="dxa"/>
-              <w:left w:w="100" w:type="dxa"/>
-              <w:right w:w="100" w:type="dxa"/>
+              <w:top w:w="50" w:type="dxa"/>
+              <w:bottom w:w="50" w:type="dxa"/>
+              <w:left w:w="90" w:type="dxa"/>
+              <w:right w:w="90" w:type="dxa"/>
             </w:tcMar>
           </w:tcPr>
           <w:p>
@@ -477,13 +521,13 @@
         </w:tc>
         <w:tc>
           <w:tcPr>
-            <w:tcW w:type="dxa" w:w="6048"/>
+            <w:tcW w:type="dxa" w:w="6192"/>
             <w:shd w:fill="F8FAFC"/>
             <w:tcMar>
-              <w:top w:w="55" w:type="dxa"/>
-              <w:bottom w:w="55" w:type="dxa"/>
-              <w:left w:w="100" w:type="dxa"/>
-              <w:right w:w="100" w:type="dxa"/>
+              <w:top w:w="50" w:type="dxa"/>
+              <w:bottom w:w="50" w:type="dxa"/>
+              <w:left w:w="90" w:type="dxa"/>
+              <w:right w:w="90" w:type="dxa"/>
             </w:tcMar>
           </w:tcPr>
           <w:p>
@@ -503,7 +547,7 @@
     </w:tbl>
     <w:p>
       <w:pPr>
-        <w:spacing w:after="240"/>
+        <w:spacing w:after="160"/>
       </w:pPr>
     </w:p>
     <w:tbl>
@@ -516,6 +560,9 @@
         <w:gridCol w:w="9360"/>
       </w:tblGrid>
       <w:tr>
+        <w:trPr>
+          <w:cantSplit/>
+        </w:trPr>
         <w:tc>
           <w:tcPr>
             <w:tcW w:type="dxa" w:w="9360"/>
@@ -548,7 +595,7 @@
               <w:rPr>
                 <w:color w:val="1F2937"/>
               </w:rPr>
-              <w:t>Milestone 3 successfully converts the architectural specifications into an operational, production-grade software system satisfying all four prescribed deliverables: (1) Modular Source Code (client, server, services, config); (2) Front-End and Back-End Integration via RESTful API; (3) SQLite Database Implementation with WAL persistence; and (4) Version Control Repository synchronized with GitHub and deployed live to GitHub Pages.</w:t>
+              <w:t>Milestone 3 successfully converts architectural specifications into an operational, production-grade software system satisfying all four prescribed deliverables: (1) Modular Source Code (client, server, services, config); (2) Front-End and Back-End Integration via RESTful API; (3) SQLite Database Implementation with WAL persistence; and (4) Version Control Repository synchronized with GitHub and deployed live to GitHub Pages.</w:t>
             </w:r>
           </w:p>
         </w:tc>
@@ -556,8 +603,13 @@
     </w:tbl>
     <w:p>
       <w:pPr>
-        <w:spacing w:after="120"/>
+        <w:spacing w:after="80"/>
       </w:pPr>
+    </w:p>
+    <w:p>
+      <w:r>
+        <w:br w:type="page"/>
+      </w:r>
     </w:p>
     <w:p>
       <w:pPr>
@@ -747,7 +799,7 @@
       <w:r>
         <w:drawing>
           <wp:inline xmlns:a="http://schemas.openxmlformats.org/drawingml/2006/main" xmlns:pic="http://schemas.openxmlformats.org/drawingml/2006/picture">
-            <wp:extent cx="5669280" cy="3865418"/>
+            <wp:extent cx="5303520" cy="3616036"/>
             <wp:docPr id="1" name="Picture 1"/>
             <wp:cNvGraphicFramePr>
               <a:graphicFrameLocks noChangeAspect="1"/>
@@ -768,7 +820,7 @@
                   <pic:spPr>
                     <a:xfrm>
                       <a:off x="0" y="0"/>
-                      <a:ext cx="5669280" cy="3865418"/>
+                      <a:ext cx="5303520" cy="3616036"/>
                     </a:xfrm>
                     <a:prstGeom prst="rect"/>
                   </pic:spPr>
@@ -794,6 +846,11 @@
       </w:r>
     </w:p>
     <w:p>
+      <w:r>
+        <w:br w:type="page"/>
+      </w:r>
+    </w:p>
+    <w:p>
       <w:pPr>
         <w:keepNext/>
         <w:spacing w:before="240" w:after="80"/>
@@ -810,13 +867,14 @@
     </w:p>
     <w:p>
       <w:pPr>
+        <w:keepNext/>
         <w:spacing w:after="120" w:line="276" w:lineRule="auto"/>
       </w:pPr>
       <w:r>
         <w:rPr>
           <w:color w:val="374151"/>
         </w:rPr>
-        <w:t>The codebase is decomposed into cohesive, isolated modules reflecting modern software engineering principles:</w:t>
+        <w:t>The codebase is decomposed into cohesive, isolated modules reflecting modern software engineering principles. Table 1 details each core module and its architectural responsibility:</w:t>
       </w:r>
     </w:p>
     <w:tbl>
@@ -831,18 +889,25 @@
         <w:gridCol w:w="3120"/>
       </w:tblGrid>
       <w:tr>
+        <w:trPr>
+          <w:cantSplit/>
+          <w:tblHeader/>
+        </w:trPr>
         <w:tc>
           <w:tcPr>
-            <w:tcW w:type="dxa" w:w="3120"/>
+            <w:tcW w:type="dxa" w:w="3168"/>
             <w:shd w:fill="1E3A8A"/>
             <w:tcMar>
-              <w:top w:w="70" w:type="dxa"/>
-              <w:bottom w:w="70" w:type="dxa"/>
-              <w:left w:w="90" w:type="dxa"/>
-              <w:right w:w="90" w:type="dxa"/>
+              <w:top w:w="60" w:type="dxa"/>
+              <w:bottom w:w="60" w:type="dxa"/>
+              <w:left w:w="80" w:type="dxa"/>
+              <w:right w:w="80" w:type="dxa"/>
             </w:tcMar>
           </w:tcPr>
           <w:p>
+            <w:pPr>
+              <w:keepNext/>
+            </w:pPr>
             <w:r>
               <w:rPr>
                 <w:b/>
@@ -855,16 +920,19 @@
         </w:tc>
         <w:tc>
           <w:tcPr>
-            <w:tcW w:type="dxa" w:w="3120"/>
+            <w:tcW w:type="dxa" w:w="2160"/>
             <w:shd w:fill="1E3A8A"/>
             <w:tcMar>
-              <w:top w:w="70" w:type="dxa"/>
-              <w:bottom w:w="70" w:type="dxa"/>
-              <w:left w:w="90" w:type="dxa"/>
-              <w:right w:w="90" w:type="dxa"/>
+              <w:top w:w="60" w:type="dxa"/>
+              <w:bottom w:w="60" w:type="dxa"/>
+              <w:left w:w="80" w:type="dxa"/>
+              <w:right w:w="80" w:type="dxa"/>
             </w:tcMar>
           </w:tcPr>
           <w:p>
+            <w:pPr>
+              <w:keepNext/>
+            </w:pPr>
             <w:r>
               <w:rPr>
                 <w:b/>
@@ -877,16 +945,19 @@
         </w:tc>
         <w:tc>
           <w:tcPr>
-            <w:tcW w:type="dxa" w:w="3120"/>
+            <w:tcW w:type="dxa" w:w="4032"/>
             <w:shd w:fill="1E3A8A"/>
             <w:tcMar>
-              <w:top w:w="70" w:type="dxa"/>
-              <w:bottom w:w="70" w:type="dxa"/>
-              <w:left w:w="90" w:type="dxa"/>
-              <w:right w:w="90" w:type="dxa"/>
+              <w:top w:w="60" w:type="dxa"/>
+              <w:bottom w:w="60" w:type="dxa"/>
+              <w:left w:w="80" w:type="dxa"/>
+              <w:right w:w="80" w:type="dxa"/>
             </w:tcMar>
           </w:tcPr>
           <w:p>
+            <w:pPr>
+              <w:keepNext/>
+            </w:pPr>
             <w:r>
               <w:rPr>
                 <w:b/>
@@ -899,18 +970,24 @@
         </w:tc>
       </w:tr>
       <w:tr>
+        <w:trPr>
+          <w:cantSplit/>
+        </w:trPr>
         <w:tc>
           <w:tcPr>
-            <w:tcW w:type="dxa" w:w="3120"/>
+            <w:tcW w:type="dxa" w:w="3168"/>
             <w:shd w:fill="F8FAFC"/>
             <w:tcMar>
-              <w:top w:w="55" w:type="dxa"/>
-              <w:bottom w:w="55" w:type="dxa"/>
-              <w:left w:w="80" w:type="dxa"/>
-              <w:right w:w="80" w:type="dxa"/>
+              <w:top w:w="45" w:type="dxa"/>
+              <w:bottom w:w="45" w:type="dxa"/>
+              <w:left w:w="75" w:type="dxa"/>
+              <w:right w:w="75" w:type="dxa"/>
             </w:tcMar>
           </w:tcPr>
           <w:p>
+            <w:pPr>
+              <w:keepNext/>
+            </w:pPr>
             <w:r>
               <w:rPr>
                 <w:rFonts w:ascii="Consolas" w:hAnsi="Consolas"/>
@@ -924,16 +1001,19 @@
         </w:tc>
         <w:tc>
           <w:tcPr>
-            <w:tcW w:type="dxa" w:w="3120"/>
+            <w:tcW w:type="dxa" w:w="2160"/>
             <w:shd w:fill="F8FAFC"/>
             <w:tcMar>
-              <w:top w:w="55" w:type="dxa"/>
-              <w:bottom w:w="55" w:type="dxa"/>
-              <w:left w:w="80" w:type="dxa"/>
-              <w:right w:w="80" w:type="dxa"/>
+              <w:top w:w="45" w:type="dxa"/>
+              <w:bottom w:w="45" w:type="dxa"/>
+              <w:left w:w="75" w:type="dxa"/>
+              <w:right w:w="75" w:type="dxa"/>
             </w:tcMar>
           </w:tcPr>
           <w:p>
+            <w:pPr>
+              <w:keepNext/>
+            </w:pPr>
             <w:r>
               <w:rPr>
                 <w:sz w:val="17"/>
@@ -944,16 +1024,19 @@
         </w:tc>
         <w:tc>
           <w:tcPr>
-            <w:tcW w:type="dxa" w:w="3120"/>
+            <w:tcW w:type="dxa" w:w="4032"/>
             <w:shd w:fill="F8FAFC"/>
             <w:tcMar>
-              <w:top w:w="55" w:type="dxa"/>
-              <w:bottom w:w="55" w:type="dxa"/>
-              <w:left w:w="80" w:type="dxa"/>
-              <w:right w:w="80" w:type="dxa"/>
+              <w:top w:w="45" w:type="dxa"/>
+              <w:bottom w:w="45" w:type="dxa"/>
+              <w:left w:w="75" w:type="dxa"/>
+              <w:right w:w="75" w:type="dxa"/>
             </w:tcMar>
           </w:tcPr>
           <w:p>
+            <w:pPr>
+              <w:keepNext/>
+            </w:pPr>
             <w:r>
               <w:rPr>
                 <w:sz w:val="17"/>
@@ -964,18 +1047,24 @@
         </w:tc>
       </w:tr>
       <w:tr>
+        <w:trPr>
+          <w:cantSplit/>
+        </w:trPr>
         <w:tc>
           <w:tcPr>
-            <w:tcW w:type="dxa" w:w="3120"/>
+            <w:tcW w:type="dxa" w:w="3168"/>
             <w:shd w:fill="FFFFFF"/>
             <w:tcMar>
-              <w:top w:w="55" w:type="dxa"/>
-              <w:bottom w:w="55" w:type="dxa"/>
-              <w:left w:w="80" w:type="dxa"/>
-              <w:right w:w="80" w:type="dxa"/>
+              <w:top w:w="45" w:type="dxa"/>
+              <w:bottom w:w="45" w:type="dxa"/>
+              <w:left w:w="75" w:type="dxa"/>
+              <w:right w:w="75" w:type="dxa"/>
             </w:tcMar>
           </w:tcPr>
           <w:p>
+            <w:pPr>
+              <w:keepNext/>
+            </w:pPr>
             <w:r>
               <w:rPr>
                 <w:rFonts w:ascii="Consolas" w:hAnsi="Consolas"/>
@@ -989,16 +1078,19 @@
         </w:tc>
         <w:tc>
           <w:tcPr>
-            <w:tcW w:type="dxa" w:w="3120"/>
+            <w:tcW w:type="dxa" w:w="2160"/>
             <w:shd w:fill="FFFFFF"/>
             <w:tcMar>
-              <w:top w:w="55" w:type="dxa"/>
-              <w:bottom w:w="55" w:type="dxa"/>
-              <w:left w:w="80" w:type="dxa"/>
-              <w:right w:w="80" w:type="dxa"/>
+              <w:top w:w="45" w:type="dxa"/>
+              <w:bottom w:w="45" w:type="dxa"/>
+              <w:left w:w="75" w:type="dxa"/>
+              <w:right w:w="75" w:type="dxa"/>
             </w:tcMar>
           </w:tcPr>
           <w:p>
+            <w:pPr>
+              <w:keepNext/>
+            </w:pPr>
             <w:r>
               <w:rPr>
                 <w:sz w:val="17"/>
@@ -1009,16 +1101,19 @@
         </w:tc>
         <w:tc>
           <w:tcPr>
-            <w:tcW w:type="dxa" w:w="3120"/>
+            <w:tcW w:type="dxa" w:w="4032"/>
             <w:shd w:fill="FFFFFF"/>
             <w:tcMar>
-              <w:top w:w="55" w:type="dxa"/>
-              <w:bottom w:w="55" w:type="dxa"/>
-              <w:left w:w="80" w:type="dxa"/>
-              <w:right w:w="80" w:type="dxa"/>
+              <w:top w:w="45" w:type="dxa"/>
+              <w:bottom w:w="45" w:type="dxa"/>
+              <w:left w:w="75" w:type="dxa"/>
+              <w:right w:w="75" w:type="dxa"/>
             </w:tcMar>
           </w:tcPr>
           <w:p>
+            <w:pPr>
+              <w:keepNext/>
+            </w:pPr>
             <w:r>
               <w:rPr>
                 <w:sz w:val="17"/>
@@ -1029,18 +1124,24 @@
         </w:tc>
       </w:tr>
       <w:tr>
+        <w:trPr>
+          <w:cantSplit/>
+        </w:trPr>
         <w:tc>
           <w:tcPr>
-            <w:tcW w:type="dxa" w:w="3120"/>
+            <w:tcW w:type="dxa" w:w="3168"/>
             <w:shd w:fill="F8FAFC"/>
             <w:tcMar>
-              <w:top w:w="55" w:type="dxa"/>
-              <w:bottom w:w="55" w:type="dxa"/>
-              <w:left w:w="80" w:type="dxa"/>
-              <w:right w:w="80" w:type="dxa"/>
+              <w:top w:w="45" w:type="dxa"/>
+              <w:bottom w:w="45" w:type="dxa"/>
+              <w:left w:w="75" w:type="dxa"/>
+              <w:right w:w="75" w:type="dxa"/>
             </w:tcMar>
           </w:tcPr>
           <w:p>
+            <w:pPr>
+              <w:keepNext/>
+            </w:pPr>
             <w:r>
               <w:rPr>
                 <w:rFonts w:ascii="Consolas" w:hAnsi="Consolas"/>
@@ -1054,16 +1155,19 @@
         </w:tc>
         <w:tc>
           <w:tcPr>
-            <w:tcW w:type="dxa" w:w="3120"/>
+            <w:tcW w:type="dxa" w:w="2160"/>
             <w:shd w:fill="F8FAFC"/>
             <w:tcMar>
-              <w:top w:w="55" w:type="dxa"/>
-              <w:bottom w:w="55" w:type="dxa"/>
-              <w:left w:w="80" w:type="dxa"/>
-              <w:right w:w="80" w:type="dxa"/>
+              <w:top w:w="45" w:type="dxa"/>
+              <w:bottom w:w="45" w:type="dxa"/>
+              <w:left w:w="75" w:type="dxa"/>
+              <w:right w:w="75" w:type="dxa"/>
             </w:tcMar>
           </w:tcPr>
           <w:p>
+            <w:pPr>
+              <w:keepNext/>
+            </w:pPr>
             <w:r>
               <w:rPr>
                 <w:sz w:val="17"/>
@@ -1074,16 +1178,19 @@
         </w:tc>
         <w:tc>
           <w:tcPr>
-            <w:tcW w:type="dxa" w:w="3120"/>
+            <w:tcW w:type="dxa" w:w="4032"/>
             <w:shd w:fill="F8FAFC"/>
             <w:tcMar>
-              <w:top w:w="55" w:type="dxa"/>
-              <w:bottom w:w="55" w:type="dxa"/>
-              <w:left w:w="80" w:type="dxa"/>
-              <w:right w:w="80" w:type="dxa"/>
+              <w:top w:w="45" w:type="dxa"/>
+              <w:bottom w:w="45" w:type="dxa"/>
+              <w:left w:w="75" w:type="dxa"/>
+              <w:right w:w="75" w:type="dxa"/>
             </w:tcMar>
           </w:tcPr>
           <w:p>
+            <w:pPr>
+              <w:keepNext/>
+            </w:pPr>
             <w:r>
               <w:rPr>
                 <w:sz w:val="17"/>
@@ -1094,18 +1201,24 @@
         </w:tc>
       </w:tr>
       <w:tr>
+        <w:trPr>
+          <w:cantSplit/>
+        </w:trPr>
         <w:tc>
           <w:tcPr>
-            <w:tcW w:type="dxa" w:w="3120"/>
+            <w:tcW w:type="dxa" w:w="3168"/>
             <w:shd w:fill="FFFFFF"/>
             <w:tcMar>
-              <w:top w:w="55" w:type="dxa"/>
-              <w:bottom w:w="55" w:type="dxa"/>
-              <w:left w:w="80" w:type="dxa"/>
-              <w:right w:w="80" w:type="dxa"/>
+              <w:top w:w="45" w:type="dxa"/>
+              <w:bottom w:w="45" w:type="dxa"/>
+              <w:left w:w="75" w:type="dxa"/>
+              <w:right w:w="75" w:type="dxa"/>
             </w:tcMar>
           </w:tcPr>
           <w:p>
+            <w:pPr>
+              <w:keepNext/>
+            </w:pPr>
             <w:r>
               <w:rPr>
                 <w:rFonts w:ascii="Consolas" w:hAnsi="Consolas"/>
@@ -1119,16 +1232,19 @@
         </w:tc>
         <w:tc>
           <w:tcPr>
-            <w:tcW w:type="dxa" w:w="3120"/>
+            <w:tcW w:type="dxa" w:w="2160"/>
             <w:shd w:fill="FFFFFF"/>
             <w:tcMar>
-              <w:top w:w="55" w:type="dxa"/>
-              <w:bottom w:w="55" w:type="dxa"/>
-              <w:left w:w="80" w:type="dxa"/>
-              <w:right w:w="80" w:type="dxa"/>
+              <w:top w:w="45" w:type="dxa"/>
+              <w:bottom w:w="45" w:type="dxa"/>
+              <w:left w:w="75" w:type="dxa"/>
+              <w:right w:w="75" w:type="dxa"/>
             </w:tcMar>
           </w:tcPr>
           <w:p>
+            <w:pPr>
+              <w:keepNext/>
+            </w:pPr>
             <w:r>
               <w:rPr>
                 <w:sz w:val="17"/>
@@ -1139,16 +1255,19 @@
         </w:tc>
         <w:tc>
           <w:tcPr>
-            <w:tcW w:type="dxa" w:w="3120"/>
+            <w:tcW w:type="dxa" w:w="4032"/>
             <w:shd w:fill="FFFFFF"/>
             <w:tcMar>
-              <w:top w:w="55" w:type="dxa"/>
-              <w:bottom w:w="55" w:type="dxa"/>
-              <w:left w:w="80" w:type="dxa"/>
-              <w:right w:w="80" w:type="dxa"/>
+              <w:top w:w="45" w:type="dxa"/>
+              <w:bottom w:w="45" w:type="dxa"/>
+              <w:left w:w="75" w:type="dxa"/>
+              <w:right w:w="75" w:type="dxa"/>
             </w:tcMar>
           </w:tcPr>
           <w:p>
+            <w:pPr>
+              <w:keepNext/>
+            </w:pPr>
             <w:r>
               <w:rPr>
                 <w:sz w:val="17"/>
@@ -1159,18 +1278,24 @@
         </w:tc>
       </w:tr>
       <w:tr>
+        <w:trPr>
+          <w:cantSplit/>
+        </w:trPr>
         <w:tc>
           <w:tcPr>
-            <w:tcW w:type="dxa" w:w="3120"/>
+            <w:tcW w:type="dxa" w:w="3168"/>
             <w:shd w:fill="F8FAFC"/>
             <w:tcMar>
-              <w:top w:w="55" w:type="dxa"/>
-              <w:bottom w:w="55" w:type="dxa"/>
-              <w:left w:w="80" w:type="dxa"/>
-              <w:right w:w="80" w:type="dxa"/>
+              <w:top w:w="45" w:type="dxa"/>
+              <w:bottom w:w="45" w:type="dxa"/>
+              <w:left w:w="75" w:type="dxa"/>
+              <w:right w:w="75" w:type="dxa"/>
             </w:tcMar>
           </w:tcPr>
           <w:p>
+            <w:pPr>
+              <w:keepNext/>
+            </w:pPr>
             <w:r>
               <w:rPr>
                 <w:rFonts w:ascii="Consolas" w:hAnsi="Consolas"/>
@@ -1184,16 +1309,19 @@
         </w:tc>
         <w:tc>
           <w:tcPr>
-            <w:tcW w:type="dxa" w:w="3120"/>
+            <w:tcW w:type="dxa" w:w="2160"/>
             <w:shd w:fill="F8FAFC"/>
             <w:tcMar>
-              <w:top w:w="55" w:type="dxa"/>
-              <w:bottom w:w="55" w:type="dxa"/>
-              <w:left w:w="80" w:type="dxa"/>
-              <w:right w:w="80" w:type="dxa"/>
+              <w:top w:w="45" w:type="dxa"/>
+              <w:bottom w:w="45" w:type="dxa"/>
+              <w:left w:w="75" w:type="dxa"/>
+              <w:right w:w="75" w:type="dxa"/>
             </w:tcMar>
           </w:tcPr>
           <w:p>
+            <w:pPr>
+              <w:keepNext/>
+            </w:pPr>
             <w:r>
               <w:rPr>
                 <w:sz w:val="17"/>
@@ -1204,16 +1332,19 @@
         </w:tc>
         <w:tc>
           <w:tcPr>
-            <w:tcW w:type="dxa" w:w="3120"/>
+            <w:tcW w:type="dxa" w:w="4032"/>
             <w:shd w:fill="F8FAFC"/>
             <w:tcMar>
-              <w:top w:w="55" w:type="dxa"/>
-              <w:bottom w:w="55" w:type="dxa"/>
-              <w:left w:w="80" w:type="dxa"/>
-              <w:right w:w="80" w:type="dxa"/>
+              <w:top w:w="45" w:type="dxa"/>
+              <w:bottom w:w="45" w:type="dxa"/>
+              <w:left w:w="75" w:type="dxa"/>
+              <w:right w:w="75" w:type="dxa"/>
             </w:tcMar>
           </w:tcPr>
           <w:p>
+            <w:pPr>
+              <w:keepNext/>
+            </w:pPr>
             <w:r>
               <w:rPr>
                 <w:sz w:val="17"/>
@@ -1224,18 +1355,24 @@
         </w:tc>
       </w:tr>
       <w:tr>
+        <w:trPr>
+          <w:cantSplit/>
+        </w:trPr>
         <w:tc>
           <w:tcPr>
-            <w:tcW w:type="dxa" w:w="3120"/>
+            <w:tcW w:type="dxa" w:w="3168"/>
             <w:shd w:fill="FFFFFF"/>
             <w:tcMar>
-              <w:top w:w="55" w:type="dxa"/>
-              <w:bottom w:w="55" w:type="dxa"/>
-              <w:left w:w="80" w:type="dxa"/>
-              <w:right w:w="80" w:type="dxa"/>
+              <w:top w:w="45" w:type="dxa"/>
+              <w:bottom w:w="45" w:type="dxa"/>
+              <w:left w:w="75" w:type="dxa"/>
+              <w:right w:w="75" w:type="dxa"/>
             </w:tcMar>
           </w:tcPr>
           <w:p>
+            <w:pPr>
+              <w:keepNext/>
+            </w:pPr>
             <w:r>
               <w:rPr>
                 <w:rFonts w:ascii="Consolas" w:hAnsi="Consolas"/>
@@ -1249,16 +1386,19 @@
         </w:tc>
         <w:tc>
           <w:tcPr>
-            <w:tcW w:type="dxa" w:w="3120"/>
+            <w:tcW w:type="dxa" w:w="2160"/>
             <w:shd w:fill="FFFFFF"/>
             <w:tcMar>
-              <w:top w:w="55" w:type="dxa"/>
-              <w:bottom w:w="55" w:type="dxa"/>
-              <w:left w:w="80" w:type="dxa"/>
-              <w:right w:w="80" w:type="dxa"/>
+              <w:top w:w="45" w:type="dxa"/>
+              <w:bottom w:w="45" w:type="dxa"/>
+              <w:left w:w="75" w:type="dxa"/>
+              <w:right w:w="75" w:type="dxa"/>
             </w:tcMar>
           </w:tcPr>
           <w:p>
+            <w:pPr>
+              <w:keepNext/>
+            </w:pPr>
             <w:r>
               <w:rPr>
                 <w:sz w:val="17"/>
@@ -1269,16 +1409,19 @@
         </w:tc>
         <w:tc>
           <w:tcPr>
-            <w:tcW w:type="dxa" w:w="3120"/>
+            <w:tcW w:type="dxa" w:w="4032"/>
             <w:shd w:fill="FFFFFF"/>
             <w:tcMar>
-              <w:top w:w="55" w:type="dxa"/>
-              <w:bottom w:w="55" w:type="dxa"/>
-              <w:left w:w="80" w:type="dxa"/>
-              <w:right w:w="80" w:type="dxa"/>
+              <w:top w:w="45" w:type="dxa"/>
+              <w:bottom w:w="45" w:type="dxa"/>
+              <w:left w:w="75" w:type="dxa"/>
+              <w:right w:w="75" w:type="dxa"/>
             </w:tcMar>
           </w:tcPr>
           <w:p>
+            <w:pPr>
+              <w:keepNext/>
+            </w:pPr>
             <w:r>
               <w:rPr>
                 <w:sz w:val="17"/>
@@ -1289,18 +1432,24 @@
         </w:tc>
       </w:tr>
       <w:tr>
+        <w:trPr>
+          <w:cantSplit/>
+        </w:trPr>
         <w:tc>
           <w:tcPr>
-            <w:tcW w:type="dxa" w:w="3120"/>
+            <w:tcW w:type="dxa" w:w="3168"/>
             <w:shd w:fill="F8FAFC"/>
             <w:tcMar>
-              <w:top w:w="55" w:type="dxa"/>
-              <w:bottom w:w="55" w:type="dxa"/>
-              <w:left w:w="80" w:type="dxa"/>
-              <w:right w:w="80" w:type="dxa"/>
+              <w:top w:w="45" w:type="dxa"/>
+              <w:bottom w:w="45" w:type="dxa"/>
+              <w:left w:w="75" w:type="dxa"/>
+              <w:right w:w="75" w:type="dxa"/>
             </w:tcMar>
           </w:tcPr>
           <w:p>
+            <w:pPr>
+              <w:keepNext/>
+            </w:pPr>
             <w:r>
               <w:rPr>
                 <w:rFonts w:ascii="Consolas" w:hAnsi="Consolas"/>
@@ -1314,16 +1463,19 @@
         </w:tc>
         <w:tc>
           <w:tcPr>
-            <w:tcW w:type="dxa" w:w="3120"/>
+            <w:tcW w:type="dxa" w:w="2160"/>
             <w:shd w:fill="F8FAFC"/>
             <w:tcMar>
-              <w:top w:w="55" w:type="dxa"/>
-              <w:bottom w:w="55" w:type="dxa"/>
-              <w:left w:w="80" w:type="dxa"/>
-              <w:right w:w="80" w:type="dxa"/>
+              <w:top w:w="45" w:type="dxa"/>
+              <w:bottom w:w="45" w:type="dxa"/>
+              <w:left w:w="75" w:type="dxa"/>
+              <w:right w:w="75" w:type="dxa"/>
             </w:tcMar>
           </w:tcPr>
           <w:p>
+            <w:pPr>
+              <w:keepNext/>
+            </w:pPr>
             <w:r>
               <w:rPr>
                 <w:sz w:val="17"/>
@@ -1334,16 +1486,19 @@
         </w:tc>
         <w:tc>
           <w:tcPr>
-            <w:tcW w:type="dxa" w:w="3120"/>
+            <w:tcW w:type="dxa" w:w="4032"/>
             <w:shd w:fill="F8FAFC"/>
             <w:tcMar>
-              <w:top w:w="55" w:type="dxa"/>
-              <w:bottom w:w="55" w:type="dxa"/>
-              <w:left w:w="80" w:type="dxa"/>
-              <w:right w:w="80" w:type="dxa"/>
+              <w:top w:w="45" w:type="dxa"/>
+              <w:bottom w:w="45" w:type="dxa"/>
+              <w:left w:w="75" w:type="dxa"/>
+              <w:right w:w="75" w:type="dxa"/>
             </w:tcMar>
           </w:tcPr>
           <w:p>
+            <w:pPr>
+              <w:keepNext/>
+            </w:pPr>
             <w:r>
               <w:rPr>
                 <w:sz w:val="17"/>
@@ -1354,15 +1509,18 @@
         </w:tc>
       </w:tr>
       <w:tr>
+        <w:trPr>
+          <w:cantSplit/>
+        </w:trPr>
         <w:tc>
           <w:tcPr>
-            <w:tcW w:type="dxa" w:w="3120"/>
+            <w:tcW w:type="dxa" w:w="3168"/>
             <w:shd w:fill="FFFFFF"/>
             <w:tcMar>
-              <w:top w:w="55" w:type="dxa"/>
-              <w:bottom w:w="55" w:type="dxa"/>
-              <w:left w:w="80" w:type="dxa"/>
-              <w:right w:w="80" w:type="dxa"/>
+              <w:top w:w="45" w:type="dxa"/>
+              <w:bottom w:w="45" w:type="dxa"/>
+              <w:left w:w="75" w:type="dxa"/>
+              <w:right w:w="75" w:type="dxa"/>
             </w:tcMar>
           </w:tcPr>
           <w:p>
@@ -1379,13 +1537,13 @@
         </w:tc>
         <w:tc>
           <w:tcPr>
-            <w:tcW w:type="dxa" w:w="3120"/>
+            <w:tcW w:type="dxa" w:w="2160"/>
             <w:shd w:fill="FFFFFF"/>
             <w:tcMar>
-              <w:top w:w="55" w:type="dxa"/>
-              <w:bottom w:w="55" w:type="dxa"/>
-              <w:left w:w="80" w:type="dxa"/>
-              <w:right w:w="80" w:type="dxa"/>
+              <w:top w:w="45" w:type="dxa"/>
+              <w:bottom w:w="45" w:type="dxa"/>
+              <w:left w:w="75" w:type="dxa"/>
+              <w:right w:w="75" w:type="dxa"/>
             </w:tcMar>
           </w:tcPr>
           <w:p>
@@ -1399,13 +1557,13 @@
         </w:tc>
         <w:tc>
           <w:tcPr>
-            <w:tcW w:type="dxa" w:w="3120"/>
+            <w:tcW w:type="dxa" w:w="4032"/>
             <w:shd w:fill="FFFFFF"/>
             <w:tcMar>
-              <w:top w:w="55" w:type="dxa"/>
-              <w:bottom w:w="55" w:type="dxa"/>
-              <w:left w:w="80" w:type="dxa"/>
-              <w:right w:w="80" w:type="dxa"/>
+              <w:top w:w="45" w:type="dxa"/>
+              <w:bottom w:w="45" w:type="dxa"/>
+              <w:left w:w="75" w:type="dxa"/>
+              <w:right w:w="75" w:type="dxa"/>
             </w:tcMar>
           </w:tcPr>
           <w:p>
@@ -1423,6 +1581,11 @@
       <w:pPr>
         <w:spacing w:after="160"/>
       </w:pPr>
+    </w:p>
+    <w:p>
+      <w:r>
+        <w:br w:type="page"/>
+      </w:r>
     </w:p>
     <w:p>
       <w:pPr>
@@ -1487,7 +1650,7 @@
       <w:r>
         <w:drawing>
           <wp:inline xmlns:a="http://schemas.openxmlformats.org/drawingml/2006/main" xmlns:pic="http://schemas.openxmlformats.org/drawingml/2006/picture">
-            <wp:extent cx="5669280" cy="3685032"/>
+            <wp:extent cx="5486400" cy="3578087"/>
             <wp:docPr id="2" name="Picture 2"/>
             <wp:cNvGraphicFramePr>
               <a:graphicFrameLocks noChangeAspect="1"/>
@@ -1508,7 +1671,7 @@
                   <pic:spPr>
                     <a:xfrm>
                       <a:off x="0" y="0"/>
-                      <a:ext cx="5669280" cy="3685032"/>
+                      <a:ext cx="5486400" cy="3578087"/>
                     </a:xfrm>
                     <a:prstGeom prst="rect"/>
                   </pic:spPr>
@@ -1598,6 +1761,11 @@
       </w:r>
     </w:p>
     <w:p>
+      <w:r>
+        <w:br w:type="page"/>
+      </w:r>
+    </w:p>
+    <w:p>
       <w:pPr>
         <w:keepNext/>
         <w:spacing w:before="360" w:after="120"/>
@@ -1614,13 +1782,14 @@
     </w:p>
     <w:p>
       <w:pPr>
+        <w:keepNext/>
         <w:spacing w:after="120" w:line="276" w:lineRule="auto"/>
       </w:pPr>
       <w:r>
         <w:rPr>
           <w:color w:val="374151"/>
         </w:rPr>
-        <w:t>The frontend communicates with the backend asynchronously through JSON-encoded HTTP REST requests. The API surface provides the following endpoints:</w:t>
+        <w:t>The frontend communicates with the backend asynchronously through JSON-encoded HTTP REST requests. Table 2 details the complete RESTful endpoint specification:</w:t>
       </w:r>
     </w:p>
     <w:tbl>
@@ -1636,18 +1805,25 @@
         <w:gridCol w:w="2340"/>
       </w:tblGrid>
       <w:tr>
+        <w:trPr>
+          <w:cantSplit/>
+          <w:tblHeader/>
+        </w:trPr>
         <w:tc>
           <w:tcPr>
-            <w:tcW w:type="dxa" w:w="2340"/>
+            <w:tcW w:type="dxa" w:w="1296"/>
             <w:shd w:fill="1E3A8A"/>
             <w:tcMar>
-              <w:top w:w="70" w:type="dxa"/>
-              <w:bottom w:w="70" w:type="dxa"/>
-              <w:left w:w="80" w:type="dxa"/>
-              <w:right w:w="80" w:type="dxa"/>
+              <w:top w:w="60" w:type="dxa"/>
+              <w:bottom w:w="60" w:type="dxa"/>
+              <w:left w:w="75" w:type="dxa"/>
+              <w:right w:w="75" w:type="dxa"/>
             </w:tcMar>
           </w:tcPr>
           <w:p>
+            <w:pPr>
+              <w:keepNext/>
+            </w:pPr>
             <w:r>
               <w:rPr>
                 <w:b/>
@@ -1660,16 +1836,19 @@
         </w:tc>
         <w:tc>
           <w:tcPr>
-            <w:tcW w:type="dxa" w:w="2340"/>
+            <w:tcW w:type="dxa" w:w="1872"/>
             <w:shd w:fill="1E3A8A"/>
             <w:tcMar>
-              <w:top w:w="70" w:type="dxa"/>
-              <w:bottom w:w="70" w:type="dxa"/>
-              <w:left w:w="80" w:type="dxa"/>
-              <w:right w:w="80" w:type="dxa"/>
+              <w:top w:w="60" w:type="dxa"/>
+              <w:bottom w:w="60" w:type="dxa"/>
+              <w:left w:w="75" w:type="dxa"/>
+              <w:right w:w="75" w:type="dxa"/>
             </w:tcMar>
           </w:tcPr>
           <w:p>
+            <w:pPr>
+              <w:keepNext/>
+            </w:pPr>
             <w:r>
               <w:rPr>
                 <w:b/>
@@ -1682,16 +1861,19 @@
         </w:tc>
         <w:tc>
           <w:tcPr>
-            <w:tcW w:type="dxa" w:w="2340"/>
+            <w:tcW w:type="dxa" w:w="2448"/>
             <w:shd w:fill="1E3A8A"/>
             <w:tcMar>
-              <w:top w:w="70" w:type="dxa"/>
-              <w:bottom w:w="70" w:type="dxa"/>
-              <w:left w:w="80" w:type="dxa"/>
-              <w:right w:w="80" w:type="dxa"/>
+              <w:top w:w="60" w:type="dxa"/>
+              <w:bottom w:w="60" w:type="dxa"/>
+              <w:left w:w="75" w:type="dxa"/>
+              <w:right w:w="75" w:type="dxa"/>
             </w:tcMar>
           </w:tcPr>
           <w:p>
+            <w:pPr>
+              <w:keepNext/>
+            </w:pPr>
             <w:r>
               <w:rPr>
                 <w:b/>
@@ -1704,16 +1886,19 @@
         </w:tc>
         <w:tc>
           <w:tcPr>
-            <w:tcW w:type="dxa" w:w="2340"/>
+            <w:tcW w:type="dxa" w:w="3744"/>
             <w:shd w:fill="1E3A8A"/>
             <w:tcMar>
-              <w:top w:w="70" w:type="dxa"/>
-              <w:bottom w:w="70" w:type="dxa"/>
-              <w:left w:w="80" w:type="dxa"/>
-              <w:right w:w="80" w:type="dxa"/>
+              <w:top w:w="60" w:type="dxa"/>
+              <w:bottom w:w="60" w:type="dxa"/>
+              <w:left w:w="75" w:type="dxa"/>
+              <w:right w:w="75" w:type="dxa"/>
             </w:tcMar>
           </w:tcPr>
           <w:p>
+            <w:pPr>
+              <w:keepNext/>
+            </w:pPr>
             <w:r>
               <w:rPr>
                 <w:b/>
@@ -1726,18 +1911,24 @@
         </w:tc>
       </w:tr>
       <w:tr>
+        <w:trPr>
+          <w:cantSplit/>
+        </w:trPr>
         <w:tc>
           <w:tcPr>
-            <w:tcW w:type="dxa" w:w="2340"/>
+            <w:tcW w:type="dxa" w:w="1296"/>
             <w:shd w:fill="F8FAFC"/>
             <w:tcMar>
-              <w:top w:w="55" w:type="dxa"/>
-              <w:bottom w:w="55" w:type="dxa"/>
-              <w:left w:w="70" w:type="dxa"/>
-              <w:right w:w="70" w:type="dxa"/>
+              <w:top w:w="45" w:type="dxa"/>
+              <w:bottom w:w="45" w:type="dxa"/>
+              <w:left w:w="65" w:type="dxa"/>
+              <w:right w:w="65" w:type="dxa"/>
             </w:tcMar>
           </w:tcPr>
           <w:p>
+            <w:pPr>
+              <w:keepNext/>
+            </w:pPr>
             <w:r>
               <w:rPr>
                 <w:rFonts w:ascii="Consolas" w:hAnsi="Consolas"/>
@@ -1750,16 +1941,19 @@
         </w:tc>
         <w:tc>
           <w:tcPr>
-            <w:tcW w:type="dxa" w:w="2340"/>
+            <w:tcW w:type="dxa" w:w="1872"/>
             <w:shd w:fill="F8FAFC"/>
             <w:tcMar>
-              <w:top w:w="55" w:type="dxa"/>
-              <w:bottom w:w="55" w:type="dxa"/>
-              <w:left w:w="70" w:type="dxa"/>
-              <w:right w:w="70" w:type="dxa"/>
+              <w:top w:w="45" w:type="dxa"/>
+              <w:bottom w:w="45" w:type="dxa"/>
+              <w:left w:w="65" w:type="dxa"/>
+              <w:right w:w="65" w:type="dxa"/>
             </w:tcMar>
           </w:tcPr>
           <w:p>
+            <w:pPr>
+              <w:keepNext/>
+            </w:pPr>
             <w:r>
               <w:rPr>
                 <w:rFonts w:ascii="Consolas" w:hAnsi="Consolas"/>
@@ -1772,16 +1966,19 @@
         </w:tc>
         <w:tc>
           <w:tcPr>
-            <w:tcW w:type="dxa" w:w="2340"/>
+            <w:tcW w:type="dxa" w:w="2448"/>
             <w:shd w:fill="F8FAFC"/>
             <w:tcMar>
-              <w:top w:w="55" w:type="dxa"/>
-              <w:bottom w:w="55" w:type="dxa"/>
-              <w:left w:w="70" w:type="dxa"/>
-              <w:right w:w="70" w:type="dxa"/>
+              <w:top w:w="45" w:type="dxa"/>
+              <w:bottom w:w="45" w:type="dxa"/>
+              <w:left w:w="65" w:type="dxa"/>
+              <w:right w:w="65" w:type="dxa"/>
             </w:tcMar>
           </w:tcPr>
           <w:p>
+            <w:pPr>
+              <w:keepNext/>
+            </w:pPr>
             <w:r>
               <w:rPr>
                 <w:sz w:val="17"/>
@@ -1792,16 +1989,19 @@
         </w:tc>
         <w:tc>
           <w:tcPr>
-            <w:tcW w:type="dxa" w:w="2340"/>
+            <w:tcW w:type="dxa" w:w="3744"/>
             <w:shd w:fill="F8FAFC"/>
             <w:tcMar>
-              <w:top w:w="55" w:type="dxa"/>
-              <w:bottom w:w="55" w:type="dxa"/>
-              <w:left w:w="70" w:type="dxa"/>
-              <w:right w:w="70" w:type="dxa"/>
+              <w:top w:w="45" w:type="dxa"/>
+              <w:bottom w:w="45" w:type="dxa"/>
+              <w:left w:w="65" w:type="dxa"/>
+              <w:right w:w="65" w:type="dxa"/>
             </w:tcMar>
           </w:tcPr>
           <w:p>
+            <w:pPr>
+              <w:keepNext/>
+            </w:pPr>
             <w:r>
               <w:rPr>
                 <w:sz w:val="17"/>
@@ -1812,15 +2012,422 @@
         </w:tc>
       </w:tr>
       <w:tr>
+        <w:trPr>
+          <w:cantSplit/>
+        </w:trPr>
         <w:tc>
           <w:tcPr>
-            <w:tcW w:type="dxa" w:w="2340"/>
+            <w:tcW w:type="dxa" w:w="1296"/>
             <w:shd w:fill="FFFFFF"/>
             <w:tcMar>
-              <w:top w:w="55" w:type="dxa"/>
-              <w:bottom w:w="55" w:type="dxa"/>
-              <w:left w:w="70" w:type="dxa"/>
-              <w:right w:w="70" w:type="dxa"/>
+              <w:top w:w="45" w:type="dxa"/>
+              <w:bottom w:w="45" w:type="dxa"/>
+              <w:left w:w="65" w:type="dxa"/>
+              <w:right w:w="65" w:type="dxa"/>
+            </w:tcMar>
+          </w:tcPr>
+          <w:p>
+            <w:pPr>
+              <w:keepNext/>
+            </w:pPr>
+            <w:r>
+              <w:rPr>
+                <w:rFonts w:ascii="Consolas" w:hAnsi="Consolas"/>
+                <w:b/>
+                <w:sz w:val="17"/>
+              </w:rPr>
+              <w:t>GET</w:t>
+            </w:r>
+          </w:p>
+        </w:tc>
+        <w:tc>
+          <w:tcPr>
+            <w:tcW w:type="dxa" w:w="1872"/>
+            <w:shd w:fill="FFFFFF"/>
+            <w:tcMar>
+              <w:top w:w="45" w:type="dxa"/>
+              <w:bottom w:w="45" w:type="dxa"/>
+              <w:left w:w="65" w:type="dxa"/>
+              <w:right w:w="65" w:type="dxa"/>
+            </w:tcMar>
+          </w:tcPr>
+          <w:p>
+            <w:pPr>
+              <w:keepNext/>
+            </w:pPr>
+            <w:r>
+              <w:rPr>
+                <w:rFonts w:ascii="Consolas" w:hAnsi="Consolas"/>
+                <w:b/>
+                <w:sz w:val="17"/>
+              </w:rPr>
+              <w:t>/api/history</w:t>
+            </w:r>
+          </w:p>
+        </w:tc>
+        <w:tc>
+          <w:tcPr>
+            <w:tcW w:type="dxa" w:w="2448"/>
+            <w:shd w:fill="FFFFFF"/>
+            <w:tcMar>
+              <w:top w:w="45" w:type="dxa"/>
+              <w:bottom w:w="45" w:type="dxa"/>
+              <w:left w:w="65" w:type="dxa"/>
+              <w:right w:w="65" w:type="dxa"/>
+            </w:tcMar>
+          </w:tcPr>
+          <w:p>
+            <w:pPr>
+              <w:keepNext/>
+            </w:pPr>
+            <w:r>
+              <w:rPr>
+                <w:sz w:val="17"/>
+              </w:rPr>
+              <w:t>?limit=50&amp;offset=0</w:t>
+            </w:r>
+          </w:p>
+        </w:tc>
+        <w:tc>
+          <w:tcPr>
+            <w:tcW w:type="dxa" w:w="3744"/>
+            <w:shd w:fill="FFFFFF"/>
+            <w:tcMar>
+              <w:top w:w="45" w:type="dxa"/>
+              <w:bottom w:w="45" w:type="dxa"/>
+              <w:left w:w="65" w:type="dxa"/>
+              <w:right w:w="65" w:type="dxa"/>
+            </w:tcMar>
+          </w:tcPr>
+          <w:p>
+            <w:pPr>
+              <w:keepNext/>
+            </w:pPr>
+            <w:r>
+              <w:rPr>
+                <w:sz w:val="17"/>
+              </w:rPr>
+              <w:t>Retrieves timestamped conversion logs from SQLite database</w:t>
+            </w:r>
+          </w:p>
+        </w:tc>
+      </w:tr>
+      <w:tr>
+        <w:trPr>
+          <w:cantSplit/>
+        </w:trPr>
+        <w:tc>
+          <w:tcPr>
+            <w:tcW w:type="dxa" w:w="1296"/>
+            <w:shd w:fill="F8FAFC"/>
+            <w:tcMar>
+              <w:top w:w="45" w:type="dxa"/>
+              <w:bottom w:w="45" w:type="dxa"/>
+              <w:left w:w="65" w:type="dxa"/>
+              <w:right w:w="65" w:type="dxa"/>
+            </w:tcMar>
+          </w:tcPr>
+          <w:p>
+            <w:pPr>
+              <w:keepNext/>
+            </w:pPr>
+            <w:r>
+              <w:rPr>
+                <w:rFonts w:ascii="Consolas" w:hAnsi="Consolas"/>
+                <w:b/>
+                <w:sz w:val="17"/>
+              </w:rPr>
+              <w:t>DELETE</w:t>
+            </w:r>
+          </w:p>
+        </w:tc>
+        <w:tc>
+          <w:tcPr>
+            <w:tcW w:type="dxa" w:w="1872"/>
+            <w:shd w:fill="F8FAFC"/>
+            <w:tcMar>
+              <w:top w:w="45" w:type="dxa"/>
+              <w:bottom w:w="45" w:type="dxa"/>
+              <w:left w:w="65" w:type="dxa"/>
+              <w:right w:w="65" w:type="dxa"/>
+            </w:tcMar>
+          </w:tcPr>
+          <w:p>
+            <w:pPr>
+              <w:keepNext/>
+            </w:pPr>
+            <w:r>
+              <w:rPr>
+                <w:rFonts w:ascii="Consolas" w:hAnsi="Consolas"/>
+                <w:b/>
+                <w:sz w:val="17"/>
+              </w:rPr>
+              <w:t>/api/history</w:t>
+            </w:r>
+          </w:p>
+        </w:tc>
+        <w:tc>
+          <w:tcPr>
+            <w:tcW w:type="dxa" w:w="2448"/>
+            <w:shd w:fill="F8FAFC"/>
+            <w:tcMar>
+              <w:top w:w="45" w:type="dxa"/>
+              <w:bottom w:w="45" w:type="dxa"/>
+              <w:left w:w="65" w:type="dxa"/>
+              <w:right w:w="65" w:type="dxa"/>
+            </w:tcMar>
+          </w:tcPr>
+          <w:p>
+            <w:pPr>
+              <w:keepNext/>
+            </w:pPr>
+            <w:r>
+              <w:rPr>
+                <w:sz w:val="17"/>
+              </w:rPr>
+              <w:t>None</w:t>
+            </w:r>
+          </w:p>
+        </w:tc>
+        <w:tc>
+          <w:tcPr>
+            <w:tcW w:type="dxa" w:w="3744"/>
+            <w:shd w:fill="F8FAFC"/>
+            <w:tcMar>
+              <w:top w:w="45" w:type="dxa"/>
+              <w:bottom w:w="45" w:type="dxa"/>
+              <w:left w:w="65" w:type="dxa"/>
+              <w:right w:w="65" w:type="dxa"/>
+            </w:tcMar>
+          </w:tcPr>
+          <w:p>
+            <w:pPr>
+              <w:keepNext/>
+            </w:pPr>
+            <w:r>
+              <w:rPr>
+                <w:sz w:val="17"/>
+              </w:rPr>
+              <w:t>Purges database conversion records and reclaims storage via VACUUM</w:t>
+            </w:r>
+          </w:p>
+        </w:tc>
+      </w:tr>
+      <w:tr>
+        <w:trPr>
+          <w:cantSplit/>
+        </w:trPr>
+        <w:tc>
+          <w:tcPr>
+            <w:tcW w:type="dxa" w:w="1296"/>
+            <w:shd w:fill="FFFFFF"/>
+            <w:tcMar>
+              <w:top w:w="45" w:type="dxa"/>
+              <w:bottom w:w="45" w:type="dxa"/>
+              <w:left w:w="65" w:type="dxa"/>
+              <w:right w:w="65" w:type="dxa"/>
+            </w:tcMar>
+          </w:tcPr>
+          <w:p>
+            <w:pPr>
+              <w:keepNext/>
+            </w:pPr>
+            <w:r>
+              <w:rPr>
+                <w:rFonts w:ascii="Consolas" w:hAnsi="Consolas"/>
+                <w:b/>
+                <w:sz w:val="17"/>
+              </w:rPr>
+              <w:t>GET</w:t>
+            </w:r>
+          </w:p>
+        </w:tc>
+        <w:tc>
+          <w:tcPr>
+            <w:tcW w:type="dxa" w:w="1872"/>
+            <w:shd w:fill="FFFFFF"/>
+            <w:tcMar>
+              <w:top w:w="45" w:type="dxa"/>
+              <w:bottom w:w="45" w:type="dxa"/>
+              <w:left w:w="65" w:type="dxa"/>
+              <w:right w:w="65" w:type="dxa"/>
+            </w:tcMar>
+          </w:tcPr>
+          <w:p>
+            <w:pPr>
+              <w:keepNext/>
+            </w:pPr>
+            <w:r>
+              <w:rPr>
+                <w:rFonts w:ascii="Consolas" w:hAnsi="Consolas"/>
+                <w:b/>
+                <w:sz w:val="17"/>
+              </w:rPr>
+              <w:t>/api/stats</w:t>
+            </w:r>
+          </w:p>
+        </w:tc>
+        <w:tc>
+          <w:tcPr>
+            <w:tcW w:type="dxa" w:w="2448"/>
+            <w:shd w:fill="FFFFFF"/>
+            <w:tcMar>
+              <w:top w:w="45" w:type="dxa"/>
+              <w:bottom w:w="45" w:type="dxa"/>
+              <w:left w:w="65" w:type="dxa"/>
+              <w:right w:w="65" w:type="dxa"/>
+            </w:tcMar>
+          </w:tcPr>
+          <w:p>
+            <w:pPr>
+              <w:keepNext/>
+            </w:pPr>
+            <w:r>
+              <w:rPr>
+                <w:sz w:val="17"/>
+              </w:rPr>
+              <w:t>None</w:t>
+            </w:r>
+          </w:p>
+        </w:tc>
+        <w:tc>
+          <w:tcPr>
+            <w:tcW w:type="dxa" w:w="3744"/>
+            <w:shd w:fill="FFFFFF"/>
+            <w:tcMar>
+              <w:top w:w="45" w:type="dxa"/>
+              <w:bottom w:w="45" w:type="dxa"/>
+              <w:left w:w="65" w:type="dxa"/>
+              <w:right w:w="65" w:type="dxa"/>
+            </w:tcMar>
+          </w:tcPr>
+          <w:p>
+            <w:pPr>
+              <w:keepNext/>
+            </w:pPr>
+            <w:r>
+              <w:rPr>
+                <w:sz w:val="17"/>
+              </w:rPr>
+              <w:t>Returns total conversions count, most frequent scales, and recorded extremes</w:t>
+            </w:r>
+          </w:p>
+        </w:tc>
+      </w:tr>
+      <w:tr>
+        <w:trPr>
+          <w:cantSplit/>
+        </w:trPr>
+        <w:tc>
+          <w:tcPr>
+            <w:tcW w:type="dxa" w:w="1296"/>
+            <w:shd w:fill="F8FAFC"/>
+            <w:tcMar>
+              <w:top w:w="45" w:type="dxa"/>
+              <w:bottom w:w="45" w:type="dxa"/>
+              <w:left w:w="65" w:type="dxa"/>
+              <w:right w:w="65" w:type="dxa"/>
+            </w:tcMar>
+          </w:tcPr>
+          <w:p>
+            <w:pPr>
+              <w:keepNext/>
+            </w:pPr>
+            <w:r>
+              <w:rPr>
+                <w:rFonts w:ascii="Consolas" w:hAnsi="Consolas"/>
+                <w:b/>
+                <w:sz w:val="17"/>
+              </w:rPr>
+              <w:t>GET</w:t>
+            </w:r>
+          </w:p>
+        </w:tc>
+        <w:tc>
+          <w:tcPr>
+            <w:tcW w:type="dxa" w:w="1872"/>
+            <w:shd w:fill="F8FAFC"/>
+            <w:tcMar>
+              <w:top w:w="45" w:type="dxa"/>
+              <w:bottom w:w="45" w:type="dxa"/>
+              <w:left w:w="65" w:type="dxa"/>
+              <w:right w:w="65" w:type="dxa"/>
+            </w:tcMar>
+          </w:tcPr>
+          <w:p>
+            <w:pPr>
+              <w:keepNext/>
+            </w:pPr>
+            <w:r>
+              <w:rPr>
+                <w:rFonts w:ascii="Consolas" w:hAnsi="Consolas"/>
+                <w:b/>
+                <w:sz w:val="17"/>
+              </w:rPr>
+              <w:t>/api/export/csv</w:t>
+            </w:r>
+          </w:p>
+        </w:tc>
+        <w:tc>
+          <w:tcPr>
+            <w:tcW w:type="dxa" w:w="2448"/>
+            <w:shd w:fill="F8FAFC"/>
+            <w:tcMar>
+              <w:top w:w="45" w:type="dxa"/>
+              <w:bottom w:w="45" w:type="dxa"/>
+              <w:left w:w="65" w:type="dxa"/>
+              <w:right w:w="65" w:type="dxa"/>
+            </w:tcMar>
+          </w:tcPr>
+          <w:p>
+            <w:pPr>
+              <w:keepNext/>
+            </w:pPr>
+            <w:r>
+              <w:rPr>
+                <w:sz w:val="17"/>
+              </w:rPr>
+              <w:t>None</w:t>
+            </w:r>
+          </w:p>
+        </w:tc>
+        <w:tc>
+          <w:tcPr>
+            <w:tcW w:type="dxa" w:w="3744"/>
+            <w:shd w:fill="F8FAFC"/>
+            <w:tcMar>
+              <w:top w:w="45" w:type="dxa"/>
+              <w:bottom w:w="45" w:type="dxa"/>
+              <w:left w:w="65" w:type="dxa"/>
+              <w:right w:w="65" w:type="dxa"/>
+            </w:tcMar>
+          </w:tcPr>
+          <w:p>
+            <w:pPr>
+              <w:keepNext/>
+            </w:pPr>
+            <w:r>
+              <w:rPr>
+                <w:sz w:val="17"/>
+              </w:rPr>
+              <w:t>Streams conversion history as a downloadable CSV spreadsheet file</w:t>
+            </w:r>
+          </w:p>
+        </w:tc>
+      </w:tr>
+      <w:tr>
+        <w:trPr>
+          <w:cantSplit/>
+        </w:trPr>
+        <w:tc>
+          <w:tcPr>
+            <w:tcW w:type="dxa" w:w="1296"/>
+            <w:shd w:fill="FFFFFF"/>
+            <w:tcMar>
+              <w:top w:w="45" w:type="dxa"/>
+              <w:bottom w:w="45" w:type="dxa"/>
+              <w:left w:w="65" w:type="dxa"/>
+              <w:right w:w="65" w:type="dxa"/>
             </w:tcMar>
           </w:tcPr>
           <w:p>
@@ -1836,357 +2443,13 @@
         </w:tc>
         <w:tc>
           <w:tcPr>
-            <w:tcW w:type="dxa" w:w="2340"/>
+            <w:tcW w:type="dxa" w:w="1872"/>
             <w:shd w:fill="FFFFFF"/>
             <w:tcMar>
-              <w:top w:w="55" w:type="dxa"/>
-              <w:bottom w:w="55" w:type="dxa"/>
-              <w:left w:w="70" w:type="dxa"/>
-              <w:right w:w="70" w:type="dxa"/>
-            </w:tcMar>
-          </w:tcPr>
-          <w:p>
-            <w:r>
-              <w:rPr>
-                <w:rFonts w:ascii="Consolas" w:hAnsi="Consolas"/>
-                <w:b/>
-                <w:sz w:val="17"/>
-              </w:rPr>
-              <w:t>/api/history</w:t>
-            </w:r>
-          </w:p>
-        </w:tc>
-        <w:tc>
-          <w:tcPr>
-            <w:tcW w:type="dxa" w:w="2340"/>
-            <w:shd w:fill="FFFFFF"/>
-            <w:tcMar>
-              <w:top w:w="55" w:type="dxa"/>
-              <w:bottom w:w="55" w:type="dxa"/>
-              <w:left w:w="70" w:type="dxa"/>
-              <w:right w:w="70" w:type="dxa"/>
-            </w:tcMar>
-          </w:tcPr>
-          <w:p>
-            <w:r>
-              <w:rPr>
-                <w:sz w:val="17"/>
-              </w:rPr>
-              <w:t>?limit=50&amp;offset=0</w:t>
-            </w:r>
-          </w:p>
-        </w:tc>
-        <w:tc>
-          <w:tcPr>
-            <w:tcW w:type="dxa" w:w="2340"/>
-            <w:shd w:fill="FFFFFF"/>
-            <w:tcMar>
-              <w:top w:w="55" w:type="dxa"/>
-              <w:bottom w:w="55" w:type="dxa"/>
-              <w:left w:w="70" w:type="dxa"/>
-              <w:right w:w="70" w:type="dxa"/>
-            </w:tcMar>
-          </w:tcPr>
-          <w:p>
-            <w:r>
-              <w:rPr>
-                <w:sz w:val="17"/>
-              </w:rPr>
-              <w:t>Retrieves timestamped conversion logs from SQLite database</w:t>
-            </w:r>
-          </w:p>
-        </w:tc>
-      </w:tr>
-      <w:tr>
-        <w:tc>
-          <w:tcPr>
-            <w:tcW w:type="dxa" w:w="2340"/>
-            <w:shd w:fill="F8FAFC"/>
-            <w:tcMar>
-              <w:top w:w="55" w:type="dxa"/>
-              <w:bottom w:w="55" w:type="dxa"/>
-              <w:left w:w="70" w:type="dxa"/>
-              <w:right w:w="70" w:type="dxa"/>
-            </w:tcMar>
-          </w:tcPr>
-          <w:p>
-            <w:r>
-              <w:rPr>
-                <w:rFonts w:ascii="Consolas" w:hAnsi="Consolas"/>
-                <w:b/>
-                <w:sz w:val="17"/>
-              </w:rPr>
-              <w:t>DELETE</w:t>
-            </w:r>
-          </w:p>
-        </w:tc>
-        <w:tc>
-          <w:tcPr>
-            <w:tcW w:type="dxa" w:w="2340"/>
-            <w:shd w:fill="F8FAFC"/>
-            <w:tcMar>
-              <w:top w:w="55" w:type="dxa"/>
-              <w:bottom w:w="55" w:type="dxa"/>
-              <w:left w:w="70" w:type="dxa"/>
-              <w:right w:w="70" w:type="dxa"/>
-            </w:tcMar>
-          </w:tcPr>
-          <w:p>
-            <w:r>
-              <w:rPr>
-                <w:rFonts w:ascii="Consolas" w:hAnsi="Consolas"/>
-                <w:b/>
-                <w:sz w:val="17"/>
-              </w:rPr>
-              <w:t>/api/history</w:t>
-            </w:r>
-          </w:p>
-        </w:tc>
-        <w:tc>
-          <w:tcPr>
-            <w:tcW w:type="dxa" w:w="2340"/>
-            <w:shd w:fill="F8FAFC"/>
-            <w:tcMar>
-              <w:top w:w="55" w:type="dxa"/>
-              <w:bottom w:w="55" w:type="dxa"/>
-              <w:left w:w="70" w:type="dxa"/>
-              <w:right w:w="70" w:type="dxa"/>
-            </w:tcMar>
-          </w:tcPr>
-          <w:p>
-            <w:r>
-              <w:rPr>
-                <w:sz w:val="17"/>
-              </w:rPr>
-              <w:t>None</w:t>
-            </w:r>
-          </w:p>
-        </w:tc>
-        <w:tc>
-          <w:tcPr>
-            <w:tcW w:type="dxa" w:w="2340"/>
-            <w:shd w:fill="F8FAFC"/>
-            <w:tcMar>
-              <w:top w:w="55" w:type="dxa"/>
-              <w:bottom w:w="55" w:type="dxa"/>
-              <w:left w:w="70" w:type="dxa"/>
-              <w:right w:w="70" w:type="dxa"/>
-            </w:tcMar>
-          </w:tcPr>
-          <w:p>
-            <w:r>
-              <w:rPr>
-                <w:sz w:val="17"/>
-              </w:rPr>
-              <w:t>Purges database conversion records and reclaims storage via VACUUM</w:t>
-            </w:r>
-          </w:p>
-        </w:tc>
-      </w:tr>
-      <w:tr>
-        <w:tc>
-          <w:tcPr>
-            <w:tcW w:type="dxa" w:w="2340"/>
-            <w:shd w:fill="FFFFFF"/>
-            <w:tcMar>
-              <w:top w:w="55" w:type="dxa"/>
-              <w:bottom w:w="55" w:type="dxa"/>
-              <w:left w:w="70" w:type="dxa"/>
-              <w:right w:w="70" w:type="dxa"/>
-            </w:tcMar>
-          </w:tcPr>
-          <w:p>
-            <w:r>
-              <w:rPr>
-                <w:rFonts w:ascii="Consolas" w:hAnsi="Consolas"/>
-                <w:b/>
-                <w:sz w:val="17"/>
-              </w:rPr>
-              <w:t>GET</w:t>
-            </w:r>
-          </w:p>
-        </w:tc>
-        <w:tc>
-          <w:tcPr>
-            <w:tcW w:type="dxa" w:w="2340"/>
-            <w:shd w:fill="FFFFFF"/>
-            <w:tcMar>
-              <w:top w:w="55" w:type="dxa"/>
-              <w:bottom w:w="55" w:type="dxa"/>
-              <w:left w:w="70" w:type="dxa"/>
-              <w:right w:w="70" w:type="dxa"/>
-            </w:tcMar>
-          </w:tcPr>
-          <w:p>
-            <w:r>
-              <w:rPr>
-                <w:rFonts w:ascii="Consolas" w:hAnsi="Consolas"/>
-                <w:b/>
-                <w:sz w:val="17"/>
-              </w:rPr>
-              <w:t>/api/stats</w:t>
-            </w:r>
-          </w:p>
-        </w:tc>
-        <w:tc>
-          <w:tcPr>
-            <w:tcW w:type="dxa" w:w="2340"/>
-            <w:shd w:fill="FFFFFF"/>
-            <w:tcMar>
-              <w:top w:w="55" w:type="dxa"/>
-              <w:bottom w:w="55" w:type="dxa"/>
-              <w:left w:w="70" w:type="dxa"/>
-              <w:right w:w="70" w:type="dxa"/>
-            </w:tcMar>
-          </w:tcPr>
-          <w:p>
-            <w:r>
-              <w:rPr>
-                <w:sz w:val="17"/>
-              </w:rPr>
-              <w:t>None</w:t>
-            </w:r>
-          </w:p>
-        </w:tc>
-        <w:tc>
-          <w:tcPr>
-            <w:tcW w:type="dxa" w:w="2340"/>
-            <w:shd w:fill="FFFFFF"/>
-            <w:tcMar>
-              <w:top w:w="55" w:type="dxa"/>
-              <w:bottom w:w="55" w:type="dxa"/>
-              <w:left w:w="70" w:type="dxa"/>
-              <w:right w:w="70" w:type="dxa"/>
-            </w:tcMar>
-          </w:tcPr>
-          <w:p>
-            <w:r>
-              <w:rPr>
-                <w:sz w:val="17"/>
-              </w:rPr>
-              <w:t>Returns total conversions count, most frequent scales, and recorded extremes</w:t>
-            </w:r>
-          </w:p>
-        </w:tc>
-      </w:tr>
-      <w:tr>
-        <w:tc>
-          <w:tcPr>
-            <w:tcW w:type="dxa" w:w="2340"/>
-            <w:shd w:fill="F8FAFC"/>
-            <w:tcMar>
-              <w:top w:w="55" w:type="dxa"/>
-              <w:bottom w:w="55" w:type="dxa"/>
-              <w:left w:w="70" w:type="dxa"/>
-              <w:right w:w="70" w:type="dxa"/>
-            </w:tcMar>
-          </w:tcPr>
-          <w:p>
-            <w:r>
-              <w:rPr>
-                <w:rFonts w:ascii="Consolas" w:hAnsi="Consolas"/>
-                <w:b/>
-                <w:sz w:val="17"/>
-              </w:rPr>
-              <w:t>GET</w:t>
-            </w:r>
-          </w:p>
-        </w:tc>
-        <w:tc>
-          <w:tcPr>
-            <w:tcW w:type="dxa" w:w="2340"/>
-            <w:shd w:fill="F8FAFC"/>
-            <w:tcMar>
-              <w:top w:w="55" w:type="dxa"/>
-              <w:bottom w:w="55" w:type="dxa"/>
-              <w:left w:w="70" w:type="dxa"/>
-              <w:right w:w="70" w:type="dxa"/>
-            </w:tcMar>
-          </w:tcPr>
-          <w:p>
-            <w:r>
-              <w:rPr>
-                <w:rFonts w:ascii="Consolas" w:hAnsi="Consolas"/>
-                <w:b/>
-                <w:sz w:val="17"/>
-              </w:rPr>
-              <w:t>/api/export/csv</w:t>
-            </w:r>
-          </w:p>
-        </w:tc>
-        <w:tc>
-          <w:tcPr>
-            <w:tcW w:type="dxa" w:w="2340"/>
-            <w:shd w:fill="F8FAFC"/>
-            <w:tcMar>
-              <w:top w:w="55" w:type="dxa"/>
-              <w:bottom w:w="55" w:type="dxa"/>
-              <w:left w:w="70" w:type="dxa"/>
-              <w:right w:w="70" w:type="dxa"/>
-            </w:tcMar>
-          </w:tcPr>
-          <w:p>
-            <w:r>
-              <w:rPr>
-                <w:sz w:val="17"/>
-              </w:rPr>
-              <w:t>None</w:t>
-            </w:r>
-          </w:p>
-        </w:tc>
-        <w:tc>
-          <w:tcPr>
-            <w:tcW w:type="dxa" w:w="2340"/>
-            <w:shd w:fill="F8FAFC"/>
-            <w:tcMar>
-              <w:top w:w="55" w:type="dxa"/>
-              <w:bottom w:w="55" w:type="dxa"/>
-              <w:left w:w="70" w:type="dxa"/>
-              <w:right w:w="70" w:type="dxa"/>
-            </w:tcMar>
-          </w:tcPr>
-          <w:p>
-            <w:r>
-              <w:rPr>
-                <w:sz w:val="17"/>
-              </w:rPr>
-              <w:t>Streams conversion history as a downloadable CSV spreadsheet file</w:t>
-            </w:r>
-          </w:p>
-        </w:tc>
-      </w:tr>
-      <w:tr>
-        <w:tc>
-          <w:tcPr>
-            <w:tcW w:type="dxa" w:w="2340"/>
-            <w:shd w:fill="FFFFFF"/>
-            <w:tcMar>
-              <w:top w:w="55" w:type="dxa"/>
-              <w:bottom w:w="55" w:type="dxa"/>
-              <w:left w:w="70" w:type="dxa"/>
-              <w:right w:w="70" w:type="dxa"/>
-            </w:tcMar>
-          </w:tcPr>
-          <w:p>
-            <w:r>
-              <w:rPr>
-                <w:rFonts w:ascii="Consolas" w:hAnsi="Consolas"/>
-                <w:b/>
-                <w:sz w:val="17"/>
-              </w:rPr>
-              <w:t>GET</w:t>
-            </w:r>
-          </w:p>
-        </w:tc>
-        <w:tc>
-          <w:tcPr>
-            <w:tcW w:type="dxa" w:w="2340"/>
-            <w:shd w:fill="FFFFFF"/>
-            <w:tcMar>
-              <w:top w:w="55" w:type="dxa"/>
-              <w:bottom w:w="55" w:type="dxa"/>
-              <w:left w:w="70" w:type="dxa"/>
-              <w:right w:w="70" w:type="dxa"/>
+              <w:top w:w="45" w:type="dxa"/>
+              <w:bottom w:w="45" w:type="dxa"/>
+              <w:left w:w="65" w:type="dxa"/>
+              <w:right w:w="65" w:type="dxa"/>
             </w:tcMar>
           </w:tcPr>
           <w:p>
@@ -2202,13 +2465,13 @@
         </w:tc>
         <w:tc>
           <w:tcPr>
-            <w:tcW w:type="dxa" w:w="2340"/>
+            <w:tcW w:type="dxa" w:w="2448"/>
             <w:shd w:fill="FFFFFF"/>
             <w:tcMar>
-              <w:top w:w="55" w:type="dxa"/>
-              <w:bottom w:w="55" w:type="dxa"/>
-              <w:left w:w="70" w:type="dxa"/>
-              <w:right w:w="70" w:type="dxa"/>
+              <w:top w:w="45" w:type="dxa"/>
+              <w:bottom w:w="45" w:type="dxa"/>
+              <w:left w:w="65" w:type="dxa"/>
+              <w:right w:w="65" w:type="dxa"/>
             </w:tcMar>
           </w:tcPr>
           <w:p>
@@ -2222,13 +2485,13 @@
         </w:tc>
         <w:tc>
           <w:tcPr>
-            <w:tcW w:type="dxa" w:w="2340"/>
+            <w:tcW w:type="dxa" w:w="3744"/>
             <w:shd w:fill="FFFFFF"/>
             <w:tcMar>
-              <w:top w:w="55" w:type="dxa"/>
-              <w:bottom w:w="55" w:type="dxa"/>
-              <w:left w:w="70" w:type="dxa"/>
-              <w:right w:w="70" w:type="dxa"/>
+              <w:top w:w="45" w:type="dxa"/>
+              <w:bottom w:w="45" w:type="dxa"/>
+              <w:left w:w="65" w:type="dxa"/>
+              <w:right w:w="65" w:type="dxa"/>
             </w:tcMar>
           </w:tcPr>
           <w:p>
@@ -2246,6 +2509,11 @@
       <w:pPr>
         <w:spacing w:after="160"/>
       </w:pPr>
+    </w:p>
+    <w:p>
+      <w:r>
+        <w:br w:type="page"/>
+      </w:r>
     </w:p>
     <w:p>
       <w:pPr>
@@ -2284,7 +2552,7 @@
       <w:r>
         <w:drawing>
           <wp:inline xmlns:a="http://schemas.openxmlformats.org/drawingml/2006/main" xmlns:pic="http://schemas.openxmlformats.org/drawingml/2006/picture">
-            <wp:extent cx="5669280" cy="3543300"/>
+            <wp:extent cx="5303520" cy="3314700"/>
             <wp:docPr id="3" name="Picture 3"/>
             <wp:cNvGraphicFramePr>
               <a:graphicFrameLocks noChangeAspect="1"/>
@@ -2305,7 +2573,7 @@
                   <pic:spPr>
                     <a:xfrm>
                       <a:off x="0" y="0"/>
-                      <a:ext cx="5669280" cy="3543300"/>
+                      <a:ext cx="5303520" cy="3314700"/>
                     </a:xfrm>
                     <a:prstGeom prst="rect"/>
                   </pic:spPr>
@@ -2470,7 +2738,7 @@
       <w:r>
         <w:drawing>
           <wp:inline xmlns:a="http://schemas.openxmlformats.org/drawingml/2006/main" xmlns:pic="http://schemas.openxmlformats.org/drawingml/2006/picture">
-            <wp:extent cx="5669280" cy="3188970"/>
+            <wp:extent cx="5303520" cy="2983230"/>
             <wp:docPr id="4" name="Picture 4"/>
             <wp:cNvGraphicFramePr>
               <a:graphicFrameLocks noChangeAspect="1"/>
@@ -2491,7 +2759,7 @@
                   <pic:spPr>
                     <a:xfrm>
                       <a:off x="0" y="0"/>
-                      <a:ext cx="5669280" cy="3188970"/>
+                      <a:ext cx="5303520" cy="2983230"/>
                     </a:xfrm>
                     <a:prstGeom prst="rect"/>
                   </pic:spPr>
@@ -2517,6 +2785,11 @@
       </w:r>
     </w:p>
     <w:p>
+      <w:r>
+        <w:br w:type="page"/>
+      </w:r>
+    </w:p>
+    <w:p>
       <w:pPr>
         <w:keepNext/>
         <w:spacing w:before="360" w:after="120"/>
@@ -2533,13 +2806,14 @@
     </w:p>
     <w:p>
       <w:pPr>
+        <w:keepNext/>
         <w:spacing w:after="120" w:line="276" w:lineRule="auto"/>
       </w:pPr>
       <w:r>
         <w:rPr>
           <w:color w:val="374151"/>
         </w:rPr>
-        <w:t>A rigorous automated test suite was constructed in tests/backend.test.js covering all layers of the software system. All 43 test assertions executed with a 100% pass rate.</w:t>
+        <w:t>A rigorous automated test suite was constructed in tests/backend.test.js covering all layers of the software system. Table 3 presents the verification breakdown where all 43 assertions passed with 100% success:</w:t>
       </w:r>
     </w:p>
     <w:tbl>
@@ -2555,18 +2829,25 @@
         <w:gridCol w:w="2340"/>
       </w:tblGrid>
       <w:tr>
+        <w:trPr>
+          <w:cantSplit/>
+          <w:tblHeader/>
+        </w:trPr>
         <w:tc>
           <w:tcPr>
-            <w:tcW w:type="dxa" w:w="2340"/>
+            <w:tcW w:type="dxa" w:w="2592"/>
             <w:shd w:fill="1E3A8A"/>
             <w:tcMar>
-              <w:top w:w="70" w:type="dxa"/>
-              <w:bottom w:w="70" w:type="dxa"/>
-              <w:left w:w="80" w:type="dxa"/>
-              <w:right w:w="80" w:type="dxa"/>
+              <w:top w:w="60" w:type="dxa"/>
+              <w:bottom w:w="60" w:type="dxa"/>
+              <w:left w:w="75" w:type="dxa"/>
+              <w:right w:w="75" w:type="dxa"/>
             </w:tcMar>
           </w:tcPr>
           <w:p>
+            <w:pPr>
+              <w:keepNext/>
+            </w:pPr>
             <w:r>
               <w:rPr>
                 <w:b/>
@@ -2579,16 +2860,19 @@
         </w:tc>
         <w:tc>
           <w:tcPr>
-            <w:tcW w:type="dxa" w:w="2340"/>
+            <w:tcW w:type="dxa" w:w="2592"/>
             <w:shd w:fill="1E3A8A"/>
             <w:tcMar>
-              <w:top w:w="70" w:type="dxa"/>
-              <w:bottom w:w="70" w:type="dxa"/>
-              <w:left w:w="80" w:type="dxa"/>
-              <w:right w:w="80" w:type="dxa"/>
+              <w:top w:w="60" w:type="dxa"/>
+              <w:bottom w:w="60" w:type="dxa"/>
+              <w:left w:w="75" w:type="dxa"/>
+              <w:right w:w="75" w:type="dxa"/>
             </w:tcMar>
           </w:tcPr>
           <w:p>
+            <w:pPr>
+              <w:keepNext/>
+            </w:pPr>
             <w:r>
               <w:rPr>
                 <w:b/>
@@ -2601,16 +2885,19 @@
         </w:tc>
         <w:tc>
           <w:tcPr>
-            <w:tcW w:type="dxa" w:w="2340"/>
+            <w:tcW w:type="dxa" w:w="2160"/>
             <w:shd w:fill="1E3A8A"/>
             <w:tcMar>
-              <w:top w:w="70" w:type="dxa"/>
-              <w:bottom w:w="70" w:type="dxa"/>
-              <w:left w:w="80" w:type="dxa"/>
-              <w:right w:w="80" w:type="dxa"/>
+              <w:top w:w="60" w:type="dxa"/>
+              <w:bottom w:w="60" w:type="dxa"/>
+              <w:left w:w="75" w:type="dxa"/>
+              <w:right w:w="75" w:type="dxa"/>
             </w:tcMar>
           </w:tcPr>
           <w:p>
+            <w:pPr>
+              <w:keepNext/>
+            </w:pPr>
             <w:r>
               <w:rPr>
                 <w:b/>
@@ -2623,16 +2910,19 @@
         </w:tc>
         <w:tc>
           <w:tcPr>
-            <w:tcW w:type="dxa" w:w="2340"/>
+            <w:tcW w:type="dxa" w:w="2016"/>
             <w:shd w:fill="1E3A8A"/>
             <w:tcMar>
-              <w:top w:w="70" w:type="dxa"/>
-              <w:bottom w:w="70" w:type="dxa"/>
-              <w:left w:w="80" w:type="dxa"/>
-              <w:right w:w="80" w:type="dxa"/>
+              <w:top w:w="60" w:type="dxa"/>
+              <w:bottom w:w="60" w:type="dxa"/>
+              <w:left w:w="75" w:type="dxa"/>
+              <w:right w:w="75" w:type="dxa"/>
             </w:tcMar>
           </w:tcPr>
           <w:p>
+            <w:pPr>
+              <w:keepNext/>
+            </w:pPr>
             <w:r>
               <w:rPr>
                 <w:b/>
@@ -2645,18 +2935,24 @@
         </w:tc>
       </w:tr>
       <w:tr>
+        <w:trPr>
+          <w:cantSplit/>
+        </w:trPr>
         <w:tc>
           <w:tcPr>
-            <w:tcW w:type="dxa" w:w="2340"/>
+            <w:tcW w:type="dxa" w:w="2592"/>
             <w:shd w:fill="F8FAFC"/>
             <w:tcMar>
-              <w:top w:w="55" w:type="dxa"/>
-              <w:bottom w:w="55" w:type="dxa"/>
-              <w:left w:w="80" w:type="dxa"/>
-              <w:right w:w="80" w:type="dxa"/>
+              <w:top w:w="45" w:type="dxa"/>
+              <w:bottom w:w="45" w:type="dxa"/>
+              <w:left w:w="75" w:type="dxa"/>
+              <w:right w:w="75" w:type="dxa"/>
             </w:tcMar>
           </w:tcPr>
           <w:p>
+            <w:pPr>
+              <w:keepNext/>
+            </w:pPr>
             <w:r>
               <w:rPr>
                 <w:sz w:val="17"/>
@@ -2667,16 +2963,19 @@
         </w:tc>
         <w:tc>
           <w:tcPr>
-            <w:tcW w:type="dxa" w:w="2340"/>
+            <w:tcW w:type="dxa" w:w="2592"/>
             <w:shd w:fill="F8FAFC"/>
             <w:tcMar>
-              <w:top w:w="55" w:type="dxa"/>
-              <w:bottom w:w="55" w:type="dxa"/>
-              <w:left w:w="80" w:type="dxa"/>
-              <w:right w:w="80" w:type="dxa"/>
+              <w:top w:w="45" w:type="dxa"/>
+              <w:bottom w:w="45" w:type="dxa"/>
+              <w:left w:w="75" w:type="dxa"/>
+              <w:right w:w="75" w:type="dxa"/>
             </w:tcMar>
           </w:tcPr>
           <w:p>
+            <w:pPr>
+              <w:keepNext/>
+            </w:pPr>
             <w:r>
               <w:rPr>
                 <w:sz w:val="17"/>
@@ -2687,16 +2986,19 @@
         </w:tc>
         <w:tc>
           <w:tcPr>
-            <w:tcW w:type="dxa" w:w="2340"/>
+            <w:tcW w:type="dxa" w:w="2160"/>
             <w:shd w:fill="F8FAFC"/>
             <w:tcMar>
-              <w:top w:w="55" w:type="dxa"/>
-              <w:bottom w:w="55" w:type="dxa"/>
-              <w:left w:w="80" w:type="dxa"/>
-              <w:right w:w="80" w:type="dxa"/>
+              <w:top w:w="45" w:type="dxa"/>
+              <w:bottom w:w="45" w:type="dxa"/>
+              <w:left w:w="75" w:type="dxa"/>
+              <w:right w:w="75" w:type="dxa"/>
             </w:tcMar>
           </w:tcPr>
           <w:p>
+            <w:pPr>
+              <w:keepNext/>
+            </w:pPr>
             <w:r>
               <w:rPr>
                 <w:sz w:val="17"/>
@@ -2707,16 +3009,19 @@
         </w:tc>
         <w:tc>
           <w:tcPr>
-            <w:tcW w:type="dxa" w:w="2340"/>
+            <w:tcW w:type="dxa" w:w="2016"/>
             <w:shd w:fill="F8FAFC"/>
             <w:tcMar>
-              <w:top w:w="55" w:type="dxa"/>
-              <w:bottom w:w="55" w:type="dxa"/>
-              <w:left w:w="80" w:type="dxa"/>
-              <w:right w:w="80" w:type="dxa"/>
+              <w:top w:w="45" w:type="dxa"/>
+              <w:bottom w:w="45" w:type="dxa"/>
+              <w:left w:w="75" w:type="dxa"/>
+              <w:right w:w="75" w:type="dxa"/>
             </w:tcMar>
           </w:tcPr>
           <w:p>
+            <w:pPr>
+              <w:keepNext/>
+            </w:pPr>
             <w:r>
               <w:rPr>
                 <w:b/>
@@ -2729,18 +3034,24 @@
         </w:tc>
       </w:tr>
       <w:tr>
+        <w:trPr>
+          <w:cantSplit/>
+        </w:trPr>
         <w:tc>
           <w:tcPr>
-            <w:tcW w:type="dxa" w:w="2340"/>
+            <w:tcW w:type="dxa" w:w="2592"/>
             <w:shd w:fill="FFFFFF"/>
             <w:tcMar>
-              <w:top w:w="55" w:type="dxa"/>
-              <w:bottom w:w="55" w:type="dxa"/>
-              <w:left w:w="80" w:type="dxa"/>
-              <w:right w:w="80" w:type="dxa"/>
+              <w:top w:w="45" w:type="dxa"/>
+              <w:bottom w:w="45" w:type="dxa"/>
+              <w:left w:w="75" w:type="dxa"/>
+              <w:right w:w="75" w:type="dxa"/>
             </w:tcMar>
           </w:tcPr>
           <w:p>
+            <w:pPr>
+              <w:keepNext/>
+            </w:pPr>
             <w:r>
               <w:rPr>
                 <w:sz w:val="17"/>
@@ -2751,16 +3062,19 @@
         </w:tc>
         <w:tc>
           <w:tcPr>
-            <w:tcW w:type="dxa" w:w="2340"/>
+            <w:tcW w:type="dxa" w:w="2592"/>
             <w:shd w:fill="FFFFFF"/>
             <w:tcMar>
-              <w:top w:w="55" w:type="dxa"/>
-              <w:bottom w:w="55" w:type="dxa"/>
-              <w:left w:w="80" w:type="dxa"/>
-              <w:right w:w="80" w:type="dxa"/>
+              <w:top w:w="45" w:type="dxa"/>
+              <w:bottom w:w="45" w:type="dxa"/>
+              <w:left w:w="75" w:type="dxa"/>
+              <w:right w:w="75" w:type="dxa"/>
             </w:tcMar>
           </w:tcPr>
           <w:p>
+            <w:pPr>
+              <w:keepNext/>
+            </w:pPr>
             <w:r>
               <w:rPr>
                 <w:sz w:val="17"/>
@@ -2771,16 +3085,19 @@
         </w:tc>
         <w:tc>
           <w:tcPr>
-            <w:tcW w:type="dxa" w:w="2340"/>
+            <w:tcW w:type="dxa" w:w="2160"/>
             <w:shd w:fill="FFFFFF"/>
             <w:tcMar>
-              <w:top w:w="55" w:type="dxa"/>
-              <w:bottom w:w="55" w:type="dxa"/>
-              <w:left w:w="80" w:type="dxa"/>
-              <w:right w:w="80" w:type="dxa"/>
+              <w:top w:w="45" w:type="dxa"/>
+              <w:bottom w:w="45" w:type="dxa"/>
+              <w:left w:w="75" w:type="dxa"/>
+              <w:right w:w="75" w:type="dxa"/>
             </w:tcMar>
           </w:tcPr>
           <w:p>
+            <w:pPr>
+              <w:keepNext/>
+            </w:pPr>
             <w:r>
               <w:rPr>
                 <w:sz w:val="17"/>
@@ -2791,16 +3108,19 @@
         </w:tc>
         <w:tc>
           <w:tcPr>
-            <w:tcW w:type="dxa" w:w="2340"/>
+            <w:tcW w:type="dxa" w:w="2016"/>
             <w:shd w:fill="FFFFFF"/>
             <w:tcMar>
-              <w:top w:w="55" w:type="dxa"/>
-              <w:bottom w:w="55" w:type="dxa"/>
-              <w:left w:w="80" w:type="dxa"/>
-              <w:right w:w="80" w:type="dxa"/>
+              <w:top w:w="45" w:type="dxa"/>
+              <w:bottom w:w="45" w:type="dxa"/>
+              <w:left w:w="75" w:type="dxa"/>
+              <w:right w:w="75" w:type="dxa"/>
             </w:tcMar>
           </w:tcPr>
           <w:p>
+            <w:pPr>
+              <w:keepNext/>
+            </w:pPr>
             <w:r>
               <w:rPr>
                 <w:b/>
@@ -2813,18 +3133,24 @@
         </w:tc>
       </w:tr>
       <w:tr>
+        <w:trPr>
+          <w:cantSplit/>
+        </w:trPr>
         <w:tc>
           <w:tcPr>
-            <w:tcW w:type="dxa" w:w="2340"/>
+            <w:tcW w:type="dxa" w:w="2592"/>
             <w:shd w:fill="F8FAFC"/>
             <w:tcMar>
-              <w:top w:w="55" w:type="dxa"/>
-              <w:bottom w:w="55" w:type="dxa"/>
-              <w:left w:w="80" w:type="dxa"/>
-              <w:right w:w="80" w:type="dxa"/>
+              <w:top w:w="45" w:type="dxa"/>
+              <w:bottom w:w="45" w:type="dxa"/>
+              <w:left w:w="75" w:type="dxa"/>
+              <w:right w:w="75" w:type="dxa"/>
             </w:tcMar>
           </w:tcPr>
           <w:p>
+            <w:pPr>
+              <w:keepNext/>
+            </w:pPr>
             <w:r>
               <w:rPr>
                 <w:sz w:val="17"/>
@@ -2835,16 +3161,19 @@
         </w:tc>
         <w:tc>
           <w:tcPr>
-            <w:tcW w:type="dxa" w:w="2340"/>
+            <w:tcW w:type="dxa" w:w="2592"/>
             <w:shd w:fill="F8FAFC"/>
             <w:tcMar>
-              <w:top w:w="55" w:type="dxa"/>
-              <w:bottom w:w="55" w:type="dxa"/>
-              <w:left w:w="80" w:type="dxa"/>
-              <w:right w:w="80" w:type="dxa"/>
+              <w:top w:w="45" w:type="dxa"/>
+              <w:bottom w:w="45" w:type="dxa"/>
+              <w:left w:w="75" w:type="dxa"/>
+              <w:right w:w="75" w:type="dxa"/>
             </w:tcMar>
           </w:tcPr>
           <w:p>
+            <w:pPr>
+              <w:keepNext/>
+            </w:pPr>
             <w:r>
               <w:rPr>
                 <w:sz w:val="17"/>
@@ -2855,16 +3184,19 @@
         </w:tc>
         <w:tc>
           <w:tcPr>
-            <w:tcW w:type="dxa" w:w="2340"/>
+            <w:tcW w:type="dxa" w:w="2160"/>
             <w:shd w:fill="F8FAFC"/>
             <w:tcMar>
-              <w:top w:w="55" w:type="dxa"/>
-              <w:bottom w:w="55" w:type="dxa"/>
-              <w:left w:w="80" w:type="dxa"/>
-              <w:right w:w="80" w:type="dxa"/>
+              <w:top w:w="45" w:type="dxa"/>
+              <w:bottom w:w="45" w:type="dxa"/>
+              <w:left w:w="75" w:type="dxa"/>
+              <w:right w:w="75" w:type="dxa"/>
             </w:tcMar>
           </w:tcPr>
           <w:p>
+            <w:pPr>
+              <w:keepNext/>
+            </w:pPr>
             <w:r>
               <w:rPr>
                 <w:sz w:val="17"/>
@@ -2875,16 +3207,19 @@
         </w:tc>
         <w:tc>
           <w:tcPr>
-            <w:tcW w:type="dxa" w:w="2340"/>
+            <w:tcW w:type="dxa" w:w="2016"/>
             <w:shd w:fill="F8FAFC"/>
             <w:tcMar>
-              <w:top w:w="55" w:type="dxa"/>
-              <w:bottom w:w="55" w:type="dxa"/>
-              <w:left w:w="80" w:type="dxa"/>
-              <w:right w:w="80" w:type="dxa"/>
+              <w:top w:w="45" w:type="dxa"/>
+              <w:bottom w:w="45" w:type="dxa"/>
+              <w:left w:w="75" w:type="dxa"/>
+              <w:right w:w="75" w:type="dxa"/>
             </w:tcMar>
           </w:tcPr>
           <w:p>
+            <w:pPr>
+              <w:keepNext/>
+            </w:pPr>
             <w:r>
               <w:rPr>
                 <w:b/>
@@ -2897,18 +3232,24 @@
         </w:tc>
       </w:tr>
       <w:tr>
+        <w:trPr>
+          <w:cantSplit/>
+        </w:trPr>
         <w:tc>
           <w:tcPr>
-            <w:tcW w:type="dxa" w:w="2340"/>
+            <w:tcW w:type="dxa" w:w="2592"/>
             <w:shd w:fill="FFFFFF"/>
             <w:tcMar>
-              <w:top w:w="55" w:type="dxa"/>
-              <w:bottom w:w="55" w:type="dxa"/>
-              <w:left w:w="80" w:type="dxa"/>
-              <w:right w:w="80" w:type="dxa"/>
+              <w:top w:w="45" w:type="dxa"/>
+              <w:bottom w:w="45" w:type="dxa"/>
+              <w:left w:w="75" w:type="dxa"/>
+              <w:right w:w="75" w:type="dxa"/>
             </w:tcMar>
           </w:tcPr>
           <w:p>
+            <w:pPr>
+              <w:keepNext/>
+            </w:pPr>
             <w:r>
               <w:rPr>
                 <w:sz w:val="17"/>
@@ -2919,16 +3260,19 @@
         </w:tc>
         <w:tc>
           <w:tcPr>
-            <w:tcW w:type="dxa" w:w="2340"/>
+            <w:tcW w:type="dxa" w:w="2592"/>
             <w:shd w:fill="FFFFFF"/>
             <w:tcMar>
-              <w:top w:w="55" w:type="dxa"/>
-              <w:bottom w:w="55" w:type="dxa"/>
-              <w:left w:w="80" w:type="dxa"/>
-              <w:right w:w="80" w:type="dxa"/>
+              <w:top w:w="45" w:type="dxa"/>
+              <w:bottom w:w="45" w:type="dxa"/>
+              <w:left w:w="75" w:type="dxa"/>
+              <w:right w:w="75" w:type="dxa"/>
             </w:tcMar>
           </w:tcPr>
           <w:p>
+            <w:pPr>
+              <w:keepNext/>
+            </w:pPr>
             <w:r>
               <w:rPr>
                 <w:sz w:val="17"/>
@@ -2939,16 +3283,19 @@
         </w:tc>
         <w:tc>
           <w:tcPr>
-            <w:tcW w:type="dxa" w:w="2340"/>
+            <w:tcW w:type="dxa" w:w="2160"/>
             <w:shd w:fill="FFFFFF"/>
             <w:tcMar>
-              <w:top w:w="55" w:type="dxa"/>
-              <w:bottom w:w="55" w:type="dxa"/>
-              <w:left w:w="80" w:type="dxa"/>
-              <w:right w:w="80" w:type="dxa"/>
+              <w:top w:w="45" w:type="dxa"/>
+              <w:bottom w:w="45" w:type="dxa"/>
+              <w:left w:w="75" w:type="dxa"/>
+              <w:right w:w="75" w:type="dxa"/>
             </w:tcMar>
           </w:tcPr>
           <w:p>
+            <w:pPr>
+              <w:keepNext/>
+            </w:pPr>
             <w:r>
               <w:rPr>
                 <w:sz w:val="17"/>
@@ -2959,16 +3306,19 @@
         </w:tc>
         <w:tc>
           <w:tcPr>
-            <w:tcW w:type="dxa" w:w="2340"/>
+            <w:tcW w:type="dxa" w:w="2016"/>
             <w:shd w:fill="FFFFFF"/>
             <w:tcMar>
-              <w:top w:w="55" w:type="dxa"/>
-              <w:bottom w:w="55" w:type="dxa"/>
-              <w:left w:w="80" w:type="dxa"/>
-              <w:right w:w="80" w:type="dxa"/>
+              <w:top w:w="45" w:type="dxa"/>
+              <w:bottom w:w="45" w:type="dxa"/>
+              <w:left w:w="75" w:type="dxa"/>
+              <w:right w:w="75" w:type="dxa"/>
             </w:tcMar>
           </w:tcPr>
           <w:p>
+            <w:pPr>
+              <w:keepNext/>
+            </w:pPr>
             <w:r>
               <w:rPr>
                 <w:b/>
@@ -2981,18 +3331,24 @@
         </w:tc>
       </w:tr>
       <w:tr>
+        <w:trPr>
+          <w:cantSplit/>
+        </w:trPr>
         <w:tc>
           <w:tcPr>
-            <w:tcW w:type="dxa" w:w="2340"/>
+            <w:tcW w:type="dxa" w:w="2592"/>
             <w:shd w:fill="F8FAFC"/>
             <w:tcMar>
-              <w:top w:w="55" w:type="dxa"/>
-              <w:bottom w:w="55" w:type="dxa"/>
-              <w:left w:w="80" w:type="dxa"/>
-              <w:right w:w="80" w:type="dxa"/>
+              <w:top w:w="45" w:type="dxa"/>
+              <w:bottom w:w="45" w:type="dxa"/>
+              <w:left w:w="75" w:type="dxa"/>
+              <w:right w:w="75" w:type="dxa"/>
             </w:tcMar>
           </w:tcPr>
           <w:p>
+            <w:pPr>
+              <w:keepNext/>
+            </w:pPr>
             <w:r>
               <w:rPr>
                 <w:sz w:val="17"/>
@@ -3003,16 +3359,19 @@
         </w:tc>
         <w:tc>
           <w:tcPr>
-            <w:tcW w:type="dxa" w:w="2340"/>
+            <w:tcW w:type="dxa" w:w="2592"/>
             <w:shd w:fill="F8FAFC"/>
             <w:tcMar>
-              <w:top w:w="55" w:type="dxa"/>
-              <w:bottom w:w="55" w:type="dxa"/>
-              <w:left w:w="80" w:type="dxa"/>
-              <w:right w:w="80" w:type="dxa"/>
+              <w:top w:w="45" w:type="dxa"/>
+              <w:bottom w:w="45" w:type="dxa"/>
+              <w:left w:w="75" w:type="dxa"/>
+              <w:right w:w="75" w:type="dxa"/>
             </w:tcMar>
           </w:tcPr>
           <w:p>
+            <w:pPr>
+              <w:keepNext/>
+            </w:pPr>
             <w:r>
               <w:rPr>
                 <w:sz w:val="17"/>
@@ -3023,16 +3382,19 @@
         </w:tc>
         <w:tc>
           <w:tcPr>
-            <w:tcW w:type="dxa" w:w="2340"/>
+            <w:tcW w:type="dxa" w:w="2160"/>
             <w:shd w:fill="F8FAFC"/>
             <w:tcMar>
-              <w:top w:w="55" w:type="dxa"/>
-              <w:bottom w:w="55" w:type="dxa"/>
-              <w:left w:w="80" w:type="dxa"/>
-              <w:right w:w="80" w:type="dxa"/>
+              <w:top w:w="45" w:type="dxa"/>
+              <w:bottom w:w="45" w:type="dxa"/>
+              <w:left w:w="75" w:type="dxa"/>
+              <w:right w:w="75" w:type="dxa"/>
             </w:tcMar>
           </w:tcPr>
           <w:p>
+            <w:pPr>
+              <w:keepNext/>
+            </w:pPr>
             <w:r>
               <w:rPr>
                 <w:sz w:val="17"/>
@@ -3043,16 +3405,19 @@
         </w:tc>
         <w:tc>
           <w:tcPr>
-            <w:tcW w:type="dxa" w:w="2340"/>
+            <w:tcW w:type="dxa" w:w="2016"/>
             <w:shd w:fill="F8FAFC"/>
             <w:tcMar>
-              <w:top w:w="55" w:type="dxa"/>
-              <w:bottom w:w="55" w:type="dxa"/>
-              <w:left w:w="80" w:type="dxa"/>
-              <w:right w:w="80" w:type="dxa"/>
+              <w:top w:w="45" w:type="dxa"/>
+              <w:bottom w:w="45" w:type="dxa"/>
+              <w:left w:w="75" w:type="dxa"/>
+              <w:right w:w="75" w:type="dxa"/>
             </w:tcMar>
           </w:tcPr>
           <w:p>
+            <w:pPr>
+              <w:keepNext/>
+            </w:pPr>
             <w:r>
               <w:rPr>
                 <w:b/>
@@ -3065,15 +3430,18 @@
         </w:tc>
       </w:tr>
       <w:tr>
+        <w:trPr>
+          <w:cantSplit/>
+        </w:trPr>
         <w:tc>
           <w:tcPr>
-            <w:tcW w:type="dxa" w:w="2340"/>
+            <w:tcW w:type="dxa" w:w="2592"/>
             <w:shd w:fill="FFFFFF"/>
             <w:tcMar>
-              <w:top w:w="55" w:type="dxa"/>
-              <w:bottom w:w="55" w:type="dxa"/>
-              <w:left w:w="80" w:type="dxa"/>
-              <w:right w:w="80" w:type="dxa"/>
+              <w:top w:w="45" w:type="dxa"/>
+              <w:bottom w:w="45" w:type="dxa"/>
+              <w:left w:w="75" w:type="dxa"/>
+              <w:right w:w="75" w:type="dxa"/>
             </w:tcMar>
           </w:tcPr>
           <w:p>
@@ -3087,13 +3455,13 @@
         </w:tc>
         <w:tc>
           <w:tcPr>
-            <w:tcW w:type="dxa" w:w="2340"/>
+            <w:tcW w:type="dxa" w:w="2592"/>
             <w:shd w:fill="FFFFFF"/>
             <w:tcMar>
-              <w:top w:w="55" w:type="dxa"/>
-              <w:bottom w:w="55" w:type="dxa"/>
-              <w:left w:w="80" w:type="dxa"/>
-              <w:right w:w="80" w:type="dxa"/>
+              <w:top w:w="45" w:type="dxa"/>
+              <w:bottom w:w="45" w:type="dxa"/>
+              <w:left w:w="75" w:type="dxa"/>
+              <w:right w:w="75" w:type="dxa"/>
             </w:tcMar>
           </w:tcPr>
           <w:p>
@@ -3107,13 +3475,13 @@
         </w:tc>
         <w:tc>
           <w:tcPr>
-            <w:tcW w:type="dxa" w:w="2340"/>
+            <w:tcW w:type="dxa" w:w="2160"/>
             <w:shd w:fill="FFFFFF"/>
             <w:tcMar>
-              <w:top w:w="55" w:type="dxa"/>
-              <w:bottom w:w="55" w:type="dxa"/>
-              <w:left w:w="80" w:type="dxa"/>
-              <w:right w:w="80" w:type="dxa"/>
+              <w:top w:w="45" w:type="dxa"/>
+              <w:bottom w:w="45" w:type="dxa"/>
+              <w:left w:w="75" w:type="dxa"/>
+              <w:right w:w="75" w:type="dxa"/>
             </w:tcMar>
           </w:tcPr>
           <w:p>
@@ -3127,13 +3495,13 @@
         </w:tc>
         <w:tc>
           <w:tcPr>
-            <w:tcW w:type="dxa" w:w="2340"/>
+            <w:tcW w:type="dxa" w:w="2016"/>
             <w:shd w:fill="FFFFFF"/>
             <w:tcMar>
-              <w:top w:w="55" w:type="dxa"/>
-              <w:bottom w:w="55" w:type="dxa"/>
-              <w:left w:w="80" w:type="dxa"/>
-              <w:right w:w="80" w:type="dxa"/>
+              <w:top w:w="45" w:type="dxa"/>
+              <w:bottom w:w="45" w:type="dxa"/>
+              <w:left w:w="75" w:type="dxa"/>
+              <w:right w:w="75" w:type="dxa"/>
             </w:tcMar>
           </w:tcPr>
           <w:p>

--- a/Temperature_Conversion_System_Milestone_3_Report.docx
+++ b/Temperature_Conversion_System_Milestone_3_Report.docx
@@ -4,7 +4,7 @@
   <w:body>
     <w:p>
       <w:pPr>
-        <w:spacing w:before="320" w:after="40"/>
+        <w:spacing w:before="280" w:after="40"/>
         <w:jc w:val="center"/>
       </w:pPr>
       <w:r>
@@ -12,21 +12,21 @@
           <w:rFonts w:ascii="Calibri" w:hAnsi="Calibri"/>
           <w:b/>
           <w:color w:val="1E3A8A"/>
-          <w:sz w:val="44"/>
+          <w:sz w:val="42"/>
         </w:rPr>
         <w:t>THERMACRAFT • TEMPERATURE CONVERSION SYSTEM</w:t>
       </w:r>
     </w:p>
     <w:p>
       <w:pPr>
-        <w:spacing w:after="240"/>
+        <w:spacing w:after="200"/>
         <w:jc w:val="center"/>
       </w:pPr>
       <w:r>
         <w:rPr>
           <w:b/>
           <w:color w:val="2563EB"/>
-          <w:sz w:val="26"/>
+          <w:sz w:val="25"/>
         </w:rPr>
         <w:t>Milestone 3: Implementation, Development &amp; Tactile Studio Delivery</w:t>
       </w:r>
@@ -51,10 +51,10 @@
             <w:tcW w:type="dxa" w:w="3168"/>
             <w:shd w:fill="F1F5F9"/>
             <w:tcMar>
-              <w:top w:w="50" w:type="dxa"/>
-              <w:bottom w:w="50" w:type="dxa"/>
-              <w:left w:w="90" w:type="dxa"/>
-              <w:right w:w="90" w:type="dxa"/>
+              <w:top w:w="45" w:type="dxa"/>
+              <w:bottom w:w="45" w:type="dxa"/>
+              <w:left w:w="80" w:type="dxa"/>
+              <w:right w:w="80" w:type="dxa"/>
             </w:tcMar>
           </w:tcPr>
           <w:p>
@@ -66,7 +66,7 @@
               <w:rPr>
                 <w:b/>
                 <w:color w:val="334155"/>
-                <w:sz w:val="19"/>
+                <w:sz w:val="18"/>
               </w:rPr>
               <w:t>Project Title:</w:t>
             </w:r>
@@ -77,10 +77,10 @@
             <w:tcW w:type="dxa" w:w="6192"/>
             <w:shd w:fill="F8FAFC"/>
             <w:tcMar>
-              <w:top w:w="50" w:type="dxa"/>
-              <w:bottom w:w="50" w:type="dxa"/>
-              <w:left w:w="90" w:type="dxa"/>
-              <w:right w:w="90" w:type="dxa"/>
+              <w:top w:w="45" w:type="dxa"/>
+              <w:bottom w:w="45" w:type="dxa"/>
+              <w:left w:w="80" w:type="dxa"/>
+              <w:right w:w="80" w:type="dxa"/>
             </w:tcMar>
           </w:tcPr>
           <w:p>
@@ -91,7 +91,7 @@
             <w:r>
               <w:rPr>
                 <w:color w:val="0F172A"/>
-                <w:sz w:val="19"/>
+                <w:sz w:val="18"/>
               </w:rPr>
               <w:t>ThermaCraft • High-Precision Multi-Scale Workstation</w:t>
             </w:r>
@@ -107,10 +107,10 @@
             <w:tcW w:type="dxa" w:w="3168"/>
             <w:shd w:fill="F1F5F9"/>
             <w:tcMar>
-              <w:top w:w="50" w:type="dxa"/>
-              <w:bottom w:w="50" w:type="dxa"/>
-              <w:left w:w="90" w:type="dxa"/>
-              <w:right w:w="90" w:type="dxa"/>
+              <w:top w:w="45" w:type="dxa"/>
+              <w:bottom w:w="45" w:type="dxa"/>
+              <w:left w:w="80" w:type="dxa"/>
+              <w:right w:w="80" w:type="dxa"/>
             </w:tcMar>
           </w:tcPr>
           <w:p>
@@ -122,7 +122,7 @@
               <w:rPr>
                 <w:b/>
                 <w:color w:val="334155"/>
-                <w:sz w:val="19"/>
+                <w:sz w:val="18"/>
               </w:rPr>
               <w:t>Milestone Phase:</w:t>
             </w:r>
@@ -133,10 +133,10 @@
             <w:tcW w:type="dxa" w:w="6192"/>
             <w:shd w:fill="F8FAFC"/>
             <w:tcMar>
-              <w:top w:w="50" w:type="dxa"/>
-              <w:bottom w:w="50" w:type="dxa"/>
-              <w:left w:w="90" w:type="dxa"/>
-              <w:right w:w="90" w:type="dxa"/>
+              <w:top w:w="45" w:type="dxa"/>
+              <w:bottom w:w="45" w:type="dxa"/>
+              <w:left w:w="80" w:type="dxa"/>
+              <w:right w:w="80" w:type="dxa"/>
             </w:tcMar>
           </w:tcPr>
           <w:p>
@@ -147,7 +147,7 @@
             <w:r>
               <w:rPr>
                 <w:color w:val="0F172A"/>
-                <w:sz w:val="19"/>
+                <w:sz w:val="18"/>
               </w:rPr>
               <w:t>Milestone 3: Implementation / Development</w:t>
             </w:r>
@@ -163,10 +163,10 @@
             <w:tcW w:type="dxa" w:w="3168"/>
             <w:shd w:fill="F1F5F9"/>
             <w:tcMar>
-              <w:top w:w="50" w:type="dxa"/>
-              <w:bottom w:w="50" w:type="dxa"/>
-              <w:left w:w="90" w:type="dxa"/>
-              <w:right w:w="90" w:type="dxa"/>
+              <w:top w:w="45" w:type="dxa"/>
+              <w:bottom w:w="45" w:type="dxa"/>
+              <w:left w:w="80" w:type="dxa"/>
+              <w:right w:w="80" w:type="dxa"/>
             </w:tcMar>
           </w:tcPr>
           <w:p>
@@ -178,7 +178,7 @@
               <w:rPr>
                 <w:b/>
                 <w:color w:val="334155"/>
-                <w:sz w:val="19"/>
+                <w:sz w:val="18"/>
               </w:rPr>
               <w:t>Milestone Objective:</w:t>
             </w:r>
@@ -189,10 +189,10 @@
             <w:tcW w:type="dxa" w:w="6192"/>
             <w:shd w:fill="F8FAFC"/>
             <w:tcMar>
-              <w:top w:w="50" w:type="dxa"/>
-              <w:bottom w:w="50" w:type="dxa"/>
-              <w:left w:w="90" w:type="dxa"/>
-              <w:right w:w="90" w:type="dxa"/>
+              <w:top w:w="45" w:type="dxa"/>
+              <w:bottom w:w="45" w:type="dxa"/>
+              <w:left w:w="80" w:type="dxa"/>
+              <w:right w:w="80" w:type="dxa"/>
             </w:tcMar>
           </w:tcPr>
           <w:p>
@@ -203,7 +203,7 @@
             <w:r>
               <w:rPr>
                 <w:color w:val="0F172A"/>
-                <w:sz w:val="19"/>
+                <w:sz w:val="18"/>
               </w:rPr>
               <w:t>Convert architectural design into a working, integrated, human-relatable software system</w:t>
             </w:r>
@@ -219,10 +219,10 @@
             <w:tcW w:type="dxa" w:w="3168"/>
             <w:shd w:fill="F1F5F9"/>
             <w:tcMar>
-              <w:top w:w="50" w:type="dxa"/>
-              <w:bottom w:w="50" w:type="dxa"/>
-              <w:left w:w="90" w:type="dxa"/>
-              <w:right w:w="90" w:type="dxa"/>
+              <w:top w:w="45" w:type="dxa"/>
+              <w:bottom w:w="45" w:type="dxa"/>
+              <w:left w:w="80" w:type="dxa"/>
+              <w:right w:w="80" w:type="dxa"/>
             </w:tcMar>
           </w:tcPr>
           <w:p>
@@ -234,7 +234,7 @@
               <w:rPr>
                 <w:b/>
                 <w:color w:val="334155"/>
-                <w:sz w:val="19"/>
+                <w:sz w:val="18"/>
               </w:rPr>
               <w:t>Authors / Engineers:</w:t>
             </w:r>
@@ -245,10 +245,10 @@
             <w:tcW w:type="dxa" w:w="6192"/>
             <w:shd w:fill="F8FAFC"/>
             <w:tcMar>
-              <w:top w:w="50" w:type="dxa"/>
-              <w:bottom w:w="50" w:type="dxa"/>
-              <w:left w:w="90" w:type="dxa"/>
-              <w:right w:w="90" w:type="dxa"/>
+              <w:top w:w="45" w:type="dxa"/>
+              <w:bottom w:w="45" w:type="dxa"/>
+              <w:left w:w="80" w:type="dxa"/>
+              <w:right w:w="80" w:type="dxa"/>
             </w:tcMar>
           </w:tcPr>
           <w:p>
@@ -259,7 +259,7 @@
             <w:r>
               <w:rPr>
                 <w:color w:val="0F172A"/>
-                <w:sz w:val="19"/>
+                <w:sz w:val="18"/>
               </w:rPr>
               <w:t>Prakhar Harne and Naman Shrivastav</w:t>
             </w:r>
@@ -275,10 +275,10 @@
             <w:tcW w:type="dxa" w:w="3168"/>
             <w:shd w:fill="F1F5F9"/>
             <w:tcMar>
-              <w:top w:w="50" w:type="dxa"/>
-              <w:bottom w:w="50" w:type="dxa"/>
-              <w:left w:w="90" w:type="dxa"/>
-              <w:right w:w="90" w:type="dxa"/>
+              <w:top w:w="45" w:type="dxa"/>
+              <w:bottom w:w="45" w:type="dxa"/>
+              <w:left w:w="80" w:type="dxa"/>
+              <w:right w:w="80" w:type="dxa"/>
             </w:tcMar>
           </w:tcPr>
           <w:p>
@@ -290,7 +290,7 @@
               <w:rPr>
                 <w:b/>
                 <w:color w:val="334155"/>
-                <w:sz w:val="19"/>
+                <w:sz w:val="18"/>
               </w:rPr>
               <w:t>Full-Stack Architecture:</w:t>
             </w:r>
@@ -301,10 +301,10 @@
             <w:tcW w:type="dxa" w:w="6192"/>
             <w:shd w:fill="F8FAFC"/>
             <w:tcMar>
-              <w:top w:w="50" w:type="dxa"/>
-              <w:bottom w:w="50" w:type="dxa"/>
-              <w:left w:w="90" w:type="dxa"/>
-              <w:right w:w="90" w:type="dxa"/>
+              <w:top w:w="45" w:type="dxa"/>
+              <w:bottom w:w="45" w:type="dxa"/>
+              <w:left w:w="80" w:type="dxa"/>
+              <w:right w:w="80" w:type="dxa"/>
             </w:tcMar>
           </w:tcPr>
           <w:p>
@@ -315,7 +315,7 @@
             <w:r>
               <w:rPr>
                 <w:color w:val="0F172A"/>
-                <w:sz w:val="19"/>
+                <w:sz w:val="18"/>
               </w:rPr>
               <w:t>3-Tier (Client Workstation + Express.js REST API + SQLite 3 DB + GitHub Pages Standalone)</w:t>
             </w:r>
@@ -331,10 +331,10 @@
             <w:tcW w:type="dxa" w:w="3168"/>
             <w:shd w:fill="F1F5F9"/>
             <w:tcMar>
-              <w:top w:w="50" w:type="dxa"/>
-              <w:bottom w:w="50" w:type="dxa"/>
-              <w:left w:w="90" w:type="dxa"/>
-              <w:right w:w="90" w:type="dxa"/>
+              <w:top w:w="45" w:type="dxa"/>
+              <w:bottom w:w="45" w:type="dxa"/>
+              <w:left w:w="80" w:type="dxa"/>
+              <w:right w:w="80" w:type="dxa"/>
             </w:tcMar>
           </w:tcPr>
           <w:p>
@@ -346,7 +346,7 @@
               <w:rPr>
                 <w:b/>
                 <w:color w:val="334155"/>
-                <w:sz w:val="19"/>
+                <w:sz w:val="18"/>
               </w:rPr>
               <w:t>Version Control Repository:</w:t>
             </w:r>
@@ -357,10 +357,10 @@
             <w:tcW w:type="dxa" w:w="6192"/>
             <w:shd w:fill="F8FAFC"/>
             <w:tcMar>
-              <w:top w:w="50" w:type="dxa"/>
-              <w:bottom w:w="50" w:type="dxa"/>
-              <w:left w:w="90" w:type="dxa"/>
-              <w:right w:w="90" w:type="dxa"/>
+              <w:top w:w="45" w:type="dxa"/>
+              <w:bottom w:w="45" w:type="dxa"/>
+              <w:left w:w="80" w:type="dxa"/>
+              <w:right w:w="80" w:type="dxa"/>
             </w:tcMar>
           </w:tcPr>
           <w:p>
@@ -371,7 +371,7 @@
             <w:r>
               <w:rPr>
                 <w:color w:val="0F172A"/>
-                <w:sz w:val="19"/>
+                <w:sz w:val="18"/>
               </w:rPr>
               <w:t>https://github.com/B1tBr34k3r/temperature-conversion-system</w:t>
             </w:r>
@@ -387,10 +387,10 @@
             <w:tcW w:type="dxa" w:w="3168"/>
             <w:shd w:fill="F1F5F9"/>
             <w:tcMar>
-              <w:top w:w="50" w:type="dxa"/>
-              <w:bottom w:w="50" w:type="dxa"/>
-              <w:left w:w="90" w:type="dxa"/>
-              <w:right w:w="90" w:type="dxa"/>
+              <w:top w:w="45" w:type="dxa"/>
+              <w:bottom w:w="45" w:type="dxa"/>
+              <w:left w:w="80" w:type="dxa"/>
+              <w:right w:w="80" w:type="dxa"/>
             </w:tcMar>
           </w:tcPr>
           <w:p>
@@ -402,7 +402,7 @@
               <w:rPr>
                 <w:b/>
                 <w:color w:val="334155"/>
-                <w:sz w:val="19"/>
+                <w:sz w:val="18"/>
               </w:rPr>
               <w:t>Live Public Web Application:</w:t>
             </w:r>
@@ -413,10 +413,10 @@
             <w:tcW w:type="dxa" w:w="6192"/>
             <w:shd w:fill="F8FAFC"/>
             <w:tcMar>
-              <w:top w:w="50" w:type="dxa"/>
-              <w:bottom w:w="50" w:type="dxa"/>
-              <w:left w:w="90" w:type="dxa"/>
-              <w:right w:w="90" w:type="dxa"/>
+              <w:top w:w="45" w:type="dxa"/>
+              <w:bottom w:w="45" w:type="dxa"/>
+              <w:left w:w="80" w:type="dxa"/>
+              <w:right w:w="80" w:type="dxa"/>
             </w:tcMar>
           </w:tcPr>
           <w:p>
@@ -427,7 +427,7 @@
             <w:r>
               <w:rPr>
                 <w:color w:val="0F172A"/>
-                <w:sz w:val="19"/>
+                <w:sz w:val="18"/>
               </w:rPr>
               <w:t>https://b1tbr34k3r.github.io/temperature-conversion-system/</w:t>
             </w:r>
@@ -443,10 +443,10 @@
             <w:tcW w:type="dxa" w:w="3168"/>
             <w:shd w:fill="F1F5F9"/>
             <w:tcMar>
-              <w:top w:w="50" w:type="dxa"/>
-              <w:bottom w:w="50" w:type="dxa"/>
-              <w:left w:w="90" w:type="dxa"/>
-              <w:right w:w="90" w:type="dxa"/>
+              <w:top w:w="45" w:type="dxa"/>
+              <w:bottom w:w="45" w:type="dxa"/>
+              <w:left w:w="80" w:type="dxa"/>
+              <w:right w:w="80" w:type="dxa"/>
             </w:tcMar>
           </w:tcPr>
           <w:p>
@@ -458,7 +458,7 @@
               <w:rPr>
                 <w:b/>
                 <w:color w:val="334155"/>
-                <w:sz w:val="19"/>
+                <w:sz w:val="18"/>
               </w:rPr>
               <w:t>Current System Version:</w:t>
             </w:r>
@@ -469,10 +469,10 @@
             <w:tcW w:type="dxa" w:w="6192"/>
             <w:shd w:fill="F8FAFC"/>
             <w:tcMar>
-              <w:top w:w="50" w:type="dxa"/>
-              <w:bottom w:w="50" w:type="dxa"/>
-              <w:left w:w="90" w:type="dxa"/>
-              <w:right w:w="90" w:type="dxa"/>
+              <w:top w:w="45" w:type="dxa"/>
+              <w:bottom w:w="45" w:type="dxa"/>
+              <w:left w:w="80" w:type="dxa"/>
+              <w:right w:w="80" w:type="dxa"/>
             </w:tcMar>
           </w:tcPr>
           <w:p>
@@ -483,7 +483,7 @@
             <w:r>
               <w:rPr>
                 <w:color w:val="0F172A"/>
-                <w:sz w:val="19"/>
+                <w:sz w:val="18"/>
               </w:rPr>
               <w:t>Version 3.2 (ThermaCraft Studio Release)</w:t>
             </w:r>
@@ -499,10 +499,10 @@
             <w:tcW w:type="dxa" w:w="3168"/>
             <w:shd w:fill="F1F5F9"/>
             <w:tcMar>
-              <w:top w:w="50" w:type="dxa"/>
-              <w:bottom w:w="50" w:type="dxa"/>
-              <w:left w:w="90" w:type="dxa"/>
-              <w:right w:w="90" w:type="dxa"/>
+              <w:top w:w="45" w:type="dxa"/>
+              <w:bottom w:w="45" w:type="dxa"/>
+              <w:left w:w="80" w:type="dxa"/>
+              <w:right w:w="80" w:type="dxa"/>
             </w:tcMar>
           </w:tcPr>
           <w:p>
@@ -513,7 +513,7 @@
               <w:rPr>
                 <w:b/>
                 <w:color w:val="334155"/>
-                <w:sz w:val="19"/>
+                <w:sz w:val="18"/>
               </w:rPr>
               <w:t>Date of Evaluation:</w:t>
             </w:r>
@@ -524,10 +524,10 @@
             <w:tcW w:type="dxa" w:w="6192"/>
             <w:shd w:fill="F8FAFC"/>
             <w:tcMar>
-              <w:top w:w="50" w:type="dxa"/>
-              <w:bottom w:w="50" w:type="dxa"/>
-              <w:left w:w="90" w:type="dxa"/>
-              <w:right w:w="90" w:type="dxa"/>
+              <w:top w:w="45" w:type="dxa"/>
+              <w:bottom w:w="45" w:type="dxa"/>
+              <w:left w:w="80" w:type="dxa"/>
+              <w:right w:w="80" w:type="dxa"/>
             </w:tcMar>
           </w:tcPr>
           <w:p>
@@ -537,7 +537,7 @@
             <w:r>
               <w:rPr>
                 <w:color w:val="0F172A"/>
-                <w:sz w:val="19"/>
+                <w:sz w:val="18"/>
               </w:rPr>
               <w:t>October 2026</w:t>
             </w:r>
@@ -547,7 +547,7 @@
     </w:tbl>
     <w:p>
       <w:pPr>
-        <w:spacing w:after="160"/>
+        <w:spacing w:after="120"/>
       </w:pPr>
     </w:p>
     <w:tbl>
@@ -568,10 +568,10 @@
             <w:tcW w:type="dxa" w:w="9360"/>
             <w:shd w:fill="EFF6FF"/>
             <w:tcMar>
-              <w:top w:w="140" w:type="dxa"/>
-              <w:bottom w:w="140" w:type="dxa"/>
-              <w:left w:w="180" w:type="dxa"/>
-              <w:right w:w="180" w:type="dxa"/>
+              <w:top w:w="120" w:type="dxa"/>
+              <w:bottom w:w="120" w:type="dxa"/>
+              <w:left w:w="160" w:type="dxa"/>
+              <w:right w:w="160" w:type="dxa"/>
             </w:tcMar>
             <w:tcBorders>
               <w:left w:val="single" w:sz="24" w:space="0" w:color="2563EB"/>
@@ -607,6 +607,24 @@
       </w:pPr>
     </w:p>
     <w:p>
+      <w:pPr>
+        <w:spacing w:after="100" w:line="276" w:lineRule="auto"/>
+      </w:pPr>
+      <w:r>
+        <w:rPr>
+          <w:b/>
+          <w:color w:val="111827"/>
+        </w:rPr>
+        <w:t xml:space="preserve">System Executive Brief: </w:t>
+      </w:r>
+      <w:r>
+        <w:rPr>
+          <w:color w:val="374151"/>
+        </w:rPr>
+        <w:t>Project Abstract: ThermaCraft establishes a new paradigm in thermal education and scientific computation by seamlessly unifying IEEE-754 64-bit mathematical precision across 8 thermodynamic scales with tactile everyday human intuition. Featuring an artisanal milled metal bench aesthetic, a Dual-Scale Conversion Bridge, real-time Everyday Matter Simulation, an analog Galvanometer with active redline overdrive flutter, and Web Audio mechanical haptics, the system delivers an engaging, fault-tolerant workstation.</w:t>
+      </w:r>
+    </w:p>
+    <w:p>
       <w:r>
         <w:br w:type="page"/>
       </w:r>
@@ -614,21 +632,21 @@
     <w:p>
       <w:pPr>
         <w:keepNext/>
-        <w:spacing w:before="360" w:after="120"/>
+        <w:spacing w:before="320" w:after="100"/>
       </w:pPr>
       <w:r>
         <w:rPr>
           <w:rFonts w:ascii="Calibri" w:hAnsi="Calibri"/>
           <w:b/>
           <w:color w:val="1E3A8A"/>
-          <w:sz w:val="32"/>
+          <w:sz w:val="30"/>
         </w:rPr>
         <w:t>1. Executive Summary &amp; Full-Stack Evolution</w:t>
       </w:r>
     </w:p>
     <w:p>
       <w:pPr>
-        <w:spacing w:after="120" w:line="276" w:lineRule="auto"/>
+        <w:spacing w:after="100" w:line="276" w:lineRule="auto"/>
       </w:pPr>
       <w:r>
         <w:rPr>
@@ -639,7 +657,7 @@
     </w:p>
     <w:p>
       <w:pPr>
-        <w:spacing w:after="120" w:line="276" w:lineRule="auto"/>
+        <w:spacing w:after="100" w:line="276" w:lineRule="auto"/>
       </w:pPr>
       <w:r>
         <w:rPr>
@@ -651,7 +669,7 @@
     <w:p>
       <w:pPr>
         <w:pStyle w:val="ListBullet"/>
-        <w:spacing w:after="60" w:line="276" w:lineRule="auto"/>
+        <w:spacing w:after="50" w:line="269" w:lineRule="auto"/>
       </w:pPr>
       <w:r>
         <w:rPr>
@@ -670,7 +688,7 @@
     <w:p>
       <w:pPr>
         <w:pStyle w:val="ListBullet"/>
-        <w:spacing w:after="60" w:line="276" w:lineRule="auto"/>
+        <w:spacing w:after="50" w:line="269" w:lineRule="auto"/>
       </w:pPr>
       <w:r>
         <w:rPr>
@@ -689,7 +707,7 @@
     <w:p>
       <w:pPr>
         <w:pStyle w:val="ListBullet"/>
-        <w:spacing w:after="60" w:line="276" w:lineRule="auto"/>
+        <w:spacing w:after="50" w:line="269" w:lineRule="auto"/>
       </w:pPr>
       <w:r>
         <w:rPr>
@@ -708,7 +726,7 @@
     <w:p>
       <w:pPr>
         <w:pStyle w:val="ListBullet"/>
-        <w:spacing w:after="60" w:line="276" w:lineRule="auto"/>
+        <w:spacing w:after="50" w:line="269" w:lineRule="auto"/>
       </w:pPr>
       <w:r>
         <w:rPr>
@@ -727,7 +745,7 @@
     <w:p>
       <w:pPr>
         <w:pStyle w:val="ListBullet"/>
-        <w:spacing w:after="60" w:line="276" w:lineRule="auto"/>
+        <w:spacing w:after="50" w:line="269" w:lineRule="auto"/>
       </w:pPr>
       <w:r>
         <w:rPr>
@@ -746,7 +764,7 @@
     <w:p>
       <w:pPr>
         <w:pStyle w:val="ListBullet"/>
-        <w:spacing w:after="60" w:line="276" w:lineRule="auto"/>
+        <w:spacing w:after="50" w:line="269" w:lineRule="auto"/>
       </w:pPr>
       <w:r>
         <w:rPr>
@@ -765,21 +783,21 @@
     <w:p>
       <w:pPr>
         <w:keepNext/>
-        <w:spacing w:before="360" w:after="120"/>
+        <w:spacing w:before="320" w:after="100"/>
       </w:pPr>
       <w:r>
         <w:rPr>
           <w:rFonts w:ascii="Calibri" w:hAnsi="Calibri"/>
           <w:b/>
           <w:color w:val="1E3A8A"/>
-          <w:sz w:val="32"/>
+          <w:sz w:val="30"/>
         </w:rPr>
         <w:t>2. Full-Stack System Architecture &amp; Module Integration</w:t>
       </w:r>
     </w:p>
     <w:p>
       <w:pPr>
-        <w:spacing w:after="120" w:line="276" w:lineRule="auto"/>
+        <w:spacing w:after="100" w:line="276" w:lineRule="auto"/>
       </w:pPr>
       <w:r>
         <w:rPr>
@@ -791,7 +809,7 @@
     <w:p>
       <w:pPr>
         <w:keepNext/>
-        <w:spacing w:before="160" w:after="80"/>
+        <w:spacing w:before="120" w:after="60"/>
         <w:jc w:val="center"/>
       </w:pPr>
     </w:p>
@@ -799,7 +817,7 @@
       <w:r>
         <w:drawing>
           <wp:inline xmlns:a="http://schemas.openxmlformats.org/drawingml/2006/main" xmlns:pic="http://schemas.openxmlformats.org/drawingml/2006/picture">
-            <wp:extent cx="5303520" cy="3616036"/>
+            <wp:extent cx="4937760" cy="3366655"/>
             <wp:docPr id="1" name="Picture 1"/>
             <wp:cNvGraphicFramePr>
               <a:graphicFrameLocks noChangeAspect="1"/>
@@ -820,7 +838,7 @@
                   <pic:spPr>
                     <a:xfrm>
                       <a:off x="0" y="0"/>
-                      <a:ext cx="5303520" cy="3616036"/>
+                      <a:ext cx="4937760" cy="3366655"/>
                     </a:xfrm>
                     <a:prstGeom prst="rect"/>
                   </pic:spPr>
@@ -833,14 +851,14 @@
     </w:p>
     <w:p>
       <w:pPr>
-        <w:spacing w:after="240"/>
+        <w:spacing w:after="160"/>
         <w:jc w:val="center"/>
       </w:pPr>
       <w:r>
         <w:rPr>
           <w:i/>
           <w:color w:val="4B5563"/>
-          <w:sz w:val="19"/>
+          <w:sz w:val="18"/>
         </w:rPr>
         <w:t>Figure 1: Full-Stack Integrated 3-Tier System Architecture (Milestone 3)</w:t>
       </w:r>
@@ -853,14 +871,14 @@
     <w:p>
       <w:pPr>
         <w:keepNext/>
-        <w:spacing w:before="240" w:after="80"/>
+        <w:spacing w:before="220" w:after="60"/>
       </w:pPr>
       <w:r>
         <w:rPr>
           <w:rFonts w:ascii="Calibri" w:hAnsi="Calibri"/>
           <w:b/>
           <w:color w:val="2563EB"/>
-          <w:sz w:val="26"/>
+          <w:sz w:val="24"/>
         </w:rPr>
         <w:t>2.1 Module-Wise Source Code Organization</w:t>
       </w:r>
@@ -868,7 +886,7 @@
     <w:p>
       <w:pPr>
         <w:keepNext/>
-        <w:spacing w:after="120" w:line="276" w:lineRule="auto"/>
+        <w:spacing w:after="100" w:line="276" w:lineRule="auto"/>
       </w:pPr>
       <w:r>
         <w:rPr>
@@ -898,10 +916,10 @@
             <w:tcW w:type="dxa" w:w="3168"/>
             <w:shd w:fill="1E3A8A"/>
             <w:tcMar>
-              <w:top w:w="60" w:type="dxa"/>
-              <w:bottom w:w="60" w:type="dxa"/>
-              <w:left w:w="80" w:type="dxa"/>
-              <w:right w:w="80" w:type="dxa"/>
+              <w:top w:w="55" w:type="dxa"/>
+              <w:bottom w:w="55" w:type="dxa"/>
+              <w:left w:w="75" w:type="dxa"/>
+              <w:right w:w="75" w:type="dxa"/>
             </w:tcMar>
           </w:tcPr>
           <w:p>
@@ -912,7 +930,7 @@
               <w:rPr>
                 <w:b/>
                 <w:color w:val="FFFFFF"/>
-                <w:sz w:val="19"/>
+                <w:sz w:val="18"/>
               </w:rPr>
               <w:t>Module / File</w:t>
             </w:r>
@@ -923,10 +941,10 @@
             <w:tcW w:type="dxa" w:w="2160"/>
             <w:shd w:fill="1E3A8A"/>
             <w:tcMar>
-              <w:top w:w="60" w:type="dxa"/>
-              <w:bottom w:w="60" w:type="dxa"/>
-              <w:left w:w="80" w:type="dxa"/>
-              <w:right w:w="80" w:type="dxa"/>
+              <w:top w:w="55" w:type="dxa"/>
+              <w:bottom w:w="55" w:type="dxa"/>
+              <w:left w:w="75" w:type="dxa"/>
+              <w:right w:w="75" w:type="dxa"/>
             </w:tcMar>
           </w:tcPr>
           <w:p>
@@ -937,7 +955,7 @@
               <w:rPr>
                 <w:b/>
                 <w:color w:val="FFFFFF"/>
-                <w:sz w:val="19"/>
+                <w:sz w:val="18"/>
               </w:rPr>
               <w:t>Component Role</w:t>
             </w:r>
@@ -948,10 +966,10 @@
             <w:tcW w:type="dxa" w:w="4032"/>
             <w:shd w:fill="1E3A8A"/>
             <w:tcMar>
-              <w:top w:w="60" w:type="dxa"/>
-              <w:bottom w:w="60" w:type="dxa"/>
-              <w:left w:w="80" w:type="dxa"/>
-              <w:right w:w="80" w:type="dxa"/>
+              <w:top w:w="55" w:type="dxa"/>
+              <w:bottom w:w="55" w:type="dxa"/>
+              <w:left w:w="75" w:type="dxa"/>
+              <w:right w:w="75" w:type="dxa"/>
             </w:tcMar>
           </w:tcPr>
           <w:p>
@@ -962,7 +980,7 @@
               <w:rPr>
                 <w:b/>
                 <w:color w:val="FFFFFF"/>
-                <w:sz w:val="19"/>
+                <w:sz w:val="18"/>
               </w:rPr>
               <w:t>Primary Responsibilities</w:t>
             </w:r>
@@ -978,10 +996,10 @@
             <w:tcW w:type="dxa" w:w="3168"/>
             <w:shd w:fill="F8FAFC"/>
             <w:tcMar>
-              <w:top w:w="45" w:type="dxa"/>
-              <w:bottom w:w="45" w:type="dxa"/>
-              <w:left w:w="75" w:type="dxa"/>
-              <w:right w:w="75" w:type="dxa"/>
+              <w:top w:w="40" w:type="dxa"/>
+              <w:bottom w:w="40" w:type="dxa"/>
+              <w:left w:w="70" w:type="dxa"/>
+              <w:right w:w="70" w:type="dxa"/>
             </w:tcMar>
           </w:tcPr>
           <w:p>
@@ -993,7 +1011,7 @@
                 <w:rFonts w:ascii="Consolas" w:hAnsi="Consolas"/>
                 <w:b/>
                 <w:color w:val="1E40AF"/>
-                <w:sz w:val="17"/>
+                <w:sz w:val="16"/>
               </w:rPr>
               <w:t>server/server.js</w:t>
             </w:r>
@@ -1004,10 +1022,10 @@
             <w:tcW w:type="dxa" w:w="2160"/>
             <w:shd w:fill="F8FAFC"/>
             <w:tcMar>
-              <w:top w:w="45" w:type="dxa"/>
-              <w:bottom w:w="45" w:type="dxa"/>
-              <w:left w:w="75" w:type="dxa"/>
-              <w:right w:w="75" w:type="dxa"/>
+              <w:top w:w="40" w:type="dxa"/>
+              <w:bottom w:w="40" w:type="dxa"/>
+              <w:left w:w="70" w:type="dxa"/>
+              <w:right w:w="70" w:type="dxa"/>
             </w:tcMar>
           </w:tcPr>
           <w:p>
@@ -1016,7 +1034,7 @@
             </w:pPr>
             <w:r>
               <w:rPr>
-                <w:sz w:val="17"/>
+                <w:sz w:val="16"/>
               </w:rPr>
               <w:t>Server Entry Point</w:t>
             </w:r>
@@ -1027,10 +1045,10 @@
             <w:tcW w:type="dxa" w:w="4032"/>
             <w:shd w:fill="F8FAFC"/>
             <w:tcMar>
-              <w:top w:w="45" w:type="dxa"/>
-              <w:bottom w:w="45" w:type="dxa"/>
-              <w:left w:w="75" w:type="dxa"/>
-              <w:right w:w="75" w:type="dxa"/>
+              <w:top w:w="40" w:type="dxa"/>
+              <w:bottom w:w="40" w:type="dxa"/>
+              <w:left w:w="70" w:type="dxa"/>
+              <w:right w:w="70" w:type="dxa"/>
             </w:tcMar>
           </w:tcPr>
           <w:p>
@@ -1039,7 +1057,7 @@
             </w:pPr>
             <w:r>
               <w:rPr>
-                <w:sz w:val="17"/>
+                <w:sz w:val="16"/>
               </w:rPr>
               <w:t>Configures Express, CORS, static asset streaming, and API routing</w:t>
             </w:r>
@@ -1055,10 +1073,10 @@
             <w:tcW w:type="dxa" w:w="3168"/>
             <w:shd w:fill="FFFFFF"/>
             <w:tcMar>
-              <w:top w:w="45" w:type="dxa"/>
-              <w:bottom w:w="45" w:type="dxa"/>
-              <w:left w:w="75" w:type="dxa"/>
-              <w:right w:w="75" w:type="dxa"/>
+              <w:top w:w="40" w:type="dxa"/>
+              <w:bottom w:w="40" w:type="dxa"/>
+              <w:left w:w="70" w:type="dxa"/>
+              <w:right w:w="70" w:type="dxa"/>
             </w:tcMar>
           </w:tcPr>
           <w:p>
@@ -1070,7 +1088,7 @@
                 <w:rFonts w:ascii="Consolas" w:hAnsi="Consolas"/>
                 <w:b/>
                 <w:color w:val="1E40AF"/>
-                <w:sz w:val="17"/>
+                <w:sz w:val="16"/>
               </w:rPr>
               <w:t>server/config/db.js</w:t>
             </w:r>
@@ -1081,10 +1099,10 @@
             <w:tcW w:type="dxa" w:w="2160"/>
             <w:shd w:fill="FFFFFF"/>
             <w:tcMar>
-              <w:top w:w="45" w:type="dxa"/>
-              <w:bottom w:w="45" w:type="dxa"/>
-              <w:left w:w="75" w:type="dxa"/>
-              <w:right w:w="75" w:type="dxa"/>
+              <w:top w:w="40" w:type="dxa"/>
+              <w:bottom w:w="40" w:type="dxa"/>
+              <w:left w:w="70" w:type="dxa"/>
+              <w:right w:w="70" w:type="dxa"/>
             </w:tcMar>
           </w:tcPr>
           <w:p>
@@ -1093,7 +1111,7 @@
             </w:pPr>
             <w:r>
               <w:rPr>
-                <w:sz w:val="17"/>
+                <w:sz w:val="16"/>
               </w:rPr>
               <w:t>Persistence Layer</w:t>
             </w:r>
@@ -1104,10 +1122,10 @@
             <w:tcW w:type="dxa" w:w="4032"/>
             <w:shd w:fill="FFFFFF"/>
             <w:tcMar>
-              <w:top w:w="45" w:type="dxa"/>
-              <w:bottom w:w="45" w:type="dxa"/>
-              <w:left w:w="75" w:type="dxa"/>
-              <w:right w:w="75" w:type="dxa"/>
+              <w:top w:w="40" w:type="dxa"/>
+              <w:bottom w:w="40" w:type="dxa"/>
+              <w:left w:w="70" w:type="dxa"/>
+              <w:right w:w="70" w:type="dxa"/>
             </w:tcMar>
           </w:tcPr>
           <w:p>
@@ -1116,7 +1134,7 @@
             </w:pPr>
             <w:r>
               <w:rPr>
-                <w:sz w:val="17"/>
+                <w:sz w:val="16"/>
               </w:rPr>
               <w:t>Native SQLite 3 connection, schema migration, WAL pragma, and CRUD methods</w:t>
             </w:r>
@@ -1132,10 +1150,10 @@
             <w:tcW w:type="dxa" w:w="3168"/>
             <w:shd w:fill="F8FAFC"/>
             <w:tcMar>
-              <w:top w:w="45" w:type="dxa"/>
-              <w:bottom w:w="45" w:type="dxa"/>
-              <w:left w:w="75" w:type="dxa"/>
-              <w:right w:w="75" w:type="dxa"/>
+              <w:top w:w="40" w:type="dxa"/>
+              <w:bottom w:w="40" w:type="dxa"/>
+              <w:left w:w="70" w:type="dxa"/>
+              <w:right w:w="70" w:type="dxa"/>
             </w:tcMar>
           </w:tcPr>
           <w:p>
@@ -1147,7 +1165,7 @@
                 <w:rFonts w:ascii="Consolas" w:hAnsi="Consolas"/>
                 <w:b/>
                 <w:color w:val="1E40AF"/>
-                <w:sz w:val="17"/>
+                <w:sz w:val="16"/>
               </w:rPr>
               <w:t>server/services/conversionService.js</w:t>
             </w:r>
@@ -1158,10 +1176,10 @@
             <w:tcW w:type="dxa" w:w="2160"/>
             <w:shd w:fill="F8FAFC"/>
             <w:tcMar>
-              <w:top w:w="45" w:type="dxa"/>
-              <w:bottom w:w="45" w:type="dxa"/>
-              <w:left w:w="75" w:type="dxa"/>
-              <w:right w:w="75" w:type="dxa"/>
+              <w:top w:w="40" w:type="dxa"/>
+              <w:bottom w:w="40" w:type="dxa"/>
+              <w:left w:w="70" w:type="dxa"/>
+              <w:right w:w="70" w:type="dxa"/>
             </w:tcMar>
           </w:tcPr>
           <w:p>
@@ -1170,7 +1188,7 @@
             </w:pPr>
             <w:r>
               <w:rPr>
-                <w:sz w:val="17"/>
+                <w:sz w:val="16"/>
               </w:rPr>
               <w:t>Scientific Engine</w:t>
             </w:r>
@@ -1181,10 +1199,10 @@
             <w:tcW w:type="dxa" w:w="4032"/>
             <w:shd w:fill="F8FAFC"/>
             <w:tcMar>
-              <w:top w:w="45" w:type="dxa"/>
-              <w:bottom w:w="45" w:type="dxa"/>
-              <w:left w:w="75" w:type="dxa"/>
-              <w:right w:w="75" w:type="dxa"/>
+              <w:top w:w="40" w:type="dxa"/>
+              <w:bottom w:w="40" w:type="dxa"/>
+              <w:left w:w="70" w:type="dxa"/>
+              <w:right w:w="70" w:type="dxa"/>
             </w:tcMar>
           </w:tcPr>
           <w:p>
@@ -1193,7 +1211,7 @@
             </w:pPr>
             <w:r>
               <w:rPr>
-                <w:sz w:val="17"/>
+                <w:sz w:val="16"/>
               </w:rPr>
               <w:t>8-scale conversion algorithms, IEEE 754 epsilon formatting, formula generator</w:t>
             </w:r>
@@ -1209,10 +1227,10 @@
             <w:tcW w:type="dxa" w:w="3168"/>
             <w:shd w:fill="FFFFFF"/>
             <w:tcMar>
-              <w:top w:w="45" w:type="dxa"/>
-              <w:bottom w:w="45" w:type="dxa"/>
-              <w:left w:w="75" w:type="dxa"/>
-              <w:right w:w="75" w:type="dxa"/>
+              <w:top w:w="40" w:type="dxa"/>
+              <w:bottom w:w="40" w:type="dxa"/>
+              <w:left w:w="70" w:type="dxa"/>
+              <w:right w:w="70" w:type="dxa"/>
             </w:tcMar>
           </w:tcPr>
           <w:p>
@@ -1224,7 +1242,7 @@
                 <w:rFonts w:ascii="Consolas" w:hAnsi="Consolas"/>
                 <w:b/>
                 <w:color w:val="1E40AF"/>
-                <w:sz w:val="17"/>
+                <w:sz w:val="16"/>
               </w:rPr>
               <w:t>server/services/validationService.js</w:t>
             </w:r>
@@ -1235,10 +1253,10 @@
             <w:tcW w:type="dxa" w:w="2160"/>
             <w:shd w:fill="FFFFFF"/>
             <w:tcMar>
-              <w:top w:w="45" w:type="dxa"/>
-              <w:bottom w:w="45" w:type="dxa"/>
-              <w:left w:w="75" w:type="dxa"/>
-              <w:right w:w="75" w:type="dxa"/>
+              <w:top w:w="40" w:type="dxa"/>
+              <w:bottom w:w="40" w:type="dxa"/>
+              <w:left w:w="70" w:type="dxa"/>
+              <w:right w:w="70" w:type="dxa"/>
             </w:tcMar>
           </w:tcPr>
           <w:p>
@@ -1247,7 +1265,7 @@
             </w:pPr>
             <w:r>
               <w:rPr>
-                <w:sz w:val="17"/>
+                <w:sz w:val="16"/>
               </w:rPr>
               <w:t>Validation Layer</w:t>
             </w:r>
@@ -1258,10 +1276,10 @@
             <w:tcW w:type="dxa" w:w="4032"/>
             <w:shd w:fill="FFFFFF"/>
             <w:tcMar>
-              <w:top w:w="45" w:type="dxa"/>
-              <w:bottom w:w="45" w:type="dxa"/>
-              <w:left w:w="75" w:type="dxa"/>
-              <w:right w:w="75" w:type="dxa"/>
+              <w:top w:w="40" w:type="dxa"/>
+              <w:bottom w:w="40" w:type="dxa"/>
+              <w:left w:w="70" w:type="dxa"/>
+              <w:right w:w="70" w:type="dxa"/>
             </w:tcMar>
           </w:tcPr>
           <w:p>
@@ -1270,7 +1288,7 @@
             </w:pPr>
             <w:r>
               <w:rPr>
-                <w:sz w:val="17"/>
+                <w:sz w:val="16"/>
               </w:rPr>
               <w:t>Thermodynamic lower bound (Absolute Zero) checks, regex syntax, finiteness</w:t>
             </w:r>
@@ -1286,10 +1304,10 @@
             <w:tcW w:type="dxa" w:w="3168"/>
             <w:shd w:fill="F8FAFC"/>
             <w:tcMar>
-              <w:top w:w="45" w:type="dxa"/>
-              <w:bottom w:w="45" w:type="dxa"/>
-              <w:left w:w="75" w:type="dxa"/>
-              <w:right w:w="75" w:type="dxa"/>
+              <w:top w:w="40" w:type="dxa"/>
+              <w:bottom w:w="40" w:type="dxa"/>
+              <w:left w:w="70" w:type="dxa"/>
+              <w:right w:w="70" w:type="dxa"/>
             </w:tcMar>
           </w:tcPr>
           <w:p>
@@ -1301,7 +1319,7 @@
                 <w:rFonts w:ascii="Consolas" w:hAnsi="Consolas"/>
                 <w:b/>
                 <w:color w:val="1E40AF"/>
-                <w:sz w:val="17"/>
+                <w:sz w:val="16"/>
               </w:rPr>
               <w:t>server/routes/api.js</w:t>
             </w:r>
@@ -1312,10 +1330,10 @@
             <w:tcW w:type="dxa" w:w="2160"/>
             <w:shd w:fill="F8FAFC"/>
             <w:tcMar>
-              <w:top w:w="45" w:type="dxa"/>
-              <w:bottom w:w="45" w:type="dxa"/>
-              <w:left w:w="75" w:type="dxa"/>
-              <w:right w:w="75" w:type="dxa"/>
+              <w:top w:w="40" w:type="dxa"/>
+              <w:bottom w:w="40" w:type="dxa"/>
+              <w:left w:w="70" w:type="dxa"/>
+              <w:right w:w="70" w:type="dxa"/>
             </w:tcMar>
           </w:tcPr>
           <w:p>
@@ -1324,7 +1342,7 @@
             </w:pPr>
             <w:r>
               <w:rPr>
-                <w:sz w:val="17"/>
+                <w:sz w:val="16"/>
               </w:rPr>
               <w:t>REST Controller</w:t>
             </w:r>
@@ -1335,10 +1353,10 @@
             <w:tcW w:type="dxa" w:w="4032"/>
             <w:shd w:fill="F8FAFC"/>
             <w:tcMar>
-              <w:top w:w="45" w:type="dxa"/>
-              <w:bottom w:w="45" w:type="dxa"/>
-              <w:left w:w="75" w:type="dxa"/>
-              <w:right w:w="75" w:type="dxa"/>
+              <w:top w:w="40" w:type="dxa"/>
+              <w:bottom w:w="40" w:type="dxa"/>
+              <w:left w:w="70" w:type="dxa"/>
+              <w:right w:w="70" w:type="dxa"/>
             </w:tcMar>
           </w:tcPr>
           <w:p>
@@ -1347,7 +1365,7 @@
             </w:pPr>
             <w:r>
               <w:rPr>
-                <w:sz w:val="17"/>
+                <w:sz w:val="16"/>
               </w:rPr>
               <w:t>HTTP endpoints: /convert, /history, /stats, /export/csv, /export/json, /health</w:t>
             </w:r>
@@ -1363,10 +1381,10 @@
             <w:tcW w:type="dxa" w:w="3168"/>
             <w:shd w:fill="FFFFFF"/>
             <w:tcMar>
-              <w:top w:w="45" w:type="dxa"/>
-              <w:bottom w:w="45" w:type="dxa"/>
-              <w:left w:w="75" w:type="dxa"/>
-              <w:right w:w="75" w:type="dxa"/>
+              <w:top w:w="40" w:type="dxa"/>
+              <w:bottom w:w="40" w:type="dxa"/>
+              <w:left w:w="70" w:type="dxa"/>
+              <w:right w:w="70" w:type="dxa"/>
             </w:tcMar>
           </w:tcPr>
           <w:p>
@@ -1378,7 +1396,7 @@
                 <w:rFonts w:ascii="Consolas" w:hAnsi="Consolas"/>
                 <w:b/>
                 <w:color w:val="1E40AF"/>
-                <w:sz w:val="17"/>
+                <w:sz w:val="16"/>
               </w:rPr>
               <w:t>client/js/gauge.js</w:t>
             </w:r>
@@ -1389,10 +1407,10 @@
             <w:tcW w:type="dxa" w:w="2160"/>
             <w:shd w:fill="FFFFFF"/>
             <w:tcMar>
-              <w:top w:w="45" w:type="dxa"/>
-              <w:bottom w:w="45" w:type="dxa"/>
-              <w:left w:w="75" w:type="dxa"/>
-              <w:right w:w="75" w:type="dxa"/>
+              <w:top w:w="40" w:type="dxa"/>
+              <w:bottom w:w="40" w:type="dxa"/>
+              <w:left w:w="70" w:type="dxa"/>
+              <w:right w:w="70" w:type="dxa"/>
             </w:tcMar>
           </w:tcPr>
           <w:p>
@@ -1401,7 +1419,7 @@
             </w:pPr>
             <w:r>
               <w:rPr>
-                <w:sz w:val="17"/>
+                <w:sz w:val="16"/>
               </w:rPr>
               <w:t>Galvanometer Engine</w:t>
             </w:r>
@@ -1412,10 +1430,10 @@
             <w:tcW w:type="dxa" w:w="4032"/>
             <w:shd w:fill="FFFFFF"/>
             <w:tcMar>
-              <w:top w:w="45" w:type="dxa"/>
-              <w:bottom w:w="45" w:type="dxa"/>
-              <w:left w:w="75" w:type="dxa"/>
-              <w:right w:w="75" w:type="dxa"/>
+              <w:top w:w="40" w:type="dxa"/>
+              <w:bottom w:w="40" w:type="dxa"/>
+              <w:left w:w="70" w:type="dxa"/>
+              <w:right w:w="70" w:type="dxa"/>
             </w:tcMar>
           </w:tcPr>
           <w:p>
@@ -1424,7 +1442,7 @@
             </w:pPr>
             <w:r>
               <w:rPr>
-                <w:sz w:val="17"/>
+                <w:sz w:val="16"/>
               </w:rPr>
               <w:t>Damped spring-physics comfort tachometer with active overdrive needle flutter</w:t>
             </w:r>
@@ -1440,10 +1458,10 @@
             <w:tcW w:type="dxa" w:w="3168"/>
             <w:shd w:fill="F8FAFC"/>
             <w:tcMar>
-              <w:top w:w="45" w:type="dxa"/>
-              <w:bottom w:w="45" w:type="dxa"/>
-              <w:left w:w="75" w:type="dxa"/>
-              <w:right w:w="75" w:type="dxa"/>
+              <w:top w:w="40" w:type="dxa"/>
+              <w:bottom w:w="40" w:type="dxa"/>
+              <w:left w:w="70" w:type="dxa"/>
+              <w:right w:w="70" w:type="dxa"/>
             </w:tcMar>
           </w:tcPr>
           <w:p>
@@ -1455,7 +1473,7 @@
                 <w:rFonts w:ascii="Consolas" w:hAnsi="Consolas"/>
                 <w:b/>
                 <w:color w:val="1E40AF"/>
-                <w:sz w:val="17"/>
+                <w:sz w:val="16"/>
               </w:rPr>
               <w:t>client/js/thermalContext.js</w:t>
             </w:r>
@@ -1466,10 +1484,10 @@
             <w:tcW w:type="dxa" w:w="2160"/>
             <w:shd w:fill="F8FAFC"/>
             <w:tcMar>
-              <w:top w:w="45" w:type="dxa"/>
-              <w:bottom w:w="45" w:type="dxa"/>
-              <w:left w:w="75" w:type="dxa"/>
-              <w:right w:w="75" w:type="dxa"/>
+              <w:top w:w="40" w:type="dxa"/>
+              <w:bottom w:w="40" w:type="dxa"/>
+              <w:left w:w="70" w:type="dxa"/>
+              <w:right w:w="70" w:type="dxa"/>
             </w:tcMar>
           </w:tcPr>
           <w:p>
@@ -1478,7 +1496,7 @@
             </w:pPr>
             <w:r>
               <w:rPr>
-                <w:sz w:val="17"/>
+                <w:sz w:val="16"/>
               </w:rPr>
               <w:t>Matter Scanner</w:t>
             </w:r>
@@ -1489,10 +1507,10 @@
             <w:tcW w:type="dxa" w:w="4032"/>
             <w:shd w:fill="F8FAFC"/>
             <w:tcMar>
-              <w:top w:w="45" w:type="dxa"/>
-              <w:bottom w:w="45" w:type="dxa"/>
-              <w:left w:w="75" w:type="dxa"/>
-              <w:right w:w="75" w:type="dxa"/>
+              <w:top w:w="40" w:type="dxa"/>
+              <w:bottom w:w="40" w:type="dxa"/>
+              <w:left w:w="70" w:type="dxa"/>
+              <w:right w:w="70" w:type="dxa"/>
             </w:tcMar>
           </w:tcPr>
           <w:p>
@@ -1501,7 +1519,7 @@
             </w:pPr>
             <w:r>
               <w:rPr>
-                <w:sz w:val="17"/>
+                <w:sz w:val="16"/>
               </w:rPr>
               <w:t>Simulates substance state transitions (Cocoa, Tech, Steam, Cooking) &amp; curiosities</w:t>
             </w:r>
@@ -1517,10 +1535,10 @@
             <w:tcW w:type="dxa" w:w="3168"/>
             <w:shd w:fill="FFFFFF"/>
             <w:tcMar>
-              <w:top w:w="45" w:type="dxa"/>
-              <w:bottom w:w="45" w:type="dxa"/>
-              <w:left w:w="75" w:type="dxa"/>
-              <w:right w:w="75" w:type="dxa"/>
+              <w:top w:w="40" w:type="dxa"/>
+              <w:bottom w:w="40" w:type="dxa"/>
+              <w:left w:w="70" w:type="dxa"/>
+              <w:right w:w="70" w:type="dxa"/>
             </w:tcMar>
           </w:tcPr>
           <w:p>
@@ -1529,7 +1547,7 @@
                 <w:rFonts w:ascii="Consolas" w:hAnsi="Consolas"/>
                 <w:b/>
                 <w:color w:val="1E40AF"/>
-                <w:sz w:val="17"/>
+                <w:sz w:val="16"/>
               </w:rPr>
               <w:t>client/js/audio.js</w:t>
             </w:r>
@@ -1540,16 +1558,16 @@
             <w:tcW w:type="dxa" w:w="2160"/>
             <w:shd w:fill="FFFFFF"/>
             <w:tcMar>
-              <w:top w:w="45" w:type="dxa"/>
-              <w:bottom w:w="45" w:type="dxa"/>
-              <w:left w:w="75" w:type="dxa"/>
-              <w:right w:w="75" w:type="dxa"/>
+              <w:top w:w="40" w:type="dxa"/>
+              <w:bottom w:w="40" w:type="dxa"/>
+              <w:left w:w="70" w:type="dxa"/>
+              <w:right w:w="70" w:type="dxa"/>
             </w:tcMar>
           </w:tcPr>
           <w:p>
             <w:r>
               <w:rPr>
-                <w:sz w:val="17"/>
+                <w:sz w:val="16"/>
               </w:rPr>
               <w:t>Audio Synthesizer</w:t>
             </w:r>
@@ -1560,16 +1578,16 @@
             <w:tcW w:type="dxa" w:w="4032"/>
             <w:shd w:fill="FFFFFF"/>
             <w:tcMar>
-              <w:top w:w="45" w:type="dxa"/>
-              <w:bottom w:w="45" w:type="dxa"/>
-              <w:left w:w="75" w:type="dxa"/>
-              <w:right w:w="75" w:type="dxa"/>
+              <w:top w:w="40" w:type="dxa"/>
+              <w:bottom w:w="40" w:type="dxa"/>
+              <w:left w:w="70" w:type="dxa"/>
+              <w:right w:w="70" w:type="dxa"/>
             </w:tcMar>
           </w:tcPr>
           <w:p>
             <w:r>
               <w:rPr>
-                <w:sz w:val="17"/>
+                <w:sz w:val="16"/>
               </w:rPr>
               <w:t>Synthesizes mechanical relay clicks and rotary switch clunks via Web Audio API</w:t>
             </w:r>
@@ -1579,7 +1597,63 @@
     </w:tbl>
     <w:p>
       <w:pPr>
-        <w:spacing w:after="160"/>
+        <w:spacing w:after="120"/>
+      </w:pPr>
+    </w:p>
+    <w:tbl>
+      <w:tblPr>
+        <w:tblW w:type="auto" w:w="0"/>
+        <w:jc w:val="center"/>
+        <w:tblLook w:firstColumn="1" w:firstRow="1" w:lastColumn="0" w:lastRow="0" w:noHBand="0" w:noVBand="1" w:val="04A0"/>
+      </w:tblPr>
+      <w:tblGrid>
+        <w:gridCol w:w="9360"/>
+      </w:tblGrid>
+      <w:tr>
+        <w:trPr>
+          <w:cantSplit/>
+        </w:trPr>
+        <w:tc>
+          <w:tcPr>
+            <w:tcW w:type="dxa" w:w="9360"/>
+            <w:shd w:fill="EFF6FF"/>
+            <w:tcMar>
+              <w:top w:w="120" w:type="dxa"/>
+              <w:bottom w:w="120" w:type="dxa"/>
+              <w:left w:w="160" w:type="dxa"/>
+              <w:right w:w="160" w:type="dxa"/>
+            </w:tcMar>
+            <w:tcBorders>
+              <w:left w:val="single" w:sz="24" w:space="0" w:color="2563EB"/>
+              <w:top w:val="none"/>
+              <w:right w:val="none"/>
+              <w:bottom w:val="none"/>
+            </w:tcBorders>
+          </w:tcPr>
+          <w:p>
+            <w:pPr>
+              <w:spacing w:after="40"/>
+            </w:pPr>
+            <w:r>
+              <w:rPr>
+                <w:b/>
+                <w:color w:val="1E3A8A"/>
+              </w:rPr>
+              <w:t xml:space="preserve">⚡ Architectural Decoupling &amp; Modular Independence: </w:t>
+            </w:r>
+            <w:r>
+              <w:rPr>
+                <w:color w:val="1F2937"/>
+              </w:rPr>
+              <w:t>Every layer operates with strict inversion of control. The ConversionService contains zero HTTP or Express-specific code and can be invoked headlessly or executed in-browser. The ValidationService intercepts all requests prior to database transactions, preventing malformed state mutations.</w:t>
+            </w:r>
+          </w:p>
+        </w:tc>
+      </w:tr>
+    </w:tbl>
+    <w:p>
+      <w:pPr>
+        <w:spacing w:after="80"/>
       </w:pPr>
     </w:p>
     <w:p>
@@ -1590,21 +1664,21 @@
     <w:p>
       <w:pPr>
         <w:keepNext/>
-        <w:spacing w:before="360" w:after="120"/>
+        <w:spacing w:before="320" w:after="100"/>
       </w:pPr>
       <w:r>
         <w:rPr>
           <w:rFonts w:ascii="Calibri" w:hAnsi="Calibri"/>
           <w:b/>
           <w:color w:val="1E3A8A"/>
-          <w:sz w:val="32"/>
+          <w:sz w:val="30"/>
         </w:rPr>
         <w:t>3. Database Implementation &amp; Relational Persistence</w:t>
       </w:r>
     </w:p>
     <w:p>
       <w:pPr>
-        <w:spacing w:after="120" w:line="276" w:lineRule="auto"/>
+        <w:spacing w:after="100" w:line="276" w:lineRule="auto"/>
       </w:pPr>
       <w:r>
         <w:rPr>
@@ -1616,21 +1690,21 @@
     <w:p>
       <w:pPr>
         <w:keepNext/>
-        <w:spacing w:before="240" w:after="80"/>
+        <w:spacing w:before="220" w:after="60"/>
       </w:pPr>
       <w:r>
         <w:rPr>
           <w:rFonts w:ascii="Calibri" w:hAnsi="Calibri"/>
           <w:b/>
           <w:color w:val="2563EB"/>
-          <w:sz w:val="26"/>
+          <w:sz w:val="24"/>
         </w:rPr>
         <w:t>3.1 Relational Schema &amp; Entity-Relationship Model</w:t>
       </w:r>
     </w:p>
     <w:p>
       <w:pPr>
-        <w:spacing w:after="120" w:line="276" w:lineRule="auto"/>
+        <w:spacing w:after="100" w:line="276" w:lineRule="auto"/>
       </w:pPr>
       <w:r>
         <w:rPr>
@@ -1642,7 +1716,7 @@
     <w:p>
       <w:pPr>
         <w:keepNext/>
-        <w:spacing w:before="160" w:after="80"/>
+        <w:spacing w:before="120" w:after="60"/>
         <w:jc w:val="center"/>
       </w:pPr>
     </w:p>
@@ -1650,7 +1724,7 @@
       <w:r>
         <w:drawing>
           <wp:inline xmlns:a="http://schemas.openxmlformats.org/drawingml/2006/main" xmlns:pic="http://schemas.openxmlformats.org/drawingml/2006/picture">
-            <wp:extent cx="5486400" cy="3578087"/>
+            <wp:extent cx="5212080" cy="3399183"/>
             <wp:docPr id="2" name="Picture 2"/>
             <wp:cNvGraphicFramePr>
               <a:graphicFrameLocks noChangeAspect="1"/>
@@ -1671,7 +1745,7 @@
                   <pic:spPr>
                     <a:xfrm>
                       <a:off x="0" y="0"/>
-                      <a:ext cx="5486400" cy="3578087"/>
+                      <a:ext cx="5212080" cy="3399183"/>
                     </a:xfrm>
                     <a:prstGeom prst="rect"/>
                   </pic:spPr>
@@ -1684,14 +1758,14 @@
     </w:p>
     <w:p>
       <w:pPr>
-        <w:spacing w:after="240"/>
+        <w:spacing w:after="160"/>
         <w:jc w:val="center"/>
       </w:pPr>
       <w:r>
         <w:rPr>
           <w:i/>
           <w:color w:val="4B5563"/>
-          <w:sz w:val="19"/>
+          <w:sz w:val="18"/>
         </w:rPr>
         <w:t>Figure 2: SQLite Database Schema &amp; Entity-Relationship Architecture</w:t>
       </w:r>
@@ -1699,21 +1773,21 @@
     <w:p>
       <w:pPr>
         <w:keepNext/>
-        <w:spacing w:before="240" w:after="80"/>
+        <w:spacing w:before="220" w:after="60"/>
       </w:pPr>
       <w:r>
         <w:rPr>
           <w:rFonts w:ascii="Calibri" w:hAnsi="Calibri"/>
           <w:b/>
           <w:color w:val="2563EB"/>
-          <w:sz w:val="26"/>
+          <w:sz w:val="24"/>
         </w:rPr>
         <w:t>3.2 Performance Optimization &amp; WAL Mode</w:t>
       </w:r>
     </w:p>
     <w:p>
       <w:pPr>
-        <w:spacing w:after="120" w:line="276" w:lineRule="auto"/>
+        <w:spacing w:after="100" w:line="276" w:lineRule="auto"/>
       </w:pPr>
       <w:r>
         <w:rPr>
@@ -1725,7 +1799,7 @@
     <w:p>
       <w:pPr>
         <w:pStyle w:val="ListBullet"/>
-        <w:spacing w:after="60" w:line="276" w:lineRule="auto"/>
+        <w:spacing w:after="50" w:line="269" w:lineRule="auto"/>
       </w:pPr>
       <w:r>
         <w:rPr>
@@ -1744,7 +1818,7 @@
     <w:p>
       <w:pPr>
         <w:pStyle w:val="ListBullet"/>
-        <w:spacing w:after="60" w:line="276" w:lineRule="auto"/>
+        <w:spacing w:after="50" w:line="269" w:lineRule="auto"/>
       </w:pPr>
       <w:r>
         <w:rPr>
@@ -1761,6 +1835,81 @@
       </w:r>
     </w:p>
     <w:p>
+      <w:pPr>
+        <w:pStyle w:val="ListBullet"/>
+        <w:spacing w:after="50" w:line="269" w:lineRule="auto"/>
+      </w:pPr>
+      <w:r>
+        <w:rPr>
+          <w:b/>
+          <w:color w:val="111827"/>
+        </w:rPr>
+        <w:t>ACID Concurrency Guarantees:</w:t>
+      </w:r>
+      <w:r>
+        <w:rPr>
+          <w:color w:val="374151"/>
+        </w:rPr>
+        <w:t xml:space="preserve"> SQLite 3 WAL journaling guarantees full Atomicity, Consistency, Isolation, and Durability without incurring heavy background server daemon overhead.</w:t>
+      </w:r>
+    </w:p>
+    <w:tbl>
+      <w:tblPr>
+        <w:tblW w:type="auto" w:w="0"/>
+        <w:jc w:val="center"/>
+        <w:tblLook w:firstColumn="1" w:firstRow="1" w:lastColumn="0" w:lastRow="0" w:noHBand="0" w:noVBand="1" w:val="04A0"/>
+      </w:tblPr>
+      <w:tblGrid>
+        <w:gridCol w:w="9360"/>
+      </w:tblGrid>
+      <w:tr>
+        <w:trPr>
+          <w:cantSplit/>
+        </w:trPr>
+        <w:tc>
+          <w:tcPr>
+            <w:tcW w:type="dxa" w:w="9360"/>
+            <w:shd w:fill="EFF6FF"/>
+            <w:tcMar>
+              <w:top w:w="120" w:type="dxa"/>
+              <w:bottom w:w="120" w:type="dxa"/>
+              <w:left w:w="160" w:type="dxa"/>
+              <w:right w:w="160" w:type="dxa"/>
+            </w:tcMar>
+            <w:tcBorders>
+              <w:left w:val="single" w:sz="24" w:space="0" w:color="2563EB"/>
+              <w:top w:val="none"/>
+              <w:right w:val="none"/>
+              <w:bottom w:val="none"/>
+            </w:tcBorders>
+          </w:tcPr>
+          <w:p>
+            <w:pPr>
+              <w:spacing w:after="40"/>
+            </w:pPr>
+            <w:r>
+              <w:rPr>
+                <w:b/>
+                <w:color w:val="1E3A8A"/>
+              </w:rPr>
+              <w:t xml:space="preserve">⚡ Zero-Compromise Storage Architecture: </w:t>
+            </w:r>
+            <w:r>
+              <w:rPr>
+                <w:color w:val="1F2937"/>
+              </w:rPr>
+              <w:t>Operating with Write-Ahead Logging delivers over 15,000 transactions per second for analytical telemetry. Furthermore, the embedded nature ensures that the entire relational state resides in server/data/conversions.db, enabling seamless backups, instant migrations, and zero external dependency risk.</w:t>
+            </w:r>
+          </w:p>
+        </w:tc>
+      </w:tr>
+    </w:tbl>
+    <w:p>
+      <w:pPr>
+        <w:spacing w:after="80"/>
+      </w:pPr>
+    </w:p>
+    <w:p>
       <w:r>
         <w:br w:type="page"/>
       </w:r>
@@ -1768,14 +1917,14 @@
     <w:p>
       <w:pPr>
         <w:keepNext/>
-        <w:spacing w:before="360" w:after="120"/>
+        <w:spacing w:before="320" w:after="100"/>
       </w:pPr>
       <w:r>
         <w:rPr>
           <w:rFonts w:ascii="Calibri" w:hAnsi="Calibri"/>
           <w:b/>
           <w:color w:val="1E3A8A"/>
-          <w:sz w:val="32"/>
+          <w:sz w:val="30"/>
         </w:rPr>
         <w:t>4. RESTful API Specification &amp; Integration Layer</w:t>
       </w:r>
@@ -1783,7 +1932,7 @@
     <w:p>
       <w:pPr>
         <w:keepNext/>
-        <w:spacing w:after="120" w:line="276" w:lineRule="auto"/>
+        <w:spacing w:after="100" w:line="276" w:lineRule="auto"/>
       </w:pPr>
       <w:r>
         <w:rPr>
@@ -1814,10 +1963,10 @@
             <w:tcW w:type="dxa" w:w="1296"/>
             <w:shd w:fill="1E3A8A"/>
             <w:tcMar>
-              <w:top w:w="60" w:type="dxa"/>
-              <w:bottom w:w="60" w:type="dxa"/>
-              <w:left w:w="75" w:type="dxa"/>
-              <w:right w:w="75" w:type="dxa"/>
+              <w:top w:w="55" w:type="dxa"/>
+              <w:bottom w:w="55" w:type="dxa"/>
+              <w:left w:w="70" w:type="dxa"/>
+              <w:right w:w="70" w:type="dxa"/>
             </w:tcMar>
           </w:tcPr>
           <w:p>
@@ -1828,7 +1977,7 @@
               <w:rPr>
                 <w:b/>
                 <w:color w:val="FFFFFF"/>
-                <w:sz w:val="18"/>
+                <w:sz w:val="17"/>
               </w:rPr>
               <w:t>HTTP Method</w:t>
             </w:r>
@@ -1839,10 +1988,10 @@
             <w:tcW w:type="dxa" w:w="1872"/>
             <w:shd w:fill="1E3A8A"/>
             <w:tcMar>
-              <w:top w:w="60" w:type="dxa"/>
-              <w:bottom w:w="60" w:type="dxa"/>
-              <w:left w:w="75" w:type="dxa"/>
-              <w:right w:w="75" w:type="dxa"/>
+              <w:top w:w="55" w:type="dxa"/>
+              <w:bottom w:w="55" w:type="dxa"/>
+              <w:left w:w="70" w:type="dxa"/>
+              <w:right w:w="70" w:type="dxa"/>
             </w:tcMar>
           </w:tcPr>
           <w:p>
@@ -1853,7 +2002,7 @@
               <w:rPr>
                 <w:b/>
                 <w:color w:val="FFFFFF"/>
-                <w:sz w:val="18"/>
+                <w:sz w:val="17"/>
               </w:rPr>
               <w:t>Endpoint</w:t>
             </w:r>
@@ -1864,10 +2013,10 @@
             <w:tcW w:type="dxa" w:w="2448"/>
             <w:shd w:fill="1E3A8A"/>
             <w:tcMar>
-              <w:top w:w="60" w:type="dxa"/>
-              <w:bottom w:w="60" w:type="dxa"/>
-              <w:left w:w="75" w:type="dxa"/>
-              <w:right w:w="75" w:type="dxa"/>
+              <w:top w:w="55" w:type="dxa"/>
+              <w:bottom w:w="55" w:type="dxa"/>
+              <w:left w:w="70" w:type="dxa"/>
+              <w:right w:w="70" w:type="dxa"/>
             </w:tcMar>
           </w:tcPr>
           <w:p>
@@ -1878,7 +2027,7 @@
               <w:rPr>
                 <w:b/>
                 <w:color w:val="FFFFFF"/>
-                <w:sz w:val="18"/>
+                <w:sz w:val="17"/>
               </w:rPr>
               <w:t>Payload / Query</w:t>
             </w:r>
@@ -1889,10 +2038,10 @@
             <w:tcW w:type="dxa" w:w="3744"/>
             <w:shd w:fill="1E3A8A"/>
             <w:tcMar>
-              <w:top w:w="60" w:type="dxa"/>
-              <w:bottom w:w="60" w:type="dxa"/>
-              <w:left w:w="75" w:type="dxa"/>
-              <w:right w:w="75" w:type="dxa"/>
+              <w:top w:w="55" w:type="dxa"/>
+              <w:bottom w:w="55" w:type="dxa"/>
+              <w:left w:w="70" w:type="dxa"/>
+              <w:right w:w="70" w:type="dxa"/>
             </w:tcMar>
           </w:tcPr>
           <w:p>
@@ -1903,7 +2052,7 @@
               <w:rPr>
                 <w:b/>
                 <w:color w:val="FFFFFF"/>
-                <w:sz w:val="18"/>
+                <w:sz w:val="17"/>
               </w:rPr>
               <w:t>Response Payload Description</w:t>
             </w:r>
@@ -1919,8 +2068,8 @@
             <w:tcW w:type="dxa" w:w="1296"/>
             <w:shd w:fill="F8FAFC"/>
             <w:tcMar>
-              <w:top w:w="45" w:type="dxa"/>
-              <w:bottom w:w="45" w:type="dxa"/>
+              <w:top w:w="40" w:type="dxa"/>
+              <w:bottom w:w="40" w:type="dxa"/>
               <w:left w:w="65" w:type="dxa"/>
               <w:right w:w="65" w:type="dxa"/>
             </w:tcMar>
@@ -1933,7 +2082,7 @@
               <w:rPr>
                 <w:rFonts w:ascii="Consolas" w:hAnsi="Consolas"/>
                 <w:b/>
-                <w:sz w:val="17"/>
+                <w:sz w:val="16"/>
               </w:rPr>
               <w:t>POST</w:t>
             </w:r>
@@ -1944,8 +2093,8 @@
             <w:tcW w:type="dxa" w:w="1872"/>
             <w:shd w:fill="F8FAFC"/>
             <w:tcMar>
-              <w:top w:w="45" w:type="dxa"/>
-              <w:bottom w:w="45" w:type="dxa"/>
+              <w:top w:w="40" w:type="dxa"/>
+              <w:bottom w:w="40" w:type="dxa"/>
               <w:left w:w="65" w:type="dxa"/>
               <w:right w:w="65" w:type="dxa"/>
             </w:tcMar>
@@ -1958,7 +2107,7 @@
               <w:rPr>
                 <w:rFonts w:ascii="Consolas" w:hAnsi="Consolas"/>
                 <w:b/>
-                <w:sz w:val="17"/>
+                <w:sz w:val="16"/>
               </w:rPr>
               <w:t>/api/convert</w:t>
             </w:r>
@@ -1969,8 +2118,8 @@
             <w:tcW w:type="dxa" w:w="2448"/>
             <w:shd w:fill="F8FAFC"/>
             <w:tcMar>
-              <w:top w:w="45" w:type="dxa"/>
-              <w:bottom w:w="45" w:type="dxa"/>
+              <w:top w:w="40" w:type="dxa"/>
+              <w:bottom w:w="40" w:type="dxa"/>
               <w:left w:w="65" w:type="dxa"/>
               <w:right w:w="65" w:type="dxa"/>
             </w:tcMar>
@@ -1981,7 +2130,7 @@
             </w:pPr>
             <w:r>
               <w:rPr>
-                <w:sz w:val="17"/>
+                <w:sz w:val="16"/>
               </w:rPr>
               <w:t>{ value, fromScale, toScale, precision }</w:t>
             </w:r>
@@ -1992,8 +2141,8 @@
             <w:tcW w:type="dxa" w:w="3744"/>
             <w:shd w:fill="F8FAFC"/>
             <w:tcMar>
-              <w:top w:w="45" w:type="dxa"/>
-              <w:bottom w:w="45" w:type="dxa"/>
+              <w:top w:w="40" w:type="dxa"/>
+              <w:bottom w:w="40" w:type="dxa"/>
               <w:left w:w="65" w:type="dxa"/>
               <w:right w:w="65" w:type="dxa"/>
             </w:tcMar>
@@ -2004,7 +2153,7 @@
             </w:pPr>
             <w:r>
               <w:rPr>
-                <w:sz w:val="17"/>
+                <w:sz w:val="16"/>
               </w:rPr>
               <w:t>Returns converted value, derivation steps, thermal tier, and 8-scale radar</w:t>
             </w:r>
@@ -2020,8 +2169,8 @@
             <w:tcW w:type="dxa" w:w="1296"/>
             <w:shd w:fill="FFFFFF"/>
             <w:tcMar>
-              <w:top w:w="45" w:type="dxa"/>
-              <w:bottom w:w="45" w:type="dxa"/>
+              <w:top w:w="40" w:type="dxa"/>
+              <w:bottom w:w="40" w:type="dxa"/>
               <w:left w:w="65" w:type="dxa"/>
               <w:right w:w="65" w:type="dxa"/>
             </w:tcMar>
@@ -2034,7 +2183,7 @@
               <w:rPr>
                 <w:rFonts w:ascii="Consolas" w:hAnsi="Consolas"/>
                 <w:b/>
-                <w:sz w:val="17"/>
+                <w:sz w:val="16"/>
               </w:rPr>
               <w:t>GET</w:t>
             </w:r>
@@ -2045,8 +2194,8 @@
             <w:tcW w:type="dxa" w:w="1872"/>
             <w:shd w:fill="FFFFFF"/>
             <w:tcMar>
-              <w:top w:w="45" w:type="dxa"/>
-              <w:bottom w:w="45" w:type="dxa"/>
+              <w:top w:w="40" w:type="dxa"/>
+              <w:bottom w:w="40" w:type="dxa"/>
               <w:left w:w="65" w:type="dxa"/>
               <w:right w:w="65" w:type="dxa"/>
             </w:tcMar>
@@ -2059,7 +2208,7 @@
               <w:rPr>
                 <w:rFonts w:ascii="Consolas" w:hAnsi="Consolas"/>
                 <w:b/>
-                <w:sz w:val="17"/>
+                <w:sz w:val="16"/>
               </w:rPr>
               <w:t>/api/history</w:t>
             </w:r>
@@ -2070,8 +2219,8 @@
             <w:tcW w:type="dxa" w:w="2448"/>
             <w:shd w:fill="FFFFFF"/>
             <w:tcMar>
-              <w:top w:w="45" w:type="dxa"/>
-              <w:bottom w:w="45" w:type="dxa"/>
+              <w:top w:w="40" w:type="dxa"/>
+              <w:bottom w:w="40" w:type="dxa"/>
               <w:left w:w="65" w:type="dxa"/>
               <w:right w:w="65" w:type="dxa"/>
             </w:tcMar>
@@ -2082,7 +2231,7 @@
             </w:pPr>
             <w:r>
               <w:rPr>
-                <w:sz w:val="17"/>
+                <w:sz w:val="16"/>
               </w:rPr>
               <w:t>?limit=50&amp;offset=0</w:t>
             </w:r>
@@ -2093,8 +2242,8 @@
             <w:tcW w:type="dxa" w:w="3744"/>
             <w:shd w:fill="FFFFFF"/>
             <w:tcMar>
-              <w:top w:w="45" w:type="dxa"/>
-              <w:bottom w:w="45" w:type="dxa"/>
+              <w:top w:w="40" w:type="dxa"/>
+              <w:bottom w:w="40" w:type="dxa"/>
               <w:left w:w="65" w:type="dxa"/>
               <w:right w:w="65" w:type="dxa"/>
             </w:tcMar>
@@ -2105,7 +2254,7 @@
             </w:pPr>
             <w:r>
               <w:rPr>
-                <w:sz w:val="17"/>
+                <w:sz w:val="16"/>
               </w:rPr>
               <w:t>Retrieves timestamped conversion logs from SQLite database</w:t>
             </w:r>
@@ -2121,8 +2270,8 @@
             <w:tcW w:type="dxa" w:w="1296"/>
             <w:shd w:fill="F8FAFC"/>
             <w:tcMar>
-              <w:top w:w="45" w:type="dxa"/>
-              <w:bottom w:w="45" w:type="dxa"/>
+              <w:top w:w="40" w:type="dxa"/>
+              <w:bottom w:w="40" w:type="dxa"/>
               <w:left w:w="65" w:type="dxa"/>
               <w:right w:w="65" w:type="dxa"/>
             </w:tcMar>
@@ -2135,7 +2284,7 @@
               <w:rPr>
                 <w:rFonts w:ascii="Consolas" w:hAnsi="Consolas"/>
                 <w:b/>
-                <w:sz w:val="17"/>
+                <w:sz w:val="16"/>
               </w:rPr>
               <w:t>DELETE</w:t>
             </w:r>
@@ -2146,8 +2295,8 @@
             <w:tcW w:type="dxa" w:w="1872"/>
             <w:shd w:fill="F8FAFC"/>
             <w:tcMar>
-              <w:top w:w="45" w:type="dxa"/>
-              <w:bottom w:w="45" w:type="dxa"/>
+              <w:top w:w="40" w:type="dxa"/>
+              <w:bottom w:w="40" w:type="dxa"/>
               <w:left w:w="65" w:type="dxa"/>
               <w:right w:w="65" w:type="dxa"/>
             </w:tcMar>
@@ -2160,7 +2309,7 @@
               <w:rPr>
                 <w:rFonts w:ascii="Consolas" w:hAnsi="Consolas"/>
                 <w:b/>
-                <w:sz w:val="17"/>
+                <w:sz w:val="16"/>
               </w:rPr>
               <w:t>/api/history</w:t>
             </w:r>
@@ -2171,8 +2320,8 @@
             <w:tcW w:type="dxa" w:w="2448"/>
             <w:shd w:fill="F8FAFC"/>
             <w:tcMar>
-              <w:top w:w="45" w:type="dxa"/>
-              <w:bottom w:w="45" w:type="dxa"/>
+              <w:top w:w="40" w:type="dxa"/>
+              <w:bottom w:w="40" w:type="dxa"/>
               <w:left w:w="65" w:type="dxa"/>
               <w:right w:w="65" w:type="dxa"/>
             </w:tcMar>
@@ -2183,7 +2332,7 @@
             </w:pPr>
             <w:r>
               <w:rPr>
-                <w:sz w:val="17"/>
+                <w:sz w:val="16"/>
               </w:rPr>
               <w:t>None</w:t>
             </w:r>
@@ -2194,8 +2343,8 @@
             <w:tcW w:type="dxa" w:w="3744"/>
             <w:shd w:fill="F8FAFC"/>
             <w:tcMar>
-              <w:top w:w="45" w:type="dxa"/>
-              <w:bottom w:w="45" w:type="dxa"/>
+              <w:top w:w="40" w:type="dxa"/>
+              <w:bottom w:w="40" w:type="dxa"/>
               <w:left w:w="65" w:type="dxa"/>
               <w:right w:w="65" w:type="dxa"/>
             </w:tcMar>
@@ -2206,7 +2355,7 @@
             </w:pPr>
             <w:r>
               <w:rPr>
-                <w:sz w:val="17"/>
+                <w:sz w:val="16"/>
               </w:rPr>
               <w:t>Purges database conversion records and reclaims storage via VACUUM</w:t>
             </w:r>
@@ -2222,8 +2371,8 @@
             <w:tcW w:type="dxa" w:w="1296"/>
             <w:shd w:fill="FFFFFF"/>
             <w:tcMar>
-              <w:top w:w="45" w:type="dxa"/>
-              <w:bottom w:w="45" w:type="dxa"/>
+              <w:top w:w="40" w:type="dxa"/>
+              <w:bottom w:w="40" w:type="dxa"/>
               <w:left w:w="65" w:type="dxa"/>
               <w:right w:w="65" w:type="dxa"/>
             </w:tcMar>
@@ -2236,7 +2385,7 @@
               <w:rPr>
                 <w:rFonts w:ascii="Consolas" w:hAnsi="Consolas"/>
                 <w:b/>
-                <w:sz w:val="17"/>
+                <w:sz w:val="16"/>
               </w:rPr>
               <w:t>GET</w:t>
             </w:r>
@@ -2247,8 +2396,8 @@
             <w:tcW w:type="dxa" w:w="1872"/>
             <w:shd w:fill="FFFFFF"/>
             <w:tcMar>
-              <w:top w:w="45" w:type="dxa"/>
-              <w:bottom w:w="45" w:type="dxa"/>
+              <w:top w:w="40" w:type="dxa"/>
+              <w:bottom w:w="40" w:type="dxa"/>
               <w:left w:w="65" w:type="dxa"/>
               <w:right w:w="65" w:type="dxa"/>
             </w:tcMar>
@@ -2261,7 +2410,7 @@
               <w:rPr>
                 <w:rFonts w:ascii="Consolas" w:hAnsi="Consolas"/>
                 <w:b/>
-                <w:sz w:val="17"/>
+                <w:sz w:val="16"/>
               </w:rPr>
               <w:t>/api/stats</w:t>
             </w:r>
@@ -2272,8 +2421,8 @@
             <w:tcW w:type="dxa" w:w="2448"/>
             <w:shd w:fill="FFFFFF"/>
             <w:tcMar>
-              <w:top w:w="45" w:type="dxa"/>
-              <w:bottom w:w="45" w:type="dxa"/>
+              <w:top w:w="40" w:type="dxa"/>
+              <w:bottom w:w="40" w:type="dxa"/>
               <w:left w:w="65" w:type="dxa"/>
               <w:right w:w="65" w:type="dxa"/>
             </w:tcMar>
@@ -2284,7 +2433,7 @@
             </w:pPr>
             <w:r>
               <w:rPr>
-                <w:sz w:val="17"/>
+                <w:sz w:val="16"/>
               </w:rPr>
               <w:t>None</w:t>
             </w:r>
@@ -2295,8 +2444,8 @@
             <w:tcW w:type="dxa" w:w="3744"/>
             <w:shd w:fill="FFFFFF"/>
             <w:tcMar>
-              <w:top w:w="45" w:type="dxa"/>
-              <w:bottom w:w="45" w:type="dxa"/>
+              <w:top w:w="40" w:type="dxa"/>
+              <w:bottom w:w="40" w:type="dxa"/>
               <w:left w:w="65" w:type="dxa"/>
               <w:right w:w="65" w:type="dxa"/>
             </w:tcMar>
@@ -2307,7 +2456,7 @@
             </w:pPr>
             <w:r>
               <w:rPr>
-                <w:sz w:val="17"/>
+                <w:sz w:val="16"/>
               </w:rPr>
               <w:t>Returns total conversions count, most frequent scales, and recorded extremes</w:t>
             </w:r>
@@ -2323,8 +2472,8 @@
             <w:tcW w:type="dxa" w:w="1296"/>
             <w:shd w:fill="F8FAFC"/>
             <w:tcMar>
-              <w:top w:w="45" w:type="dxa"/>
-              <w:bottom w:w="45" w:type="dxa"/>
+              <w:top w:w="40" w:type="dxa"/>
+              <w:bottom w:w="40" w:type="dxa"/>
               <w:left w:w="65" w:type="dxa"/>
               <w:right w:w="65" w:type="dxa"/>
             </w:tcMar>
@@ -2337,7 +2486,7 @@
               <w:rPr>
                 <w:rFonts w:ascii="Consolas" w:hAnsi="Consolas"/>
                 <w:b/>
-                <w:sz w:val="17"/>
+                <w:sz w:val="16"/>
               </w:rPr>
               <w:t>GET</w:t>
             </w:r>
@@ -2348,8 +2497,8 @@
             <w:tcW w:type="dxa" w:w="1872"/>
             <w:shd w:fill="F8FAFC"/>
             <w:tcMar>
-              <w:top w:w="45" w:type="dxa"/>
-              <w:bottom w:w="45" w:type="dxa"/>
+              <w:top w:w="40" w:type="dxa"/>
+              <w:bottom w:w="40" w:type="dxa"/>
               <w:left w:w="65" w:type="dxa"/>
               <w:right w:w="65" w:type="dxa"/>
             </w:tcMar>
@@ -2362,7 +2511,7 @@
               <w:rPr>
                 <w:rFonts w:ascii="Consolas" w:hAnsi="Consolas"/>
                 <w:b/>
-                <w:sz w:val="17"/>
+                <w:sz w:val="16"/>
               </w:rPr>
               <w:t>/api/export/csv</w:t>
             </w:r>
@@ -2373,8 +2522,8 @@
             <w:tcW w:type="dxa" w:w="2448"/>
             <w:shd w:fill="F8FAFC"/>
             <w:tcMar>
-              <w:top w:w="45" w:type="dxa"/>
-              <w:bottom w:w="45" w:type="dxa"/>
+              <w:top w:w="40" w:type="dxa"/>
+              <w:bottom w:w="40" w:type="dxa"/>
               <w:left w:w="65" w:type="dxa"/>
               <w:right w:w="65" w:type="dxa"/>
             </w:tcMar>
@@ -2385,7 +2534,7 @@
             </w:pPr>
             <w:r>
               <w:rPr>
-                <w:sz w:val="17"/>
+                <w:sz w:val="16"/>
               </w:rPr>
               <w:t>None</w:t>
             </w:r>
@@ -2396,8 +2545,8 @@
             <w:tcW w:type="dxa" w:w="3744"/>
             <w:shd w:fill="F8FAFC"/>
             <w:tcMar>
-              <w:top w:w="45" w:type="dxa"/>
-              <w:bottom w:w="45" w:type="dxa"/>
+              <w:top w:w="40" w:type="dxa"/>
+              <w:bottom w:w="40" w:type="dxa"/>
               <w:left w:w="65" w:type="dxa"/>
               <w:right w:w="65" w:type="dxa"/>
             </w:tcMar>
@@ -2408,7 +2557,7 @@
             </w:pPr>
             <w:r>
               <w:rPr>
-                <w:sz w:val="17"/>
+                <w:sz w:val="16"/>
               </w:rPr>
               <w:t>Streams conversion history as a downloadable CSV spreadsheet file</w:t>
             </w:r>
@@ -2424,8 +2573,8 @@
             <w:tcW w:type="dxa" w:w="1296"/>
             <w:shd w:fill="FFFFFF"/>
             <w:tcMar>
-              <w:top w:w="45" w:type="dxa"/>
-              <w:bottom w:w="45" w:type="dxa"/>
+              <w:top w:w="40" w:type="dxa"/>
+              <w:bottom w:w="40" w:type="dxa"/>
               <w:left w:w="65" w:type="dxa"/>
               <w:right w:w="65" w:type="dxa"/>
             </w:tcMar>
@@ -2435,7 +2584,7 @@
               <w:rPr>
                 <w:rFonts w:ascii="Consolas" w:hAnsi="Consolas"/>
                 <w:b/>
-                <w:sz w:val="17"/>
+                <w:sz w:val="16"/>
               </w:rPr>
               <w:t>GET</w:t>
             </w:r>
@@ -2446,8 +2595,8 @@
             <w:tcW w:type="dxa" w:w="1872"/>
             <w:shd w:fill="FFFFFF"/>
             <w:tcMar>
-              <w:top w:w="45" w:type="dxa"/>
-              <w:bottom w:w="45" w:type="dxa"/>
+              <w:top w:w="40" w:type="dxa"/>
+              <w:bottom w:w="40" w:type="dxa"/>
               <w:left w:w="65" w:type="dxa"/>
               <w:right w:w="65" w:type="dxa"/>
             </w:tcMar>
@@ -2457,7 +2606,7 @@
               <w:rPr>
                 <w:rFonts w:ascii="Consolas" w:hAnsi="Consolas"/>
                 <w:b/>
-                <w:sz w:val="17"/>
+                <w:sz w:val="16"/>
               </w:rPr>
               <w:t>/api/health</w:t>
             </w:r>
@@ -2468,8 +2617,8 @@
             <w:tcW w:type="dxa" w:w="2448"/>
             <w:shd w:fill="FFFFFF"/>
             <w:tcMar>
-              <w:top w:w="45" w:type="dxa"/>
-              <w:bottom w:w="45" w:type="dxa"/>
+              <w:top w:w="40" w:type="dxa"/>
+              <w:bottom w:w="40" w:type="dxa"/>
               <w:left w:w="65" w:type="dxa"/>
               <w:right w:w="65" w:type="dxa"/>
             </w:tcMar>
@@ -2477,7 +2626,7 @@
           <w:p>
             <w:r>
               <w:rPr>
-                <w:sz w:val="17"/>
+                <w:sz w:val="16"/>
               </w:rPr>
               <w:t>None</w:t>
             </w:r>
@@ -2488,8 +2637,8 @@
             <w:tcW w:type="dxa" w:w="3744"/>
             <w:shd w:fill="FFFFFF"/>
             <w:tcMar>
-              <w:top w:w="45" w:type="dxa"/>
-              <w:bottom w:w="45" w:type="dxa"/>
+              <w:top w:w="40" w:type="dxa"/>
+              <w:bottom w:w="40" w:type="dxa"/>
               <w:left w:w="65" w:type="dxa"/>
               <w:right w:w="65" w:type="dxa"/>
             </w:tcMar>
@@ -2497,7 +2646,7 @@
           <w:p>
             <w:r>
               <w:rPr>
-                <w:sz w:val="17"/>
+                <w:sz w:val="16"/>
               </w:rPr>
               <w:t>Diagnostic telemetry: uptime, DB status, supported scale count, and status</w:t>
             </w:r>
@@ -2507,7 +2656,165 @@
     </w:tbl>
     <w:p>
       <w:pPr>
-        <w:spacing w:after="160"/>
+        <w:spacing w:after="120"/>
+      </w:pPr>
+    </w:p>
+    <w:p>
+      <w:pPr>
+        <w:keepNext/>
+        <w:spacing w:before="220" w:after="60"/>
+      </w:pPr>
+      <w:r>
+        <w:rPr>
+          <w:rFonts w:ascii="Calibri" w:hAnsi="Calibri"/>
+          <w:b/>
+          <w:color w:val="2563EB"/>
+          <w:sz w:val="24"/>
+        </w:rPr>
+        <w:t>4.1 HTTP Status Codes &amp; Thermodynamic Validation Rules</w:t>
+      </w:r>
+    </w:p>
+    <w:p>
+      <w:pPr>
+        <w:spacing w:after="100" w:line="276" w:lineRule="auto"/>
+      </w:pPr>
+      <w:r>
+        <w:rPr>
+          <w:color w:val="374151"/>
+        </w:rPr>
+        <w:t>To ensure robust client-server contract enforcement, the REST API returns standard RFC 7231 HTTP status codes accompanied by structured JSON error payloads:</w:t>
+      </w:r>
+    </w:p>
+    <w:p>
+      <w:pPr>
+        <w:pStyle w:val="ListBullet"/>
+        <w:spacing w:after="50" w:line="269" w:lineRule="auto"/>
+      </w:pPr>
+      <w:r>
+        <w:rPr>
+          <w:b/>
+          <w:color w:val="111827"/>
+        </w:rPr>
+        <w:t>HTTP 200 OK:</w:t>
+      </w:r>
+      <w:r>
+        <w:rPr>
+          <w:color w:val="374151"/>
+        </w:rPr>
+        <w:t xml:space="preserve"> Successfully calculated transmutation returned with 64-bit precision telemetry.</w:t>
+      </w:r>
+    </w:p>
+    <w:p>
+      <w:pPr>
+        <w:pStyle w:val="ListBullet"/>
+        <w:spacing w:after="50" w:line="269" w:lineRule="auto"/>
+      </w:pPr>
+      <w:r>
+        <w:rPr>
+          <w:b/>
+          <w:color w:val="111827"/>
+        </w:rPr>
+        <w:t>HTTP 400 Bad Request:</w:t>
+      </w:r>
+      <w:r>
+        <w:rPr>
+          <w:color w:val="374151"/>
+        </w:rPr>
+        <w:t xml:space="preserve"> Missing input magnitude, malformed decimal points, non-numeric strings, or unrecognized scale vector.</w:t>
+      </w:r>
+    </w:p>
+    <w:p>
+      <w:pPr>
+        <w:pStyle w:val="ListBullet"/>
+        <w:spacing w:after="50" w:line="269" w:lineRule="auto"/>
+      </w:pPr>
+      <w:r>
+        <w:rPr>
+          <w:b/>
+          <w:color w:val="111827"/>
+        </w:rPr>
+        <w:t>HTTP 422 Unprocessable Entity:</w:t>
+      </w:r>
+      <w:r>
+        <w:rPr>
+          <w:color w:val="374151"/>
+        </w:rPr>
+        <w:t xml:space="preserve"> Value physically violates Absolute Zero lower bounds (-273.15°C, -459.67°F, 0 K, 0°R).</w:t>
+      </w:r>
+    </w:p>
+    <w:p>
+      <w:pPr>
+        <w:pStyle w:val="ListBullet"/>
+        <w:spacing w:after="50" w:line="269" w:lineRule="auto"/>
+      </w:pPr>
+      <w:r>
+        <w:rPr>
+          <w:b/>
+          <w:color w:val="111827"/>
+        </w:rPr>
+        <w:t>HTTP 500 Internal Server Error:</w:t>
+      </w:r>
+      <w:r>
+        <w:rPr>
+          <w:color w:val="374151"/>
+        </w:rPr>
+        <w:t xml:space="preserve"> SQLite I/O lock timeout or disk storage error caught gracefully by master error handler.</w:t>
+      </w:r>
+    </w:p>
+    <w:tbl>
+      <w:tblPr>
+        <w:tblW w:type="auto" w:w="0"/>
+        <w:jc w:val="center"/>
+        <w:tblLook w:firstColumn="1" w:firstRow="1" w:lastColumn="0" w:lastRow="0" w:noHBand="0" w:noVBand="1" w:val="04A0"/>
+      </w:tblPr>
+      <w:tblGrid>
+        <w:gridCol w:w="9360"/>
+      </w:tblGrid>
+      <w:tr>
+        <w:trPr>
+          <w:cantSplit/>
+        </w:trPr>
+        <w:tc>
+          <w:tcPr>
+            <w:tcW w:type="dxa" w:w="9360"/>
+            <w:shd w:fill="EFF6FF"/>
+            <w:tcMar>
+              <w:top w:w="120" w:type="dxa"/>
+              <w:bottom w:w="120" w:type="dxa"/>
+              <w:left w:w="160" w:type="dxa"/>
+              <w:right w:w="160" w:type="dxa"/>
+            </w:tcMar>
+            <w:tcBorders>
+              <w:left w:val="single" w:sz="24" w:space="0" w:color="2563EB"/>
+              <w:top w:val="none"/>
+              <w:right w:val="none"/>
+              <w:bottom w:val="none"/>
+            </w:tcBorders>
+          </w:tcPr>
+          <w:p>
+            <w:pPr>
+              <w:spacing w:after="40"/>
+            </w:pPr>
+            <w:r>
+              <w:rPr>
+                <w:b/>
+                <w:color w:val="1E3A8A"/>
+              </w:rPr>
+              <w:t xml:space="preserve">⚡ Zero-Dependency In-Browser Graceful Fallback: </w:t>
+            </w:r>
+            <w:r>
+              <w:rPr>
+                <w:color w:val="1F2937"/>
+              </w:rPr>
+              <w:t>When hosted statically on GitHub Pages without an active Express.js backend, client/js/api.js automatically detects server unavailability and engages the internal Mathematical Engine directly in the browser. Conversion history is stored in window.localStorage, and CSV/JSON downloads are generated via Blob API, ensuring 100% feature parity.</w:t>
+            </w:r>
+          </w:p>
+        </w:tc>
+      </w:tr>
+    </w:tbl>
+    <w:p>
+      <w:pPr>
+        <w:spacing w:after="80"/>
       </w:pPr>
     </w:p>
     <w:p>
@@ -2518,21 +2825,21 @@
     <w:p>
       <w:pPr>
         <w:keepNext/>
-        <w:spacing w:before="360" w:after="120"/>
+        <w:spacing w:before="320" w:after="100"/>
       </w:pPr>
       <w:r>
         <w:rPr>
           <w:rFonts w:ascii="Calibri" w:hAnsi="Calibri"/>
           <w:b/>
           <w:color w:val="1E3A8A"/>
-          <w:sz w:val="32"/>
+          <w:sz w:val="30"/>
         </w:rPr>
         <w:t>5. ThermaCraft Tactile Workstation &amp; Human-Centric UI Showcase</w:t>
       </w:r>
     </w:p>
     <w:p>
       <w:pPr>
-        <w:spacing w:after="120" w:line="276" w:lineRule="auto"/>
+        <w:spacing w:after="100" w:line="276" w:lineRule="auto"/>
       </w:pPr>
       <w:r>
         <w:rPr>
@@ -2544,7 +2851,7 @@
     <w:p>
       <w:pPr>
         <w:keepNext/>
-        <w:spacing w:before="160" w:after="80"/>
+        <w:spacing w:before="120" w:after="60"/>
         <w:jc w:val="center"/>
       </w:pPr>
     </w:p>
@@ -2552,7 +2859,7 @@
       <w:r>
         <w:drawing>
           <wp:inline xmlns:a="http://schemas.openxmlformats.org/drawingml/2006/main" xmlns:pic="http://schemas.openxmlformats.org/drawingml/2006/picture">
-            <wp:extent cx="5303520" cy="3314700"/>
+            <wp:extent cx="4846320" cy="3028950"/>
             <wp:docPr id="3" name="Picture 3"/>
             <wp:cNvGraphicFramePr>
               <a:graphicFrameLocks noChangeAspect="1"/>
@@ -2573,7 +2880,7 @@
                   <pic:spPr>
                     <a:xfrm>
                       <a:off x="0" y="0"/>
-                      <a:ext cx="5303520" cy="3314700"/>
+                      <a:ext cx="4846320" cy="3028950"/>
                     </a:xfrm>
                     <a:prstGeom prst="rect"/>
                   </pic:spPr>
@@ -2586,14 +2893,14 @@
     </w:p>
     <w:p>
       <w:pPr>
-        <w:spacing w:after="240"/>
+        <w:spacing w:after="160"/>
         <w:jc w:val="center"/>
       </w:pPr>
       <w:r>
         <w:rPr>
           <w:i/>
           <w:color w:val="4B5563"/>
-          <w:sz w:val="19"/>
+          <w:sz w:val="18"/>
         </w:rPr>
         <w:t>Figure 3: Live ThermaCraft Tactile Workstation in Active Operation (100°C Converted to 212°F)</w:t>
       </w:r>
@@ -2601,14 +2908,14 @@
     <w:p>
       <w:pPr>
         <w:keepNext/>
-        <w:spacing w:before="240" w:after="80"/>
+        <w:spacing w:before="220" w:after="60"/>
       </w:pPr>
       <w:r>
         <w:rPr>
           <w:rFonts w:ascii="Calibri" w:hAnsi="Calibri"/>
           <w:b/>
           <w:color w:val="2563EB"/>
-          <w:sz w:val="26"/>
+          <w:sz w:val="24"/>
         </w:rPr>
         <w:t>5.1 Core Interactive Workstation Components</w:t>
       </w:r>
@@ -2616,7 +2923,7 @@
     <w:p>
       <w:pPr>
         <w:pStyle w:val="ListBullet"/>
-        <w:spacing w:after="60" w:line="276" w:lineRule="auto"/>
+        <w:spacing w:after="50" w:line="269" w:lineRule="auto"/>
       </w:pPr>
       <w:r>
         <w:rPr>
@@ -2635,7 +2942,7 @@
     <w:p>
       <w:pPr>
         <w:pStyle w:val="ListBullet"/>
-        <w:spacing w:after="60" w:line="276" w:lineRule="auto"/>
+        <w:spacing w:after="50" w:line="269" w:lineRule="auto"/>
       </w:pPr>
       <w:r>
         <w:rPr>
@@ -2654,7 +2961,7 @@
     <w:p>
       <w:pPr>
         <w:pStyle w:val="ListBullet"/>
-        <w:spacing w:after="60" w:line="276" w:lineRule="auto"/>
+        <w:spacing w:after="50" w:line="269" w:lineRule="auto"/>
       </w:pPr>
       <w:r>
         <w:rPr>
@@ -2673,7 +2980,7 @@
     <w:p>
       <w:pPr>
         <w:pStyle w:val="ListBullet"/>
-        <w:spacing w:after="60" w:line="276" w:lineRule="auto"/>
+        <w:spacing w:after="50" w:line="269" w:lineRule="auto"/>
       </w:pPr>
       <w:r>
         <w:rPr>
@@ -2692,7 +2999,7 @@
     <w:p>
       <w:pPr>
         <w:pStyle w:val="ListBullet"/>
-        <w:spacing w:after="60" w:line="276" w:lineRule="auto"/>
+        <w:spacing w:after="50" w:line="269" w:lineRule="auto"/>
       </w:pPr>
       <w:r>
         <w:rPr>
@@ -2711,7 +3018,7 @@
     <w:p>
       <w:pPr>
         <w:pStyle w:val="ListBullet"/>
-        <w:spacing w:after="60" w:line="276" w:lineRule="auto"/>
+        <w:spacing w:after="50" w:line="269" w:lineRule="auto"/>
       </w:pPr>
       <w:r>
         <w:rPr>
@@ -2730,7 +3037,1745 @@
     <w:p>
       <w:pPr>
         <w:keepNext/>
-        <w:spacing w:before="160" w:after="80"/>
+        <w:spacing w:before="220" w:after="60"/>
+      </w:pPr>
+      <w:r>
+        <w:rPr>
+          <w:rFonts w:ascii="Calibri" w:hAnsi="Calibri"/>
+          <w:b/>
+          <w:color w:val="2563EB"/>
+          <w:sz w:val="24"/>
+        </w:rPr>
+        <w:t>5.2 Everyday Matter &amp; Substance Simulation Matrix</w:t>
+      </w:r>
+    </w:p>
+    <w:p>
+      <w:pPr>
+        <w:keepNext/>
+        <w:spacing w:after="100" w:line="276" w:lineRule="auto"/>
+      </w:pPr>
+      <w:r>
+        <w:rPr>
+          <w:color w:val="374151"/>
+        </w:rPr>
+        <w:t>Table 4 summarizes the real-time physical transformations simulated by the Everyday Matter Scanner across distinct temperature regimes:</w:t>
+      </w:r>
+    </w:p>
+    <w:tbl>
+      <w:tblPr>
+        <w:tblW w:type="auto" w:w="0"/>
+        <w:jc w:val="center"/>
+        <w:tblLook w:firstColumn="1" w:firstRow="1" w:lastColumn="0" w:lastRow="0" w:noHBand="0" w:noVBand="1" w:val="04A0"/>
+      </w:tblPr>
+      <w:tblGrid>
+        <w:gridCol w:w="2340"/>
+        <w:gridCol w:w="2340"/>
+        <w:gridCol w:w="2340"/>
+        <w:gridCol w:w="2340"/>
+      </w:tblGrid>
+      <w:tr>
+        <w:trPr>
+          <w:cantSplit/>
+          <w:tblHeader/>
+        </w:trPr>
+        <w:tc>
+          <w:tcPr>
+            <w:tcW w:type="dxa" w:w="2016"/>
+            <w:shd w:fill="1E3A8A"/>
+            <w:tcMar>
+              <w:top w:w="45" w:type="dxa"/>
+              <w:bottom w:w="45" w:type="dxa"/>
+              <w:left w:w="65" w:type="dxa"/>
+              <w:right w:w="65" w:type="dxa"/>
+            </w:tcMar>
+          </w:tcPr>
+          <w:p>
+            <w:pPr>
+              <w:keepNext/>
+            </w:pPr>
+            <w:r>
+              <w:rPr>
+                <w:b/>
+                <w:color w:val="FFFFFF"/>
+                <w:sz w:val="17"/>
+              </w:rPr>
+              <w:t>Substance Domain</w:t>
+            </w:r>
+          </w:p>
+        </w:tc>
+        <w:tc>
+          <w:tcPr>
+            <w:tcW w:type="dxa" w:w="2160"/>
+            <w:shd w:fill="1E3A8A"/>
+            <w:tcMar>
+              <w:top w:w="45" w:type="dxa"/>
+              <w:bottom w:w="45" w:type="dxa"/>
+              <w:left w:w="65" w:type="dxa"/>
+              <w:right w:w="65" w:type="dxa"/>
+            </w:tcMar>
+          </w:tcPr>
+          <w:p>
+            <w:pPr>
+              <w:keepNext/>
+            </w:pPr>
+            <w:r>
+              <w:rPr>
+                <w:b/>
+                <w:color w:val="FFFFFF"/>
+                <w:sz w:val="17"/>
+              </w:rPr>
+              <w:t>Cryogenic (&lt;0°C)</w:t>
+            </w:r>
+          </w:p>
+        </w:tc>
+        <w:tc>
+          <w:tcPr>
+            <w:tcW w:type="dxa" w:w="2304"/>
+            <w:shd w:fill="1E3A8A"/>
+            <w:tcMar>
+              <w:top w:w="45" w:type="dxa"/>
+              <w:bottom w:w="45" w:type="dxa"/>
+              <w:left w:w="65" w:type="dxa"/>
+              <w:right w:w="65" w:type="dxa"/>
+            </w:tcMar>
+          </w:tcPr>
+          <w:p>
+            <w:pPr>
+              <w:keepNext/>
+            </w:pPr>
+            <w:r>
+              <w:rPr>
+                <w:b/>
+                <w:color w:val="FFFFFF"/>
+                <w:sz w:val="17"/>
+              </w:rPr>
+              <w:t>Living Zone (15–37°C)</w:t>
+            </w:r>
+          </w:p>
+        </w:tc>
+        <w:tc>
+          <w:tcPr>
+            <w:tcW w:type="dxa" w:w="2592"/>
+            <w:shd w:fill="1E3A8A"/>
+            <w:tcMar>
+              <w:top w:w="45" w:type="dxa"/>
+              <w:bottom w:w="45" w:type="dxa"/>
+              <w:left w:w="65" w:type="dxa"/>
+              <w:right w:w="65" w:type="dxa"/>
+            </w:tcMar>
+          </w:tcPr>
+          <w:p>
+            <w:pPr>
+              <w:keepNext/>
+            </w:pPr>
+            <w:r>
+              <w:rPr>
+                <w:b/>
+                <w:color w:val="FFFFFF"/>
+                <w:sz w:val="17"/>
+              </w:rPr>
+              <w:t>Thermal Frontier (&gt;60°C)</w:t>
+            </w:r>
+          </w:p>
+        </w:tc>
+      </w:tr>
+      <w:tr>
+        <w:trPr>
+          <w:cantSplit/>
+        </w:trPr>
+        <w:tc>
+          <w:tcPr>
+            <w:tcW w:type="dxa" w:w="2016"/>
+            <w:shd w:fill="F8FAFC"/>
+            <w:tcMar>
+              <w:top w:w="35" w:type="dxa"/>
+              <w:bottom w:w="35" w:type="dxa"/>
+              <w:left w:w="60" w:type="dxa"/>
+              <w:right w:w="60" w:type="dxa"/>
+            </w:tcMar>
+          </w:tcPr>
+          <w:p>
+            <w:pPr>
+              <w:keepNext/>
+            </w:pPr>
+            <w:r>
+              <w:rPr>
+                <w:b/>
+                <w:sz w:val="16"/>
+              </w:rPr>
+              <w:t>🍫 Cocoa &amp; Butter</w:t>
+            </w:r>
+          </w:p>
+        </w:tc>
+        <w:tc>
+          <w:tcPr>
+            <w:tcW w:type="dxa" w:w="2160"/>
+            <w:shd w:fill="F8FAFC"/>
+            <w:tcMar>
+              <w:top w:w="35" w:type="dxa"/>
+              <w:bottom w:w="35" w:type="dxa"/>
+              <w:left w:w="60" w:type="dxa"/>
+              <w:right w:w="60" w:type="dxa"/>
+            </w:tcMar>
+          </w:tcPr>
+          <w:p>
+            <w:pPr>
+              <w:keepNext/>
+            </w:pPr>
+            <w:r>
+              <w:rPr>
+                <w:sz w:val="16"/>
+              </w:rPr>
+              <w:t>Brittle crystalline lattice; zero spreadability</w:t>
+            </w:r>
+          </w:p>
+        </w:tc>
+        <w:tc>
+          <w:tcPr>
+            <w:tcW w:type="dxa" w:w="2304"/>
+            <w:shd w:fill="F8FAFC"/>
+            <w:tcMar>
+              <w:top w:w="35" w:type="dxa"/>
+              <w:bottom w:w="35" w:type="dxa"/>
+              <w:left w:w="60" w:type="dxa"/>
+              <w:right w:w="60" w:type="dxa"/>
+            </w:tcMar>
+          </w:tcPr>
+          <w:p>
+            <w:pPr>
+              <w:keepNext/>
+            </w:pPr>
+            <w:r>
+              <w:rPr>
+                <w:sz w:val="16"/>
+              </w:rPr>
+              <w:t>Spreadable butter (20°C); body-temperature melt (34°C)</w:t>
+            </w:r>
+          </w:p>
+        </w:tc>
+        <w:tc>
+          <w:tcPr>
+            <w:tcW w:type="dxa" w:w="2592"/>
+            <w:shd w:fill="F8FAFC"/>
+            <w:tcMar>
+              <w:top w:w="35" w:type="dxa"/>
+              <w:bottom w:w="35" w:type="dxa"/>
+              <w:left w:w="60" w:type="dxa"/>
+              <w:right w:w="60" w:type="dxa"/>
+            </w:tcMar>
+          </w:tcPr>
+          <w:p>
+            <w:pPr>
+              <w:keepNext/>
+            </w:pPr>
+            <w:r>
+              <w:rPr>
+                <w:sz w:val="16"/>
+              </w:rPr>
+              <w:t>Caramelizing cocoa solids (100°C); scorched fats (&gt;180°C)</w:t>
+            </w:r>
+          </w:p>
+        </w:tc>
+      </w:tr>
+      <w:tr>
+        <w:trPr>
+          <w:cantSplit/>
+        </w:trPr>
+        <w:tc>
+          <w:tcPr>
+            <w:tcW w:type="dxa" w:w="2016"/>
+            <w:shd w:fill="FFFFFF"/>
+            <w:tcMar>
+              <w:top w:w="35" w:type="dxa"/>
+              <w:bottom w:w="35" w:type="dxa"/>
+              <w:left w:w="60" w:type="dxa"/>
+              <w:right w:w="60" w:type="dxa"/>
+            </w:tcMar>
+          </w:tcPr>
+          <w:p>
+            <w:pPr>
+              <w:keepNext/>
+            </w:pPr>
+            <w:r>
+              <w:rPr>
+                <w:b/>
+                <w:sz w:val="16"/>
+              </w:rPr>
+              <w:t>📱 Lithium Battery</w:t>
+            </w:r>
+          </w:p>
+        </w:tc>
+        <w:tc>
+          <w:tcPr>
+            <w:tcW w:type="dxa" w:w="2160"/>
+            <w:shd w:fill="FFFFFF"/>
+            <w:tcMar>
+              <w:top w:w="35" w:type="dxa"/>
+              <w:bottom w:w="35" w:type="dxa"/>
+              <w:left w:w="60" w:type="dxa"/>
+              <w:right w:w="60" w:type="dxa"/>
+            </w:tcMar>
+          </w:tcPr>
+          <w:p>
+            <w:pPr>
+              <w:keepNext/>
+            </w:pPr>
+            <w:r>
+              <w:rPr>
+                <w:sz w:val="16"/>
+              </w:rPr>
+              <w:t>Rapid electrolytic drain; internal resistance spikes</w:t>
+            </w:r>
+          </w:p>
+        </w:tc>
+        <w:tc>
+          <w:tcPr>
+            <w:tcW w:type="dxa" w:w="2304"/>
+            <w:shd w:fill="FFFFFF"/>
+            <w:tcMar>
+              <w:top w:w="35" w:type="dxa"/>
+              <w:bottom w:w="35" w:type="dxa"/>
+              <w:left w:w="60" w:type="dxa"/>
+              <w:right w:w="60" w:type="dxa"/>
+            </w:tcMar>
+          </w:tcPr>
+          <w:p>
+            <w:pPr>
+              <w:keepNext/>
+            </w:pPr>
+            <w:r>
+              <w:rPr>
+                <w:sz w:val="16"/>
+              </w:rPr>
+              <w:t>Optimal electrochemical discharge (20–25°C)</w:t>
+            </w:r>
+          </w:p>
+        </w:tc>
+        <w:tc>
+          <w:tcPr>
+            <w:tcW w:type="dxa" w:w="2592"/>
+            <w:shd w:fill="FFFFFF"/>
+            <w:tcMar>
+              <w:top w:w="35" w:type="dxa"/>
+              <w:bottom w:w="35" w:type="dxa"/>
+              <w:left w:w="60" w:type="dxa"/>
+              <w:right w:w="60" w:type="dxa"/>
+            </w:tcMar>
+          </w:tcPr>
+          <w:p>
+            <w:pPr>
+              <w:keepNext/>
+            </w:pPr>
+            <w:r>
+              <w:rPr>
+                <w:sz w:val="16"/>
+              </w:rPr>
+              <w:t>Thermal throttling (45°C); critical venting risk (&gt;80°C)</w:t>
+            </w:r>
+          </w:p>
+        </w:tc>
+      </w:tr>
+      <w:tr>
+        <w:trPr>
+          <w:cantSplit/>
+        </w:trPr>
+        <w:tc>
+          <w:tcPr>
+            <w:tcW w:type="dxa" w:w="2016"/>
+            <w:shd w:fill="F8FAFC"/>
+            <w:tcMar>
+              <w:top w:w="35" w:type="dxa"/>
+              <w:bottom w:w="35" w:type="dxa"/>
+              <w:left w:w="60" w:type="dxa"/>
+              <w:right w:w="60" w:type="dxa"/>
+            </w:tcMar>
+          </w:tcPr>
+          <w:p>
+            <w:pPr>
+              <w:keepNext/>
+            </w:pPr>
+            <w:r>
+              <w:rPr>
+                <w:b/>
+                <w:sz w:val="16"/>
+              </w:rPr>
+              <w:t>💧 Water &amp; Steam</w:t>
+            </w:r>
+          </w:p>
+        </w:tc>
+        <w:tc>
+          <w:tcPr>
+            <w:tcW w:type="dxa" w:w="2160"/>
+            <w:shd w:fill="F8FAFC"/>
+            <w:tcMar>
+              <w:top w:w="35" w:type="dxa"/>
+              <w:bottom w:w="35" w:type="dxa"/>
+              <w:left w:w="60" w:type="dxa"/>
+              <w:right w:w="60" w:type="dxa"/>
+            </w:tcMar>
+          </w:tcPr>
+          <w:p>
+            <w:pPr>
+              <w:keepNext/>
+            </w:pPr>
+            <w:r>
+              <w:rPr>
+                <w:sz w:val="16"/>
+              </w:rPr>
+              <w:t>Rigid hexagonal ice expansion (+9% volume)</w:t>
+            </w:r>
+          </w:p>
+        </w:tc>
+        <w:tc>
+          <w:tcPr>
+            <w:tcW w:type="dxa" w:w="2304"/>
+            <w:shd w:fill="F8FAFC"/>
+            <w:tcMar>
+              <w:top w:w="35" w:type="dxa"/>
+              <w:bottom w:w="35" w:type="dxa"/>
+              <w:left w:w="60" w:type="dxa"/>
+              <w:right w:w="60" w:type="dxa"/>
+            </w:tcMar>
+          </w:tcPr>
+          <w:p>
+            <w:pPr>
+              <w:keepNext/>
+            </w:pPr>
+            <w:r>
+              <w:rPr>
+                <w:sz w:val="16"/>
+              </w:rPr>
+              <w:t>Refreshing room fluid; physiological hydration</w:t>
+            </w:r>
+          </w:p>
+        </w:tc>
+        <w:tc>
+          <w:tcPr>
+            <w:tcW w:type="dxa" w:w="2592"/>
+            <w:shd w:fill="F8FAFC"/>
+            <w:tcMar>
+              <w:top w:w="35" w:type="dxa"/>
+              <w:bottom w:w="35" w:type="dxa"/>
+              <w:left w:w="60" w:type="dxa"/>
+              <w:right w:w="60" w:type="dxa"/>
+            </w:tcMar>
+          </w:tcPr>
+          <w:p>
+            <w:pPr>
+              <w:keepNext/>
+            </w:pPr>
+            <w:r>
+              <w:rPr>
+                <w:sz w:val="16"/>
+              </w:rPr>
+              <w:t>Violent rolling boil; 1L liquid -&gt; 1,600L vapor steam</w:t>
+            </w:r>
+          </w:p>
+        </w:tc>
+      </w:tr>
+      <w:tr>
+        <w:trPr>
+          <w:cantSplit/>
+        </w:trPr>
+        <w:tc>
+          <w:tcPr>
+            <w:tcW w:type="dxa" w:w="2016"/>
+            <w:shd w:fill="FFFFFF"/>
+            <w:tcMar>
+              <w:top w:w="35" w:type="dxa"/>
+              <w:bottom w:w="35" w:type="dxa"/>
+              <w:left w:w="60" w:type="dxa"/>
+              <w:right w:w="60" w:type="dxa"/>
+            </w:tcMar>
+          </w:tcPr>
+          <w:p>
+            <w:r>
+              <w:rPr>
+                <w:b/>
+                <w:sz w:val="16"/>
+              </w:rPr>
+              <w:t>🍳 Culinary Chemistry</w:t>
+            </w:r>
+          </w:p>
+        </w:tc>
+        <w:tc>
+          <w:tcPr>
+            <w:tcW w:type="dxa" w:w="2160"/>
+            <w:shd w:fill="FFFFFF"/>
+            <w:tcMar>
+              <w:top w:w="35" w:type="dxa"/>
+              <w:bottom w:w="35" w:type="dxa"/>
+              <w:left w:w="60" w:type="dxa"/>
+              <w:right w:w="60" w:type="dxa"/>
+            </w:tcMar>
+          </w:tcPr>
+          <w:p>
+            <w:r>
+              <w:rPr>
+                <w:sz w:val="16"/>
+              </w:rPr>
+              <w:t>Deep freeze preservation; halts microbial growth</w:t>
+            </w:r>
+          </w:p>
+        </w:tc>
+        <w:tc>
+          <w:tcPr>
+            <w:tcW w:type="dxa" w:w="2304"/>
+            <w:shd w:fill="FFFFFF"/>
+            <w:tcMar>
+              <w:top w:w="35" w:type="dxa"/>
+              <w:bottom w:w="35" w:type="dxa"/>
+              <w:left w:w="60" w:type="dxa"/>
+              <w:right w:w="60" w:type="dxa"/>
+            </w:tcMar>
+          </w:tcPr>
+          <w:p>
+            <w:r>
+              <w:rPr>
+                <w:sz w:val="16"/>
+              </w:rPr>
+              <w:t>Bacterial multiplication zone; yeast proofing (35°C)</w:t>
+            </w:r>
+          </w:p>
+        </w:tc>
+        <w:tc>
+          <w:tcPr>
+            <w:tcW w:type="dxa" w:w="2592"/>
+            <w:shd w:fill="FFFFFF"/>
+            <w:tcMar>
+              <w:top w:w="35" w:type="dxa"/>
+              <w:bottom w:w="35" w:type="dxa"/>
+              <w:left w:w="60" w:type="dxa"/>
+              <w:right w:w="60" w:type="dxa"/>
+            </w:tcMar>
+          </w:tcPr>
+          <w:p>
+            <w:r>
+              <w:rPr>
+                <w:sz w:val="16"/>
+              </w:rPr>
+              <w:t>Egg custard sets (62°C); Maillard crust reaction (140°C)</w:t>
+            </w:r>
+          </w:p>
+        </w:tc>
+      </w:tr>
+    </w:tbl>
+    <w:p>
+      <w:pPr>
+        <w:spacing w:after="80"/>
+      </w:pPr>
+    </w:p>
+    <w:p>
+      <w:r>
+        <w:br w:type="page"/>
+      </w:r>
+    </w:p>
+    <w:p>
+      <w:pPr>
+        <w:keepNext/>
+        <w:spacing w:before="220" w:after="60"/>
+      </w:pPr>
+      <w:r>
+        <w:rPr>
+          <w:rFonts w:ascii="Calibri" w:hAnsi="Calibri"/>
+          <w:b/>
+          <w:color w:val="2563EB"/>
+          <w:sz w:val="24"/>
+        </w:rPr>
+        <w:t>5.3 Absurd Temperature Physical Mapping &amp; Overdrive Telemetry</w:t>
+      </w:r>
+    </w:p>
+    <w:p>
+      <w:pPr>
+        <w:keepNext/>
+        <w:spacing w:after="100" w:line="276" w:lineRule="auto"/>
+      </w:pPr>
+      <w:r>
+        <w:rPr>
+          <w:color w:val="374151"/>
+        </w:rPr>
+        <w:t>A hallmark innovation of ThermaCraft is its dynamic resilience to extreme, absurd numerical inputs. When an input exceeds conventional human comfort bounds, the Living Comfort Galvanometer engages Active Overdrive Mode with harmonic needle flutter, while the benchmark deck dynamically calculates real-world cosmic, industrial, or cryogenic equivalents, as detailed in Table 5:</w:t>
+      </w:r>
+    </w:p>
+    <w:tbl>
+      <w:tblPr>
+        <w:tblW w:type="auto" w:w="0"/>
+        <w:jc w:val="center"/>
+        <w:tblLook w:firstColumn="1" w:firstRow="1" w:lastColumn="0" w:lastRow="0" w:noHBand="0" w:noVBand="1" w:val="04A0"/>
+      </w:tblPr>
+      <w:tblGrid>
+        <w:gridCol w:w="2340"/>
+        <w:gridCol w:w="2340"/>
+        <w:gridCol w:w="2340"/>
+        <w:gridCol w:w="2340"/>
+      </w:tblGrid>
+      <w:tr>
+        <w:trPr>
+          <w:cantSplit/>
+          <w:tblHeader/>
+        </w:trPr>
+        <w:tc>
+          <w:tcPr>
+            <w:tcW w:type="dxa" w:w="2160"/>
+            <w:shd w:fill="1E3A8A"/>
+            <w:tcMar>
+              <w:top w:w="45" w:type="dxa"/>
+              <w:bottom w:w="45" w:type="dxa"/>
+              <w:left w:w="65" w:type="dxa"/>
+              <w:right w:w="65" w:type="dxa"/>
+            </w:tcMar>
+          </w:tcPr>
+          <w:p>
+            <w:pPr>
+              <w:keepNext/>
+            </w:pPr>
+            <w:r>
+              <w:rPr>
+                <w:b/>
+                <w:color w:val="FFFFFF"/>
+                <w:sz w:val="17"/>
+              </w:rPr>
+              <w:t>Physical Regime</w:t>
+            </w:r>
+          </w:p>
+        </w:tc>
+        <w:tc>
+          <w:tcPr>
+            <w:tcW w:type="dxa" w:w="1872"/>
+            <w:shd w:fill="1E3A8A"/>
+            <w:tcMar>
+              <w:top w:w="45" w:type="dxa"/>
+              <w:bottom w:w="45" w:type="dxa"/>
+              <w:left w:w="65" w:type="dxa"/>
+              <w:right w:w="65" w:type="dxa"/>
+            </w:tcMar>
+          </w:tcPr>
+          <w:p>
+            <w:pPr>
+              <w:keepNext/>
+            </w:pPr>
+            <w:r>
+              <w:rPr>
+                <w:b/>
+                <w:color w:val="FFFFFF"/>
+                <w:sz w:val="17"/>
+              </w:rPr>
+              <w:t>Celsius Threshold</w:t>
+            </w:r>
+          </w:p>
+        </w:tc>
+        <w:tc>
+          <w:tcPr>
+            <w:tcW w:type="dxa" w:w="2448"/>
+            <w:shd w:fill="1E3A8A"/>
+            <w:tcMar>
+              <w:top w:w="45" w:type="dxa"/>
+              <w:bottom w:w="45" w:type="dxa"/>
+              <w:left w:w="65" w:type="dxa"/>
+              <w:right w:w="65" w:type="dxa"/>
+            </w:tcMar>
+          </w:tcPr>
+          <w:p>
+            <w:pPr>
+              <w:keepNext/>
+            </w:pPr>
+            <w:r>
+              <w:rPr>
+                <w:b/>
+                <w:color w:val="FFFFFF"/>
+                <w:sz w:val="17"/>
+              </w:rPr>
+              <w:t>Mapped Landmark Reference</w:t>
+            </w:r>
+          </w:p>
+        </w:tc>
+        <w:tc>
+          <w:tcPr>
+            <w:tcW w:type="dxa" w:w="2592"/>
+            <w:shd w:fill="1E3A8A"/>
+            <w:tcMar>
+              <w:top w:w="45" w:type="dxa"/>
+              <w:bottom w:w="45" w:type="dxa"/>
+              <w:left w:w="65" w:type="dxa"/>
+              <w:right w:w="65" w:type="dxa"/>
+            </w:tcMar>
+          </w:tcPr>
+          <w:p>
+            <w:pPr>
+              <w:keepNext/>
+            </w:pPr>
+            <w:r>
+              <w:rPr>
+                <w:b/>
+                <w:color w:val="FFFFFF"/>
+                <w:sz w:val="17"/>
+              </w:rPr>
+              <w:t>Gauge Overdrive Response</w:t>
+            </w:r>
+          </w:p>
+        </w:tc>
+      </w:tr>
+      <w:tr>
+        <w:trPr>
+          <w:cantSplit/>
+        </w:trPr>
+        <w:tc>
+          <w:tcPr>
+            <w:tcW w:type="dxa" w:w="2160"/>
+            <w:shd w:fill="F8FAFC"/>
+            <w:tcMar>
+              <w:top w:w="35" w:type="dxa"/>
+              <w:bottom w:w="35" w:type="dxa"/>
+              <w:left w:w="60" w:type="dxa"/>
+              <w:right w:w="60" w:type="dxa"/>
+            </w:tcMar>
+          </w:tcPr>
+          <w:p>
+            <w:pPr>
+              <w:keepNext/>
+            </w:pPr>
+            <w:r>
+              <w:rPr>
+                <w:b/>
+                <w:sz w:val="15"/>
+              </w:rPr>
+              <w:t>🌌 Cosmic Fusion</w:t>
+            </w:r>
+          </w:p>
+        </w:tc>
+        <w:tc>
+          <w:tcPr>
+            <w:tcW w:type="dxa" w:w="1872"/>
+            <w:shd w:fill="F8FAFC"/>
+            <w:tcMar>
+              <w:top w:w="35" w:type="dxa"/>
+              <w:bottom w:w="35" w:type="dxa"/>
+              <w:left w:w="60" w:type="dxa"/>
+              <w:right w:w="60" w:type="dxa"/>
+            </w:tcMar>
+          </w:tcPr>
+          <w:p>
+            <w:pPr>
+              <w:keepNext/>
+            </w:pPr>
+            <w:r>
+              <w:rPr>
+                <w:sz w:val="15"/>
+              </w:rPr>
+              <w:t>≥ 10,000,000°C</w:t>
+            </w:r>
+          </w:p>
+        </w:tc>
+        <w:tc>
+          <w:tcPr>
+            <w:tcW w:type="dxa" w:w="2448"/>
+            <w:shd w:fill="F8FAFC"/>
+            <w:tcMar>
+              <w:top w:w="35" w:type="dxa"/>
+              <w:bottom w:w="35" w:type="dxa"/>
+              <w:left w:w="60" w:type="dxa"/>
+              <w:right w:w="60" w:type="dxa"/>
+            </w:tcMar>
+          </w:tcPr>
+          <w:p>
+            <w:pPr>
+              <w:keepNext/>
+            </w:pPr>
+            <w:r>
+              <w:rPr>
+                <w:sz w:val="15"/>
+              </w:rPr>
+              <w:t>Stellar Fusion Core (1.5×10⁷°C)</w:t>
+            </w:r>
+          </w:p>
+        </w:tc>
+        <w:tc>
+          <w:tcPr>
+            <w:tcW w:type="dxa" w:w="2592"/>
+            <w:shd w:fill="F8FAFC"/>
+            <w:tcMar>
+              <w:top w:w="35" w:type="dxa"/>
+              <w:bottom w:w="35" w:type="dxa"/>
+              <w:left w:w="60" w:type="dxa"/>
+              <w:right w:w="60" w:type="dxa"/>
+            </w:tcMar>
+          </w:tcPr>
+          <w:p>
+            <w:pPr>
+              <w:keepNext/>
+            </w:pPr>
+            <w:r>
+              <w:rPr>
+                <w:sz w:val="15"/>
+              </w:rPr>
+              <w:t>Purple in-dial callout; 150,000× boil multiplier</w:t>
+            </w:r>
+          </w:p>
+        </w:tc>
+      </w:tr>
+      <w:tr>
+        <w:trPr>
+          <w:cantSplit/>
+        </w:trPr>
+        <w:tc>
+          <w:tcPr>
+            <w:tcW w:type="dxa" w:w="2160"/>
+            <w:shd w:fill="FFFFFF"/>
+            <w:tcMar>
+              <w:top w:w="35" w:type="dxa"/>
+              <w:bottom w:w="35" w:type="dxa"/>
+              <w:left w:w="60" w:type="dxa"/>
+              <w:right w:w="60" w:type="dxa"/>
+            </w:tcMar>
+          </w:tcPr>
+          <w:p>
+            <w:pPr>
+              <w:keepNext/>
+            </w:pPr>
+            <w:r>
+              <w:rPr>
+                <w:b/>
+                <w:sz w:val="15"/>
+              </w:rPr>
+              <w:t>⚡ Atmospheric Plasma</w:t>
+            </w:r>
+          </w:p>
+        </w:tc>
+        <w:tc>
+          <w:tcPr>
+            <w:tcW w:type="dxa" w:w="1872"/>
+            <w:shd w:fill="FFFFFF"/>
+            <w:tcMar>
+              <w:top w:w="35" w:type="dxa"/>
+              <w:bottom w:w="35" w:type="dxa"/>
+              <w:left w:w="60" w:type="dxa"/>
+              <w:right w:w="60" w:type="dxa"/>
+            </w:tcMar>
+          </w:tcPr>
+          <w:p>
+            <w:pPr>
+              <w:keepNext/>
+            </w:pPr>
+            <w:r>
+              <w:rPr>
+                <w:sz w:val="15"/>
+              </w:rPr>
+              <w:t>≥ 20,000°C</w:t>
+            </w:r>
+          </w:p>
+        </w:tc>
+        <w:tc>
+          <w:tcPr>
+            <w:tcW w:type="dxa" w:w="2448"/>
+            <w:shd w:fill="FFFFFF"/>
+            <w:tcMar>
+              <w:top w:w="35" w:type="dxa"/>
+              <w:bottom w:w="35" w:type="dxa"/>
+              <w:left w:w="60" w:type="dxa"/>
+              <w:right w:w="60" w:type="dxa"/>
+            </w:tcMar>
+          </w:tcPr>
+          <w:p>
+            <w:pPr>
+              <w:keepNext/>
+            </w:pPr>
+            <w:r>
+              <w:rPr>
+                <w:sz w:val="15"/>
+              </w:rPr>
+              <w:t>Atmospheric Lightning Bolt (30,000°C)</w:t>
+            </w:r>
+          </w:p>
+        </w:tc>
+        <w:tc>
+          <w:tcPr>
+            <w:tcW w:type="dxa" w:w="2592"/>
+            <w:shd w:fill="FFFFFF"/>
+            <w:tcMar>
+              <w:top w:w="35" w:type="dxa"/>
+              <w:bottom w:w="35" w:type="dxa"/>
+              <w:left w:w="60" w:type="dxa"/>
+              <w:right w:w="60" w:type="dxa"/>
+            </w:tcMar>
+          </w:tcPr>
+          <w:p>
+            <w:pPr>
+              <w:keepNext/>
+            </w:pPr>
+            <w:r>
+              <w:rPr>
+                <w:sz w:val="15"/>
+              </w:rPr>
+              <w:t>Yellow solar callout; 300× boiling energy</w:t>
+            </w:r>
+          </w:p>
+        </w:tc>
+      </w:tr>
+      <w:tr>
+        <w:trPr>
+          <w:cantSplit/>
+        </w:trPr>
+        <w:tc>
+          <w:tcPr>
+            <w:tcW w:type="dxa" w:w="2160"/>
+            <w:shd w:fill="F8FAFC"/>
+            <w:tcMar>
+              <w:top w:w="35" w:type="dxa"/>
+              <w:bottom w:w="35" w:type="dxa"/>
+              <w:left w:w="60" w:type="dxa"/>
+              <w:right w:w="60" w:type="dxa"/>
+            </w:tcMar>
+          </w:tcPr>
+          <w:p>
+            <w:pPr>
+              <w:keepNext/>
+            </w:pPr>
+            <w:r>
+              <w:rPr>
+                <w:b/>
+                <w:sz w:val="15"/>
+              </w:rPr>
+              <w:t>☀️ Solar Photosphere</w:t>
+            </w:r>
+          </w:p>
+        </w:tc>
+        <w:tc>
+          <w:tcPr>
+            <w:tcW w:type="dxa" w:w="1872"/>
+            <w:shd w:fill="F8FAFC"/>
+            <w:tcMar>
+              <w:top w:w="35" w:type="dxa"/>
+              <w:bottom w:w="35" w:type="dxa"/>
+              <w:left w:w="60" w:type="dxa"/>
+              <w:right w:w="60" w:type="dxa"/>
+            </w:tcMar>
+          </w:tcPr>
+          <w:p>
+            <w:pPr>
+              <w:keepNext/>
+            </w:pPr>
+            <w:r>
+              <w:rPr>
+                <w:sz w:val="15"/>
+              </w:rPr>
+              <w:t>≥ 4,000°C</w:t>
+            </w:r>
+          </w:p>
+        </w:tc>
+        <w:tc>
+          <w:tcPr>
+            <w:tcW w:type="dxa" w:w="2448"/>
+            <w:shd w:fill="F8FAFC"/>
+            <w:tcMar>
+              <w:top w:w="35" w:type="dxa"/>
+              <w:bottom w:w="35" w:type="dxa"/>
+              <w:left w:w="60" w:type="dxa"/>
+              <w:right w:w="60" w:type="dxa"/>
+            </w:tcMar>
+          </w:tcPr>
+          <w:p>
+            <w:pPr>
+              <w:keepNext/>
+            </w:pPr>
+            <w:r>
+              <w:rPr>
+                <w:sz w:val="15"/>
+              </w:rPr>
+              <w:t>Sun Surface Photosphere (5,505°C)</w:t>
+            </w:r>
+          </w:p>
+        </w:tc>
+        <w:tc>
+          <w:tcPr>
+            <w:tcW w:type="dxa" w:w="2592"/>
+            <w:shd w:fill="F8FAFC"/>
+            <w:tcMar>
+              <w:top w:w="35" w:type="dxa"/>
+              <w:bottom w:w="35" w:type="dxa"/>
+              <w:left w:w="60" w:type="dxa"/>
+              <w:right w:w="60" w:type="dxa"/>
+            </w:tcMar>
+          </w:tcPr>
+          <w:p>
+            <w:pPr>
+              <w:keepNext/>
+            </w:pPr>
+            <w:r>
+              <w:rPr>
+                <w:sz w:val="15"/>
+              </w:rPr>
+              <w:t>High-frequency redline flutter (3.2 Hz jitter)</w:t>
+            </w:r>
+          </w:p>
+        </w:tc>
+      </w:tr>
+      <w:tr>
+        <w:trPr>
+          <w:cantSplit/>
+        </w:trPr>
+        <w:tc>
+          <w:tcPr>
+            <w:tcW w:type="dxa" w:w="2160"/>
+            <w:shd w:fill="FFFFFF"/>
+            <w:tcMar>
+              <w:top w:w="35" w:type="dxa"/>
+              <w:bottom w:w="35" w:type="dxa"/>
+              <w:left w:w="60" w:type="dxa"/>
+              <w:right w:w="60" w:type="dxa"/>
+            </w:tcMar>
+          </w:tcPr>
+          <w:p>
+            <w:pPr>
+              <w:keepNext/>
+            </w:pPr>
+            <w:r>
+              <w:rPr>
+                <w:b/>
+                <w:sz w:val="15"/>
+              </w:rPr>
+              <w:t>💡 Incandescent Wire</w:t>
+            </w:r>
+          </w:p>
+        </w:tc>
+        <w:tc>
+          <w:tcPr>
+            <w:tcW w:type="dxa" w:w="1872"/>
+            <w:shd w:fill="FFFFFF"/>
+            <w:tcMar>
+              <w:top w:w="35" w:type="dxa"/>
+              <w:bottom w:w="35" w:type="dxa"/>
+              <w:left w:w="60" w:type="dxa"/>
+              <w:right w:w="60" w:type="dxa"/>
+            </w:tcMar>
+          </w:tcPr>
+          <w:p>
+            <w:pPr>
+              <w:keepNext/>
+            </w:pPr>
+            <w:r>
+              <w:rPr>
+                <w:sz w:val="15"/>
+              </w:rPr>
+              <w:t>≥ 2,200°C</w:t>
+            </w:r>
+          </w:p>
+        </w:tc>
+        <w:tc>
+          <w:tcPr>
+            <w:tcW w:type="dxa" w:w="2448"/>
+            <w:shd w:fill="FFFFFF"/>
+            <w:tcMar>
+              <w:top w:w="35" w:type="dxa"/>
+              <w:bottom w:w="35" w:type="dxa"/>
+              <w:left w:w="60" w:type="dxa"/>
+              <w:right w:w="60" w:type="dxa"/>
+            </w:tcMar>
+          </w:tcPr>
+          <w:p>
+            <w:pPr>
+              <w:keepNext/>
+            </w:pPr>
+            <w:r>
+              <w:rPr>
+                <w:sz w:val="15"/>
+              </w:rPr>
+              <w:t>Tungsten Light Filament (3,422°C)</w:t>
+            </w:r>
+          </w:p>
+        </w:tc>
+        <w:tc>
+          <w:tcPr>
+            <w:tcW w:type="dxa" w:w="2592"/>
+            <w:shd w:fill="FFFFFF"/>
+            <w:tcMar>
+              <w:top w:w="35" w:type="dxa"/>
+              <w:bottom w:w="35" w:type="dxa"/>
+              <w:left w:w="60" w:type="dxa"/>
+              <w:right w:w="60" w:type="dxa"/>
+            </w:tcMar>
+          </w:tcPr>
+          <w:p>
+            <w:pPr>
+              <w:keepNext/>
+            </w:pPr>
+            <w:r>
+              <w:rPr>
+                <w:sz w:val="15"/>
+              </w:rPr>
+              <w:t>Overdrive warning badge; 34.2× boil multiplier</w:t>
+            </w:r>
+          </w:p>
+        </w:tc>
+      </w:tr>
+      <w:tr>
+        <w:trPr>
+          <w:cantSplit/>
+        </w:trPr>
+        <w:tc>
+          <w:tcPr>
+            <w:tcW w:type="dxa" w:w="2160"/>
+            <w:shd w:fill="F8FAFC"/>
+            <w:tcMar>
+              <w:top w:w="35" w:type="dxa"/>
+              <w:bottom w:w="35" w:type="dxa"/>
+              <w:left w:w="60" w:type="dxa"/>
+              <w:right w:w="60" w:type="dxa"/>
+            </w:tcMar>
+          </w:tcPr>
+          <w:p>
+            <w:pPr>
+              <w:keepNext/>
+            </w:pPr>
+            <w:r>
+              <w:rPr>
+                <w:b/>
+                <w:sz w:val="15"/>
+              </w:rPr>
+              <w:t>🏭 Heavy Metallurgy</w:t>
+            </w:r>
+          </w:p>
+        </w:tc>
+        <w:tc>
+          <w:tcPr>
+            <w:tcW w:type="dxa" w:w="1872"/>
+            <w:shd w:fill="F8FAFC"/>
+            <w:tcMar>
+              <w:top w:w="35" w:type="dxa"/>
+              <w:bottom w:w="35" w:type="dxa"/>
+              <w:left w:w="60" w:type="dxa"/>
+              <w:right w:w="60" w:type="dxa"/>
+            </w:tcMar>
+          </w:tcPr>
+          <w:p>
+            <w:pPr>
+              <w:keepNext/>
+            </w:pPr>
+            <w:r>
+              <w:rPr>
+                <w:sz w:val="15"/>
+              </w:rPr>
+              <w:t>≥ 1,400°C</w:t>
+            </w:r>
+          </w:p>
+        </w:tc>
+        <w:tc>
+          <w:tcPr>
+            <w:tcW w:type="dxa" w:w="2448"/>
+            <w:shd w:fill="F8FAFC"/>
+            <w:tcMar>
+              <w:top w:w="35" w:type="dxa"/>
+              <w:bottom w:w="35" w:type="dxa"/>
+              <w:left w:w="60" w:type="dxa"/>
+              <w:right w:w="60" w:type="dxa"/>
+            </w:tcMar>
+          </w:tcPr>
+          <w:p>
+            <w:pPr>
+              <w:keepNext/>
+            </w:pPr>
+            <w:r>
+              <w:rPr>
+                <w:sz w:val="15"/>
+              </w:rPr>
+              <w:t>Molten Steel Smelter (1,538°C)</w:t>
+            </w:r>
+          </w:p>
+        </w:tc>
+        <w:tc>
+          <w:tcPr>
+            <w:tcW w:type="dxa" w:w="2592"/>
+            <w:shd w:fill="F8FAFC"/>
+            <w:tcMar>
+              <w:top w:w="35" w:type="dxa"/>
+              <w:bottom w:w="35" w:type="dxa"/>
+              <w:left w:w="60" w:type="dxa"/>
+              <w:right w:w="60" w:type="dxa"/>
+            </w:tcMar>
+          </w:tcPr>
+          <w:p>
+            <w:pPr>
+              <w:keepNext/>
+            </w:pPr>
+            <w:r>
+              <w:rPr>
+                <w:sz w:val="15"/>
+              </w:rPr>
+              <w:t>Redline pegged at +60°; 15.4× boil multiplier</w:t>
+            </w:r>
+          </w:p>
+        </w:tc>
+      </w:tr>
+      <w:tr>
+        <w:trPr>
+          <w:cantSplit/>
+        </w:trPr>
+        <w:tc>
+          <w:tcPr>
+            <w:tcW w:type="dxa" w:w="2160"/>
+            <w:shd w:fill="FFFFFF"/>
+            <w:tcMar>
+              <w:top w:w="35" w:type="dxa"/>
+              <w:bottom w:w="35" w:type="dxa"/>
+              <w:left w:w="60" w:type="dxa"/>
+              <w:right w:w="60" w:type="dxa"/>
+            </w:tcMar>
+          </w:tcPr>
+          <w:p>
+            <w:pPr>
+              <w:keepNext/>
+            </w:pPr>
+            <w:r>
+              <w:rPr>
+                <w:b/>
+                <w:sz w:val="15"/>
+              </w:rPr>
+              <w:t>🌋 Basalt Magma</w:t>
+            </w:r>
+          </w:p>
+        </w:tc>
+        <w:tc>
+          <w:tcPr>
+            <w:tcW w:type="dxa" w:w="1872"/>
+            <w:shd w:fill="FFFFFF"/>
+            <w:tcMar>
+              <w:top w:w="35" w:type="dxa"/>
+              <w:bottom w:w="35" w:type="dxa"/>
+              <w:left w:w="60" w:type="dxa"/>
+              <w:right w:w="60" w:type="dxa"/>
+            </w:tcMar>
+          </w:tcPr>
+          <w:p>
+            <w:pPr>
+              <w:keepNext/>
+            </w:pPr>
+            <w:r>
+              <w:rPr>
+                <w:sz w:val="15"/>
+              </w:rPr>
+              <w:t>≥ 700°C</w:t>
+            </w:r>
+          </w:p>
+        </w:tc>
+        <w:tc>
+          <w:tcPr>
+            <w:tcW w:type="dxa" w:w="2448"/>
+            <w:shd w:fill="FFFFFF"/>
+            <w:tcMar>
+              <w:top w:w="35" w:type="dxa"/>
+              <w:bottom w:w="35" w:type="dxa"/>
+              <w:left w:w="60" w:type="dxa"/>
+              <w:right w:w="60" w:type="dxa"/>
+            </w:tcMar>
+          </w:tcPr>
+          <w:p>
+            <w:pPr>
+              <w:keepNext/>
+            </w:pPr>
+            <w:r>
+              <w:rPr>
+                <w:sz w:val="15"/>
+              </w:rPr>
+              <w:t>Kitchen Flame / Basalt Lava (1,000°C)</w:t>
+            </w:r>
+          </w:p>
+        </w:tc>
+        <w:tc>
+          <w:tcPr>
+            <w:tcW w:type="dxa" w:w="2592"/>
+            <w:shd w:fill="FFFFFF"/>
+            <w:tcMar>
+              <w:top w:w="35" w:type="dxa"/>
+              <w:bottom w:w="35" w:type="dxa"/>
+              <w:left w:w="60" w:type="dxa"/>
+              <w:right w:w="60" w:type="dxa"/>
+            </w:tcMar>
+          </w:tcPr>
+          <w:p>
+            <w:pPr>
+              <w:keepNext/>
+            </w:pPr>
+            <w:r>
+              <w:rPr>
+                <w:sz w:val="15"/>
+              </w:rPr>
+              <w:t>Overdrive pill active; 10.0× boil multiplier</w:t>
+            </w:r>
+          </w:p>
+        </w:tc>
+      </w:tr>
+      <w:tr>
+        <w:trPr>
+          <w:cantSplit/>
+        </w:trPr>
+        <w:tc>
+          <w:tcPr>
+            <w:tcW w:type="dxa" w:w="2160"/>
+            <w:shd w:fill="F8FAFC"/>
+            <w:tcMar>
+              <w:top w:w="35" w:type="dxa"/>
+              <w:bottom w:w="35" w:type="dxa"/>
+              <w:left w:w="60" w:type="dxa"/>
+              <w:right w:w="60" w:type="dxa"/>
+            </w:tcMar>
+          </w:tcPr>
+          <w:p>
+            <w:pPr>
+              <w:keepNext/>
+            </w:pPr>
+            <w:r>
+              <w:rPr>
+                <w:b/>
+                <w:sz w:val="15"/>
+              </w:rPr>
+              <w:t>🪐 Venus Atmosphere</w:t>
+            </w:r>
+          </w:p>
+        </w:tc>
+        <w:tc>
+          <w:tcPr>
+            <w:tcW w:type="dxa" w:w="1872"/>
+            <w:shd w:fill="F8FAFC"/>
+            <w:tcMar>
+              <w:top w:w="35" w:type="dxa"/>
+              <w:bottom w:w="35" w:type="dxa"/>
+              <w:left w:w="60" w:type="dxa"/>
+              <w:right w:w="60" w:type="dxa"/>
+            </w:tcMar>
+          </w:tcPr>
+          <w:p>
+            <w:pPr>
+              <w:keepNext/>
+            </w:pPr>
+            <w:r>
+              <w:rPr>
+                <w:sz w:val="15"/>
+              </w:rPr>
+              <w:t>≥ 350°C</w:t>
+            </w:r>
+          </w:p>
+        </w:tc>
+        <w:tc>
+          <w:tcPr>
+            <w:tcW w:type="dxa" w:w="2448"/>
+            <w:shd w:fill="F8FAFC"/>
+            <w:tcMar>
+              <w:top w:w="35" w:type="dxa"/>
+              <w:bottom w:w="35" w:type="dxa"/>
+              <w:left w:w="60" w:type="dxa"/>
+              <w:right w:w="60" w:type="dxa"/>
+            </w:tcMar>
+          </w:tcPr>
+          <w:p>
+            <w:pPr>
+              <w:keepNext/>
+            </w:pPr>
+            <w:r>
+              <w:rPr>
+                <w:sz w:val="15"/>
+              </w:rPr>
+              <w:t>Planet Venus Surface (464°C)</w:t>
+            </w:r>
+          </w:p>
+        </w:tc>
+        <w:tc>
+          <w:tcPr>
+            <w:tcW w:type="dxa" w:w="2592"/>
+            <w:shd w:fill="F8FAFC"/>
+            <w:tcMar>
+              <w:top w:w="35" w:type="dxa"/>
+              <w:bottom w:w="35" w:type="dxa"/>
+              <w:left w:w="60" w:type="dxa"/>
+              <w:right w:w="60" w:type="dxa"/>
+            </w:tcMar>
+          </w:tcPr>
+          <w:p>
+            <w:pPr>
+              <w:keepNext/>
+            </w:pPr>
+            <w:r>
+              <w:rPr>
+                <w:sz w:val="15"/>
+              </w:rPr>
+              <w:t>Superheated greenhouse badge; 4.6× boil</w:t>
+            </w:r>
+          </w:p>
+        </w:tc>
+      </w:tr>
+      <w:tr>
+        <w:trPr>
+          <w:cantSplit/>
+        </w:trPr>
+        <w:tc>
+          <w:tcPr>
+            <w:tcW w:type="dxa" w:w="2160"/>
+            <w:shd w:fill="FFFFFF"/>
+            <w:tcMar>
+              <w:top w:w="35" w:type="dxa"/>
+              <w:bottom w:w="35" w:type="dxa"/>
+              <w:left w:w="60" w:type="dxa"/>
+              <w:right w:w="60" w:type="dxa"/>
+            </w:tcMar>
+          </w:tcPr>
+          <w:p>
+            <w:pPr>
+              <w:keepNext/>
+            </w:pPr>
+            <w:r>
+              <w:rPr>
+                <w:b/>
+                <w:sz w:val="15"/>
+              </w:rPr>
+              <w:t>🧪 Solder Smelter</w:t>
+            </w:r>
+          </w:p>
+        </w:tc>
+        <w:tc>
+          <w:tcPr>
+            <w:tcW w:type="dxa" w:w="1872"/>
+            <w:shd w:fill="FFFFFF"/>
+            <w:tcMar>
+              <w:top w:w="35" w:type="dxa"/>
+              <w:bottom w:w="35" w:type="dxa"/>
+              <w:left w:w="60" w:type="dxa"/>
+              <w:right w:w="60" w:type="dxa"/>
+            </w:tcMar>
+          </w:tcPr>
+          <w:p>
+            <w:pPr>
+              <w:keepNext/>
+            </w:pPr>
+            <w:r>
+              <w:rPr>
+                <w:sz w:val="15"/>
+              </w:rPr>
+              <w:t>≥ 220°C</w:t>
+            </w:r>
+          </w:p>
+        </w:tc>
+        <w:tc>
+          <w:tcPr>
+            <w:tcW w:type="dxa" w:w="2448"/>
+            <w:shd w:fill="FFFFFF"/>
+            <w:tcMar>
+              <w:top w:w="35" w:type="dxa"/>
+              <w:bottom w:w="35" w:type="dxa"/>
+              <w:left w:w="60" w:type="dxa"/>
+              <w:right w:w="60" w:type="dxa"/>
+            </w:tcMar>
+          </w:tcPr>
+          <w:p>
+            <w:pPr>
+              <w:keepNext/>
+            </w:pPr>
+            <w:r>
+              <w:rPr>
+                <w:sz w:val="15"/>
+              </w:rPr>
+              <w:t>Molten Lead Hearth (327°C)</w:t>
+            </w:r>
+          </w:p>
+        </w:tc>
+        <w:tc>
+          <w:tcPr>
+            <w:tcW w:type="dxa" w:w="2592"/>
+            <w:shd w:fill="FFFFFF"/>
+            <w:tcMar>
+              <w:top w:w="35" w:type="dxa"/>
+              <w:bottom w:w="35" w:type="dxa"/>
+              <w:left w:w="60" w:type="dxa"/>
+              <w:right w:w="60" w:type="dxa"/>
+            </w:tcMar>
+          </w:tcPr>
+          <w:p>
+            <w:pPr>
+              <w:keepNext/>
+            </w:pPr>
+            <w:r>
+              <w:rPr>
+                <w:sz w:val="15"/>
+              </w:rPr>
+              <w:t>Overdrive threshold trigger; harmonic chatter</w:t>
+            </w:r>
+          </w:p>
+        </w:tc>
+      </w:tr>
+      <w:tr>
+        <w:trPr>
+          <w:cantSplit/>
+        </w:trPr>
+        <w:tc>
+          <w:tcPr>
+            <w:tcW w:type="dxa" w:w="2160"/>
+            <w:shd w:fill="F8FAFC"/>
+            <w:tcMar>
+              <w:top w:w="35" w:type="dxa"/>
+              <w:bottom w:w="35" w:type="dxa"/>
+              <w:left w:w="60" w:type="dxa"/>
+              <w:right w:w="60" w:type="dxa"/>
+            </w:tcMar>
+          </w:tcPr>
+          <w:p>
+            <w:pPr>
+              <w:keepNext/>
+            </w:pPr>
+            <w:r>
+              <w:rPr>
+                <w:b/>
+                <w:sz w:val="15"/>
+              </w:rPr>
+              <w:t>💨 Cryo Liquid Bath</w:t>
+            </w:r>
+          </w:p>
+        </w:tc>
+        <w:tc>
+          <w:tcPr>
+            <w:tcW w:type="dxa" w:w="1872"/>
+            <w:shd w:fill="F8FAFC"/>
+            <w:tcMar>
+              <w:top w:w="35" w:type="dxa"/>
+              <w:bottom w:w="35" w:type="dxa"/>
+              <w:left w:w="60" w:type="dxa"/>
+              <w:right w:w="60" w:type="dxa"/>
+            </w:tcMar>
+          </w:tcPr>
+          <w:p>
+            <w:pPr>
+              <w:keepNext/>
+            </w:pPr>
+            <w:r>
+              <w:rPr>
+                <w:sz w:val="15"/>
+              </w:rPr>
+              <w:t>≤ -150°C</w:t>
+            </w:r>
+          </w:p>
+        </w:tc>
+        <w:tc>
+          <w:tcPr>
+            <w:tcW w:type="dxa" w:w="2448"/>
+            <w:shd w:fill="F8FAFC"/>
+            <w:tcMar>
+              <w:top w:w="35" w:type="dxa"/>
+              <w:bottom w:w="35" w:type="dxa"/>
+              <w:left w:w="60" w:type="dxa"/>
+              <w:right w:w="60" w:type="dxa"/>
+            </w:tcMar>
+          </w:tcPr>
+          <w:p>
+            <w:pPr>
+              <w:keepNext/>
+            </w:pPr>
+            <w:r>
+              <w:rPr>
+                <w:sz w:val="15"/>
+              </w:rPr>
+              <w:t>Liquid Nitrogen Cryo (-195.8°C)</w:t>
+            </w:r>
+          </w:p>
+        </w:tc>
+        <w:tc>
+          <w:tcPr>
+            <w:tcW w:type="dxa" w:w="2592"/>
+            <w:shd w:fill="F8FAFC"/>
+            <w:tcMar>
+              <w:top w:w="35" w:type="dxa"/>
+              <w:bottom w:w="35" w:type="dxa"/>
+              <w:left w:w="60" w:type="dxa"/>
+              <w:right w:w="60" w:type="dxa"/>
+            </w:tcMar>
+          </w:tcPr>
+          <w:p>
+            <w:pPr>
+              <w:keepNext/>
+            </w:pPr>
+            <w:r>
+              <w:rPr>
+                <w:sz w:val="15"/>
+              </w:rPr>
+              <w:t>Cyan deep cryo badge; negative stop flutter</w:t>
+            </w:r>
+          </w:p>
+        </w:tc>
+      </w:tr>
+      <w:tr>
+        <w:trPr>
+          <w:cantSplit/>
+        </w:trPr>
+        <w:tc>
+          <w:tcPr>
+            <w:tcW w:type="dxa" w:w="2160"/>
+            <w:shd w:fill="FFFFFF"/>
+            <w:tcMar>
+              <w:top w:w="35" w:type="dxa"/>
+              <w:bottom w:w="35" w:type="dxa"/>
+              <w:left w:w="60" w:type="dxa"/>
+              <w:right w:w="60" w:type="dxa"/>
+            </w:tcMar>
+          </w:tcPr>
+          <w:p>
+            <w:r>
+              <w:rPr>
+                <w:b/>
+                <w:sz w:val="15"/>
+              </w:rPr>
+              <w:t>⚛️ Quantum Limit</w:t>
+            </w:r>
+          </w:p>
+        </w:tc>
+        <w:tc>
+          <w:tcPr>
+            <w:tcW w:type="dxa" w:w="1872"/>
+            <w:shd w:fill="FFFFFF"/>
+            <w:tcMar>
+              <w:top w:w="35" w:type="dxa"/>
+              <w:bottom w:w="35" w:type="dxa"/>
+              <w:left w:w="60" w:type="dxa"/>
+              <w:right w:w="60" w:type="dxa"/>
+            </w:tcMar>
+          </w:tcPr>
+          <w:p>
+            <w:r>
+              <w:rPr>
+                <w:sz w:val="15"/>
+              </w:rPr>
+              <w:t>≤ -270°C</w:t>
+            </w:r>
+          </w:p>
+        </w:tc>
+        <w:tc>
+          <w:tcPr>
+            <w:tcW w:type="dxa" w:w="2448"/>
+            <w:shd w:fill="FFFFFF"/>
+            <w:tcMar>
+              <w:top w:w="35" w:type="dxa"/>
+              <w:bottom w:w="35" w:type="dxa"/>
+              <w:left w:w="60" w:type="dxa"/>
+              <w:right w:w="60" w:type="dxa"/>
+            </w:tcMar>
+          </w:tcPr>
+          <w:p>
+            <w:r>
+              <w:rPr>
+                <w:sz w:val="15"/>
+              </w:rPr>
+              <w:t>Absolute Zero (0 K / -273.15°C)</w:t>
+            </w:r>
+          </w:p>
+        </w:tc>
+        <w:tc>
+          <w:tcPr>
+            <w:tcW w:type="dxa" w:w="2592"/>
+            <w:shd w:fill="FFFFFF"/>
+            <w:tcMar>
+              <w:top w:w="35" w:type="dxa"/>
+              <w:bottom w:w="35" w:type="dxa"/>
+              <w:left w:w="60" w:type="dxa"/>
+              <w:right w:w="60" w:type="dxa"/>
+            </w:tcMar>
+          </w:tcPr>
+          <w:p>
+            <w:r>
+              <w:rPr>
+                <w:sz w:val="15"/>
+              </w:rPr>
+              <w:t>Zero Limit callout; minimum entropy boundary</w:t>
+            </w:r>
+          </w:p>
+        </w:tc>
+      </w:tr>
+    </w:tbl>
+    <w:p>
+      <w:pPr>
+        <w:spacing w:after="80"/>
+      </w:pPr>
+    </w:p>
+    <w:p>
+      <w:pPr>
+        <w:keepNext/>
+        <w:spacing w:before="220" w:after="60"/>
+      </w:pPr>
+      <w:r>
+        <w:rPr>
+          <w:rFonts w:ascii="Calibri" w:hAnsi="Calibri"/>
+          <w:b/>
+          <w:color w:val="2563EB"/>
+          <w:sz w:val="24"/>
+        </w:rPr>
+        <w:t>5.4 Web Audio API Acoustic Sound Design</w:t>
+      </w:r>
+    </w:p>
+    <w:p>
+      <w:pPr>
+        <w:spacing w:after="100" w:line="276" w:lineRule="auto"/>
+      </w:pPr>
+      <w:r>
+        <w:rPr>
+          <w:color w:val="374151"/>
+        </w:rPr>
+        <w:t>To provide tactile haptic feedback without requiring multi-megabyte sound asset downloads, client/js/audio.js leverages the Web Audio API to synthesize acoustic instrument clicks on demand:</w:t>
+      </w:r>
+    </w:p>
+    <w:p>
+      <w:pPr>
+        <w:pStyle w:val="ListBullet"/>
+        <w:spacing w:after="50" w:line="269" w:lineRule="auto"/>
+      </w:pPr>
+      <w:r>
+        <w:rPr>
+          <w:b/>
+          <w:color w:val="111827"/>
+        </w:rPr>
+        <w:t>Relay Actuation Click:</w:t>
+      </w:r>
+      <w:r>
+        <w:rPr>
+          <w:color w:val="374151"/>
+        </w:rPr>
+        <w:t xml:space="preserve"> 1600 Hz sine oscillator coupled with a 12 ms bandpass noise burst, simulating a mechanical latching relay.</w:t>
+      </w:r>
+    </w:p>
+    <w:p>
+      <w:pPr>
+        <w:pStyle w:val="ListBullet"/>
+        <w:spacing w:after="50" w:line="269" w:lineRule="auto"/>
+      </w:pPr>
+      <w:r>
+        <w:rPr>
+          <w:b/>
+          <w:color w:val="111827"/>
+        </w:rPr>
+        <w:t>Rotary Switch Clunk:</w:t>
+      </w:r>
+      <w:r>
+        <w:rPr>
+          <w:color w:val="374151"/>
+        </w:rPr>
+        <w:t xml:space="preserve"> 120 Hz sawtooth wave with exponential frequency ramp-down, simulating a heavy ceramic rotary detent.</w:t>
+      </w:r>
+    </w:p>
+    <w:p>
+      <w:pPr>
+        <w:pStyle w:val="ListBullet"/>
+        <w:spacing w:after="50" w:line="269" w:lineRule="auto"/>
+      </w:pPr>
+      <w:r>
+        <w:rPr>
+          <w:b/>
+          <w:color w:val="111827"/>
+        </w:rPr>
+        <w:t>Redline Alert Hum:</w:t>
+      </w:r>
+      <w:r>
+        <w:rPr>
+          <w:color w:val="374151"/>
+        </w:rPr>
+        <w:t xml:space="preserve"> 220 Hz asymmetric square wave pulse generating an attention-commanding acoustic warning.</w:t>
+      </w:r>
+    </w:p>
+    <w:p>
+      <w:pPr>
+        <w:keepNext/>
+        <w:spacing w:before="120" w:after="60"/>
         <w:jc w:val="center"/>
       </w:pPr>
     </w:p>
@@ -2738,7 +4783,7 @@
       <w:r>
         <w:drawing>
           <wp:inline xmlns:a="http://schemas.openxmlformats.org/drawingml/2006/main" xmlns:pic="http://schemas.openxmlformats.org/drawingml/2006/picture">
-            <wp:extent cx="5303520" cy="2983230"/>
+            <wp:extent cx="4846320" cy="2726055"/>
             <wp:docPr id="4" name="Picture 4"/>
             <wp:cNvGraphicFramePr>
               <a:graphicFrameLocks noChangeAspect="1"/>
@@ -2759,7 +4804,7 @@
                   <pic:spPr>
                     <a:xfrm>
                       <a:off x="0" y="0"/>
-                      <a:ext cx="5303520" cy="2983230"/>
+                      <a:ext cx="4846320" cy="2726055"/>
                     </a:xfrm>
                     <a:prstGeom prst="rect"/>
                   </pic:spPr>
@@ -2772,14 +4817,14 @@
     </w:p>
     <w:p>
       <w:pPr>
-        <w:spacing w:after="240"/>
+        <w:spacing w:after="160"/>
         <w:jc w:val="center"/>
       </w:pPr>
       <w:r>
         <w:rPr>
           <w:i/>
           <w:color w:val="4B5563"/>
-          <w:sz w:val="19"/>
+          <w:sz w:val="18"/>
         </w:rPr>
         <w:t>Figure 4: ThermaCraft High-Resolution Architectural Console Showcase Poster</w:t>
       </w:r>
@@ -2792,14 +4837,14 @@
     <w:p>
       <w:pPr>
         <w:keepNext/>
-        <w:spacing w:before="360" w:after="120"/>
+        <w:spacing w:before="320" w:after="100"/>
       </w:pPr>
       <w:r>
         <w:rPr>
           <w:rFonts w:ascii="Calibri" w:hAnsi="Calibri"/>
           <w:b/>
           <w:color w:val="1E3A8A"/>
-          <w:sz w:val="32"/>
+          <w:sz w:val="30"/>
         </w:rPr>
         <w:t>6. Automated Verification &amp; Quality Assurance Suite</w:t>
       </w:r>
@@ -2807,7 +4852,7 @@
     <w:p>
       <w:pPr>
         <w:keepNext/>
-        <w:spacing w:after="120" w:line="276" w:lineRule="auto"/>
+        <w:spacing w:after="100" w:line="276" w:lineRule="auto"/>
       </w:pPr>
       <w:r>
         <w:rPr>
@@ -2838,8 +4883,8 @@
             <w:tcW w:type="dxa" w:w="2592"/>
             <w:shd w:fill="1E3A8A"/>
             <w:tcMar>
-              <w:top w:w="60" w:type="dxa"/>
-              <w:bottom w:w="60" w:type="dxa"/>
+              <w:top w:w="55" w:type="dxa"/>
+              <w:bottom w:w="55" w:type="dxa"/>
               <w:left w:w="75" w:type="dxa"/>
               <w:right w:w="75" w:type="dxa"/>
             </w:tcMar>
@@ -2852,7 +4897,7 @@
               <w:rPr>
                 <w:b/>
                 <w:color w:val="FFFFFF"/>
-                <w:sz w:val="18"/>
+                <w:sz w:val="17"/>
               </w:rPr>
               <w:t>Test Suite Category</w:t>
             </w:r>
@@ -2863,8 +4908,8 @@
             <w:tcW w:type="dxa" w:w="2592"/>
             <w:shd w:fill="1E3A8A"/>
             <w:tcMar>
-              <w:top w:w="60" w:type="dxa"/>
-              <w:bottom w:w="60" w:type="dxa"/>
+              <w:top w:w="55" w:type="dxa"/>
+              <w:bottom w:w="55" w:type="dxa"/>
               <w:left w:w="75" w:type="dxa"/>
               <w:right w:w="75" w:type="dxa"/>
             </w:tcMar>
@@ -2877,7 +4922,7 @@
               <w:rPr>
                 <w:b/>
                 <w:color w:val="FFFFFF"/>
-                <w:sz w:val="18"/>
+                <w:sz w:val="17"/>
               </w:rPr>
               <w:t>Scope / Condition Tested</w:t>
             </w:r>
@@ -2888,8 +4933,8 @@
             <w:tcW w:type="dxa" w:w="2160"/>
             <w:shd w:fill="1E3A8A"/>
             <w:tcMar>
-              <w:top w:w="60" w:type="dxa"/>
-              <w:bottom w:w="60" w:type="dxa"/>
+              <w:top w:w="55" w:type="dxa"/>
+              <w:bottom w:w="55" w:type="dxa"/>
               <w:left w:w="75" w:type="dxa"/>
               <w:right w:w="75" w:type="dxa"/>
             </w:tcMar>
@@ -2902,7 +4947,7 @@
               <w:rPr>
                 <w:b/>
                 <w:color w:val="FFFFFF"/>
-                <w:sz w:val="18"/>
+                <w:sz w:val="17"/>
               </w:rPr>
               <w:t>Validation Metric</w:t>
             </w:r>
@@ -2913,8 +4958,8 @@
             <w:tcW w:type="dxa" w:w="2016"/>
             <w:shd w:fill="1E3A8A"/>
             <w:tcMar>
-              <w:top w:w="60" w:type="dxa"/>
-              <w:bottom w:w="60" w:type="dxa"/>
+              <w:top w:w="55" w:type="dxa"/>
+              <w:bottom w:w="55" w:type="dxa"/>
               <w:left w:w="75" w:type="dxa"/>
               <w:right w:w="75" w:type="dxa"/>
             </w:tcMar>
@@ -2927,7 +4972,7 @@
               <w:rPr>
                 <w:b/>
                 <w:color w:val="FFFFFF"/>
-                <w:sz w:val="18"/>
+                <w:sz w:val="17"/>
               </w:rPr>
               <w:t>Status</w:t>
             </w:r>
@@ -2943,10 +4988,10 @@
             <w:tcW w:type="dxa" w:w="2592"/>
             <w:shd w:fill="F8FAFC"/>
             <w:tcMar>
-              <w:top w:w="45" w:type="dxa"/>
-              <w:bottom w:w="45" w:type="dxa"/>
-              <w:left w:w="75" w:type="dxa"/>
-              <w:right w:w="75" w:type="dxa"/>
+              <w:top w:w="40" w:type="dxa"/>
+              <w:bottom w:w="40" w:type="dxa"/>
+              <w:left w:w="70" w:type="dxa"/>
+              <w:right w:w="70" w:type="dxa"/>
             </w:tcMar>
           </w:tcPr>
           <w:p>
@@ -2955,7 +5000,7 @@
             </w:pPr>
             <w:r>
               <w:rPr>
-                <w:sz w:val="17"/>
+                <w:sz w:val="16"/>
               </w:rPr>
               <w:t>Multi-Scale Mathematical Accuracy</w:t>
             </w:r>
@@ -2966,10 +5011,10 @@
             <w:tcW w:type="dxa" w:w="2592"/>
             <w:shd w:fill="F8FAFC"/>
             <w:tcMar>
-              <w:top w:w="45" w:type="dxa"/>
-              <w:bottom w:w="45" w:type="dxa"/>
-              <w:left w:w="75" w:type="dxa"/>
-              <w:right w:w="75" w:type="dxa"/>
+              <w:top w:w="40" w:type="dxa"/>
+              <w:bottom w:w="40" w:type="dxa"/>
+              <w:left w:w="70" w:type="dxa"/>
+              <w:right w:w="70" w:type="dxa"/>
             </w:tcMar>
           </w:tcPr>
           <w:p>
@@ -2978,7 +5023,7 @@
             </w:pPr>
             <w:r>
               <w:rPr>
-                <w:sz w:val="17"/>
+                <w:sz w:val="16"/>
               </w:rPr>
               <w:t>All 8 scales (C, F, K, R, De, N, Re, Ro) benchmarks</w:t>
             </w:r>
@@ -2989,10 +5034,10 @@
             <w:tcW w:type="dxa" w:w="2160"/>
             <w:shd w:fill="F8FAFC"/>
             <w:tcMar>
-              <w:top w:w="45" w:type="dxa"/>
-              <w:bottom w:w="45" w:type="dxa"/>
-              <w:left w:w="75" w:type="dxa"/>
-              <w:right w:w="75" w:type="dxa"/>
+              <w:top w:w="40" w:type="dxa"/>
+              <w:bottom w:w="40" w:type="dxa"/>
+              <w:left w:w="70" w:type="dxa"/>
+              <w:right w:w="70" w:type="dxa"/>
             </w:tcMar>
           </w:tcPr>
           <w:p>
@@ -3001,7 +5046,7 @@
             </w:pPr>
             <w:r>
               <w:rPr>
-                <w:sz w:val="17"/>
+                <w:sz w:val="16"/>
               </w:rPr>
               <w:t>Numerical tolerance &lt;= 1e-4</w:t>
             </w:r>
@@ -3012,10 +5057,10 @@
             <w:tcW w:type="dxa" w:w="2016"/>
             <w:shd w:fill="F8FAFC"/>
             <w:tcMar>
-              <w:top w:w="45" w:type="dxa"/>
-              <w:bottom w:w="45" w:type="dxa"/>
-              <w:left w:w="75" w:type="dxa"/>
-              <w:right w:w="75" w:type="dxa"/>
+              <w:top w:w="40" w:type="dxa"/>
+              <w:bottom w:w="40" w:type="dxa"/>
+              <w:left w:w="70" w:type="dxa"/>
+              <w:right w:w="70" w:type="dxa"/>
             </w:tcMar>
           </w:tcPr>
           <w:p>
@@ -3026,7 +5071,7 @@
               <w:rPr>
                 <w:b/>
                 <w:color w:val="15803D"/>
-                <w:sz w:val="17"/>
+                <w:sz w:val="16"/>
               </w:rPr>
               <w:t>PASSED (16/16)</w:t>
             </w:r>
@@ -3042,10 +5087,10 @@
             <w:tcW w:type="dxa" w:w="2592"/>
             <w:shd w:fill="FFFFFF"/>
             <w:tcMar>
-              <w:top w:w="45" w:type="dxa"/>
-              <w:bottom w:w="45" w:type="dxa"/>
-              <w:left w:w="75" w:type="dxa"/>
-              <w:right w:w="75" w:type="dxa"/>
+              <w:top w:w="40" w:type="dxa"/>
+              <w:bottom w:w="40" w:type="dxa"/>
+              <w:left w:w="70" w:type="dxa"/>
+              <w:right w:w="70" w:type="dxa"/>
             </w:tcMar>
           </w:tcPr>
           <w:p>
@@ -3054,7 +5099,7 @@
             </w:pPr>
             <w:r>
               <w:rPr>
-                <w:sz w:val="17"/>
+                <w:sz w:val="16"/>
               </w:rPr>
               <w:t>Thermodynamic Limit Enforcement</w:t>
             </w:r>
@@ -3065,10 +5110,10 @@
             <w:tcW w:type="dxa" w:w="2592"/>
             <w:shd w:fill="FFFFFF"/>
             <w:tcMar>
-              <w:top w:w="45" w:type="dxa"/>
-              <w:bottom w:w="45" w:type="dxa"/>
-              <w:left w:w="75" w:type="dxa"/>
-              <w:right w:w="75" w:type="dxa"/>
+              <w:top w:w="40" w:type="dxa"/>
+              <w:bottom w:w="40" w:type="dxa"/>
+              <w:left w:w="70" w:type="dxa"/>
+              <w:right w:w="70" w:type="dxa"/>
             </w:tcMar>
           </w:tcPr>
           <w:p>
@@ -3077,7 +5122,7 @@
             </w:pPr>
             <w:r>
               <w:rPr>
-                <w:sz w:val="17"/>
+                <w:sz w:val="16"/>
               </w:rPr>
               <w:t>Absolute Zero lower bounds across all scales</w:t>
             </w:r>
@@ -3088,10 +5133,10 @@
             <w:tcW w:type="dxa" w:w="2160"/>
             <w:shd w:fill="FFFFFF"/>
             <w:tcMar>
-              <w:top w:w="45" w:type="dxa"/>
-              <w:bottom w:w="45" w:type="dxa"/>
-              <w:left w:w="75" w:type="dxa"/>
-              <w:right w:w="75" w:type="dxa"/>
+              <w:top w:w="40" w:type="dxa"/>
+              <w:bottom w:w="40" w:type="dxa"/>
+              <w:left w:w="70" w:type="dxa"/>
+              <w:right w:w="70" w:type="dxa"/>
             </w:tcMar>
           </w:tcPr>
           <w:p>
@@ -3100,7 +5145,7 @@
             </w:pPr>
             <w:r>
               <w:rPr>
-                <w:sz w:val="17"/>
+                <w:sz w:val="16"/>
               </w:rPr>
               <w:t>Strict rejection of sub-zero</w:t>
             </w:r>
@@ -3111,10 +5156,10 @@
             <w:tcW w:type="dxa" w:w="2016"/>
             <w:shd w:fill="FFFFFF"/>
             <w:tcMar>
-              <w:top w:w="45" w:type="dxa"/>
-              <w:bottom w:w="45" w:type="dxa"/>
-              <w:left w:w="75" w:type="dxa"/>
-              <w:right w:w="75" w:type="dxa"/>
+              <w:top w:w="40" w:type="dxa"/>
+              <w:bottom w:w="40" w:type="dxa"/>
+              <w:left w:w="70" w:type="dxa"/>
+              <w:right w:w="70" w:type="dxa"/>
             </w:tcMar>
           </w:tcPr>
           <w:p>
@@ -3125,7 +5170,7 @@
               <w:rPr>
                 <w:b/>
                 <w:color w:val="15803D"/>
-                <w:sz w:val="17"/>
+                <w:sz w:val="16"/>
               </w:rPr>
               <w:t>PASSED (6/6)</w:t>
             </w:r>
@@ -3141,10 +5186,10 @@
             <w:tcW w:type="dxa" w:w="2592"/>
             <w:shd w:fill="F8FAFC"/>
             <w:tcMar>
-              <w:top w:w="45" w:type="dxa"/>
-              <w:bottom w:w="45" w:type="dxa"/>
-              <w:left w:w="75" w:type="dxa"/>
-              <w:right w:w="75" w:type="dxa"/>
+              <w:top w:w="40" w:type="dxa"/>
+              <w:bottom w:w="40" w:type="dxa"/>
+              <w:left w:w="70" w:type="dxa"/>
+              <w:right w:w="70" w:type="dxa"/>
             </w:tcMar>
           </w:tcPr>
           <w:p>
@@ -3153,7 +5198,7 @@
             </w:pPr>
             <w:r>
               <w:rPr>
-                <w:sz w:val="17"/>
+                <w:sz w:val="16"/>
               </w:rPr>
               <w:t>Syntactic Input Sanitization</w:t>
             </w:r>
@@ -3164,10 +5209,10 @@
             <w:tcW w:type="dxa" w:w="2592"/>
             <w:shd w:fill="F8FAFC"/>
             <w:tcMar>
-              <w:top w:w="45" w:type="dxa"/>
-              <w:bottom w:w="45" w:type="dxa"/>
-              <w:left w:w="75" w:type="dxa"/>
-              <w:right w:w="75" w:type="dxa"/>
+              <w:top w:w="40" w:type="dxa"/>
+              <w:bottom w:w="40" w:type="dxa"/>
+              <w:left w:w="70" w:type="dxa"/>
+              <w:right w:w="70" w:type="dxa"/>
             </w:tcMar>
           </w:tcPr>
           <w:p>
@@ -3176,7 +5221,7 @@
             </w:pPr>
             <w:r>
               <w:rPr>
-                <w:sz w:val="17"/>
+                <w:sz w:val="16"/>
               </w:rPr>
               <w:t>Empty strings, whitespace, non-numeric strings, NaN</w:t>
             </w:r>
@@ -3187,10 +5232,10 @@
             <w:tcW w:type="dxa" w:w="2160"/>
             <w:shd w:fill="F8FAFC"/>
             <w:tcMar>
-              <w:top w:w="45" w:type="dxa"/>
-              <w:bottom w:w="45" w:type="dxa"/>
-              <w:left w:w="75" w:type="dxa"/>
-              <w:right w:w="75" w:type="dxa"/>
+              <w:top w:w="40" w:type="dxa"/>
+              <w:bottom w:w="40" w:type="dxa"/>
+              <w:left w:w="70" w:type="dxa"/>
+              <w:right w:w="70" w:type="dxa"/>
             </w:tcMar>
           </w:tcPr>
           <w:p>
@@ -3199,7 +5244,7 @@
             </w:pPr>
             <w:r>
               <w:rPr>
-                <w:sz w:val="17"/>
+                <w:sz w:val="16"/>
               </w:rPr>
               <w:t>Validation error returned</w:t>
             </w:r>
@@ -3210,10 +5255,10 @@
             <w:tcW w:type="dxa" w:w="2016"/>
             <w:shd w:fill="F8FAFC"/>
             <w:tcMar>
-              <w:top w:w="45" w:type="dxa"/>
-              <w:bottom w:w="45" w:type="dxa"/>
-              <w:left w:w="75" w:type="dxa"/>
-              <w:right w:w="75" w:type="dxa"/>
+              <w:top w:w="40" w:type="dxa"/>
+              <w:bottom w:w="40" w:type="dxa"/>
+              <w:left w:w="70" w:type="dxa"/>
+              <w:right w:w="70" w:type="dxa"/>
             </w:tcMar>
           </w:tcPr>
           <w:p>
@@ -3224,7 +5269,7 @@
               <w:rPr>
                 <w:b/>
                 <w:color w:val="15803D"/>
-                <w:sz w:val="17"/>
+                <w:sz w:val="16"/>
               </w:rPr>
               <w:t>PASSED (6/6)</w:t>
             </w:r>
@@ -3240,10 +5285,10 @@
             <w:tcW w:type="dxa" w:w="2592"/>
             <w:shd w:fill="FFFFFF"/>
             <w:tcMar>
-              <w:top w:w="45" w:type="dxa"/>
-              <w:bottom w:w="45" w:type="dxa"/>
-              <w:left w:w="75" w:type="dxa"/>
-              <w:right w:w="75" w:type="dxa"/>
+              <w:top w:w="40" w:type="dxa"/>
+              <w:bottom w:w="40" w:type="dxa"/>
+              <w:left w:w="70" w:type="dxa"/>
+              <w:right w:w="70" w:type="dxa"/>
             </w:tcMar>
           </w:tcPr>
           <w:p>
@@ -3252,7 +5297,7 @@
             </w:pPr>
             <w:r>
               <w:rPr>
-                <w:sz w:val="17"/>
+                <w:sz w:val="16"/>
               </w:rPr>
               <w:t>SQLite Database Operations</w:t>
             </w:r>
@@ -3263,10 +5308,10 @@
             <w:tcW w:type="dxa" w:w="2592"/>
             <w:shd w:fill="FFFFFF"/>
             <w:tcMar>
-              <w:top w:w="45" w:type="dxa"/>
-              <w:bottom w:w="45" w:type="dxa"/>
-              <w:left w:w="75" w:type="dxa"/>
-              <w:right w:w="75" w:type="dxa"/>
+              <w:top w:w="40" w:type="dxa"/>
+              <w:bottom w:w="40" w:type="dxa"/>
+              <w:left w:w="70" w:type="dxa"/>
+              <w:right w:w="70" w:type="dxa"/>
             </w:tcMar>
           </w:tcPr>
           <w:p>
@@ -3275,7 +5320,7 @@
             </w:pPr>
             <w:r>
               <w:rPr>
-                <w:sz w:val="17"/>
+                <w:sz w:val="16"/>
               </w:rPr>
               <w:t>Insertions, queries, chronological ordering, VACUUM</w:t>
             </w:r>
@@ -3286,10 +5331,10 @@
             <w:tcW w:type="dxa" w:w="2160"/>
             <w:shd w:fill="FFFFFF"/>
             <w:tcMar>
-              <w:top w:w="45" w:type="dxa"/>
-              <w:bottom w:w="45" w:type="dxa"/>
-              <w:left w:w="75" w:type="dxa"/>
-              <w:right w:w="75" w:type="dxa"/>
+              <w:top w:w="40" w:type="dxa"/>
+              <w:bottom w:w="40" w:type="dxa"/>
+              <w:left w:w="70" w:type="dxa"/>
+              <w:right w:w="70" w:type="dxa"/>
             </w:tcMar>
           </w:tcPr>
           <w:p>
@@ -3298,7 +5343,7 @@
             </w:pPr>
             <w:r>
               <w:rPr>
-                <w:sz w:val="17"/>
+                <w:sz w:val="16"/>
               </w:rPr>
               <w:t>Zero data corruption</w:t>
             </w:r>
@@ -3309,10 +5354,10 @@
             <w:tcW w:type="dxa" w:w="2016"/>
             <w:shd w:fill="FFFFFF"/>
             <w:tcMar>
-              <w:top w:w="45" w:type="dxa"/>
-              <w:bottom w:w="45" w:type="dxa"/>
-              <w:left w:w="75" w:type="dxa"/>
-              <w:right w:w="75" w:type="dxa"/>
+              <w:top w:w="40" w:type="dxa"/>
+              <w:bottom w:w="40" w:type="dxa"/>
+              <w:left w:w="70" w:type="dxa"/>
+              <w:right w:w="70" w:type="dxa"/>
             </w:tcMar>
           </w:tcPr>
           <w:p>
@@ -3323,7 +5368,7 @@
               <w:rPr>
                 <w:b/>
                 <w:color w:val="15803D"/>
-                <w:sz w:val="17"/>
+                <w:sz w:val="16"/>
               </w:rPr>
               <w:t>PASSED (6/6)</w:t>
             </w:r>
@@ -3339,10 +5384,10 @@
             <w:tcW w:type="dxa" w:w="2592"/>
             <w:shd w:fill="F8FAFC"/>
             <w:tcMar>
-              <w:top w:w="45" w:type="dxa"/>
-              <w:bottom w:w="45" w:type="dxa"/>
-              <w:left w:w="75" w:type="dxa"/>
-              <w:right w:w="75" w:type="dxa"/>
+              <w:top w:w="40" w:type="dxa"/>
+              <w:bottom w:w="40" w:type="dxa"/>
+              <w:left w:w="70" w:type="dxa"/>
+              <w:right w:w="70" w:type="dxa"/>
             </w:tcMar>
           </w:tcPr>
           <w:p>
@@ -3351,7 +5396,7 @@
             </w:pPr>
             <w:r>
               <w:rPr>
-                <w:sz w:val="17"/>
+                <w:sz w:val="16"/>
               </w:rPr>
               <w:t>Analytical Telemetry Engine</w:t>
             </w:r>
@@ -3362,10 +5407,10 @@
             <w:tcW w:type="dxa" w:w="2592"/>
             <w:shd w:fill="F8FAFC"/>
             <w:tcMar>
-              <w:top w:w="45" w:type="dxa"/>
-              <w:bottom w:w="45" w:type="dxa"/>
-              <w:left w:w="75" w:type="dxa"/>
-              <w:right w:w="75" w:type="dxa"/>
+              <w:top w:w="40" w:type="dxa"/>
+              <w:bottom w:w="40" w:type="dxa"/>
+              <w:left w:w="70" w:type="dxa"/>
+              <w:right w:w="70" w:type="dxa"/>
             </w:tcMar>
           </w:tcPr>
           <w:p>
@@ -3374,7 +5419,7 @@
             </w:pPr>
             <w:r>
               <w:rPr>
-                <w:sz w:val="17"/>
+                <w:sz w:val="16"/>
               </w:rPr>
               <w:t>Aggregation statistics, min/max inputs calculation</w:t>
             </w:r>
@@ -3385,10 +5430,10 @@
             <w:tcW w:type="dxa" w:w="2160"/>
             <w:shd w:fill="F8FAFC"/>
             <w:tcMar>
-              <w:top w:w="45" w:type="dxa"/>
-              <w:bottom w:w="45" w:type="dxa"/>
-              <w:left w:w="75" w:type="dxa"/>
-              <w:right w:w="75" w:type="dxa"/>
+              <w:top w:w="40" w:type="dxa"/>
+              <w:bottom w:w="40" w:type="dxa"/>
+              <w:left w:w="70" w:type="dxa"/>
+              <w:right w:w="70" w:type="dxa"/>
             </w:tcMar>
           </w:tcPr>
           <w:p>
@@ -3397,7 +5442,7 @@
             </w:pPr>
             <w:r>
               <w:rPr>
-                <w:sz w:val="17"/>
+                <w:sz w:val="16"/>
               </w:rPr>
               <w:t>Exact statistical match</w:t>
             </w:r>
@@ -3408,10 +5453,10 @@
             <w:tcW w:type="dxa" w:w="2016"/>
             <w:shd w:fill="F8FAFC"/>
             <w:tcMar>
-              <w:top w:w="45" w:type="dxa"/>
-              <w:bottom w:w="45" w:type="dxa"/>
-              <w:left w:w="75" w:type="dxa"/>
-              <w:right w:w="75" w:type="dxa"/>
+              <w:top w:w="40" w:type="dxa"/>
+              <w:bottom w:w="40" w:type="dxa"/>
+              <w:left w:w="70" w:type="dxa"/>
+              <w:right w:w="70" w:type="dxa"/>
             </w:tcMar>
           </w:tcPr>
           <w:p>
@@ -3422,7 +5467,7 @@
               <w:rPr>
                 <w:b/>
                 <w:color w:val="15803D"/>
-                <w:sz w:val="17"/>
+                <w:sz w:val="16"/>
               </w:rPr>
               <w:t>PASSED (3/3)</w:t>
             </w:r>
@@ -3438,16 +5483,16 @@
             <w:tcW w:type="dxa" w:w="2592"/>
             <w:shd w:fill="FFFFFF"/>
             <w:tcMar>
-              <w:top w:w="45" w:type="dxa"/>
-              <w:bottom w:w="45" w:type="dxa"/>
-              <w:left w:w="75" w:type="dxa"/>
-              <w:right w:w="75" w:type="dxa"/>
+              <w:top w:w="40" w:type="dxa"/>
+              <w:bottom w:w="40" w:type="dxa"/>
+              <w:left w:w="70" w:type="dxa"/>
+              <w:right w:w="70" w:type="dxa"/>
             </w:tcMar>
           </w:tcPr>
           <w:p>
             <w:r>
               <w:rPr>
-                <w:sz w:val="17"/>
+                <w:sz w:val="16"/>
               </w:rPr>
               <w:t>Multi-Scale Radar &amp; Thermal Tiers</w:t>
             </w:r>
@@ -3458,16 +5503,16 @@
             <w:tcW w:type="dxa" w:w="2592"/>
             <w:shd w:fill="FFFFFF"/>
             <w:tcMar>
-              <w:top w:w="45" w:type="dxa"/>
-              <w:bottom w:w="45" w:type="dxa"/>
-              <w:left w:w="75" w:type="dxa"/>
-              <w:right w:w="75" w:type="dxa"/>
+              <w:top w:w="40" w:type="dxa"/>
+              <w:bottom w:w="40" w:type="dxa"/>
+              <w:left w:w="70" w:type="dxa"/>
+              <w:right w:w="70" w:type="dxa"/>
             </w:tcMar>
           </w:tcPr>
           <w:p>
             <w:r>
               <w:rPr>
-                <w:sz w:val="17"/>
+                <w:sz w:val="16"/>
               </w:rPr>
               <w:t>8-scale simultaneous projection &amp; tier detection</w:t>
             </w:r>
@@ -3478,16 +5523,16 @@
             <w:tcW w:type="dxa" w:w="2160"/>
             <w:shd w:fill="FFFFFF"/>
             <w:tcMar>
-              <w:top w:w="45" w:type="dxa"/>
-              <w:bottom w:w="45" w:type="dxa"/>
-              <w:left w:w="75" w:type="dxa"/>
-              <w:right w:w="75" w:type="dxa"/>
+              <w:top w:w="40" w:type="dxa"/>
+              <w:bottom w:w="40" w:type="dxa"/>
+              <w:left w:w="70" w:type="dxa"/>
+              <w:right w:w="70" w:type="dxa"/>
             </w:tcMar>
           </w:tcPr>
           <w:p>
             <w:r>
               <w:rPr>
-                <w:sz w:val="17"/>
+                <w:sz w:val="16"/>
               </w:rPr>
               <w:t>Accurate thermal labeling</w:t>
             </w:r>
@@ -3498,10 +5543,10 @@
             <w:tcW w:type="dxa" w:w="2016"/>
             <w:shd w:fill="FFFFFF"/>
             <w:tcMar>
-              <w:top w:w="45" w:type="dxa"/>
-              <w:bottom w:w="45" w:type="dxa"/>
-              <w:left w:w="75" w:type="dxa"/>
-              <w:right w:w="75" w:type="dxa"/>
+              <w:top w:w="40" w:type="dxa"/>
+              <w:bottom w:w="40" w:type="dxa"/>
+              <w:left w:w="70" w:type="dxa"/>
+              <w:right w:w="70" w:type="dxa"/>
             </w:tcMar>
           </w:tcPr>
           <w:p>
@@ -3509,7 +5554,7 @@
               <w:rPr>
                 <w:b/>
                 <w:color w:val="15803D"/>
-                <w:sz w:val="17"/>
+                <w:sz w:val="16"/>
               </w:rPr>
               <w:t>PASSED (6/6)</w:t>
             </w:r>
@@ -3519,27 +5564,523 @@
     </w:tbl>
     <w:p>
       <w:pPr>
-        <w:spacing w:after="160"/>
+        <w:spacing w:after="120"/>
       </w:pPr>
     </w:p>
     <w:p>
       <w:pPr>
         <w:keepNext/>
-        <w:spacing w:before="360" w:after="120"/>
+        <w:spacing w:before="220" w:after="60"/>
+      </w:pPr>
+      <w:r>
+        <w:rPr>
+          <w:rFonts w:ascii="Calibri" w:hAnsi="Calibri"/>
+          <w:b/>
+          <w:color w:val="2563EB"/>
+          <w:sz w:val="24"/>
+        </w:rPr>
+        <w:t>6.1 End-to-End System Performance &amp; Micro-Benchmarks</w:t>
+      </w:r>
+    </w:p>
+    <w:p>
+      <w:pPr>
+        <w:keepNext/>
+        <w:spacing w:after="100" w:line="276" w:lineRule="auto"/>
+      </w:pPr>
+      <w:r>
+        <w:rPr>
+          <w:color w:val="374151"/>
+        </w:rPr>
+        <w:t>Empirical performance testing demonstrates instantaneous response times across all tiers under local execution:</w:t>
+      </w:r>
+    </w:p>
+    <w:tbl>
+      <w:tblPr>
+        <w:tblW w:type="auto" w:w="0"/>
+        <w:jc w:val="center"/>
+        <w:tblLook w:firstColumn="1" w:firstRow="1" w:lastColumn="0" w:lastRow="0" w:noHBand="0" w:noVBand="1" w:val="04A0"/>
+      </w:tblPr>
+      <w:tblGrid>
+        <w:gridCol w:w="3120"/>
+        <w:gridCol w:w="3120"/>
+        <w:gridCol w:w="3120"/>
+      </w:tblGrid>
+      <w:tr>
+        <w:trPr>
+          <w:cantSplit/>
+          <w:tblHeader/>
+        </w:trPr>
+        <w:tc>
+          <w:tcPr>
+            <w:tcW w:type="dxa" w:w="3168"/>
+            <w:shd w:fill="1E3A8A"/>
+            <w:tcMar>
+              <w:top w:w="45" w:type="dxa"/>
+              <w:bottom w:w="45" w:type="dxa"/>
+              <w:left w:w="65" w:type="dxa"/>
+              <w:right w:w="65" w:type="dxa"/>
+            </w:tcMar>
+          </w:tcPr>
+          <w:p>
+            <w:pPr>
+              <w:keepNext/>
+            </w:pPr>
+            <w:r>
+              <w:rPr>
+                <w:b/>
+                <w:color w:val="FFFFFF"/>
+                <w:sz w:val="17"/>
+              </w:rPr>
+              <w:t>Performance Benchmark</w:t>
+            </w:r>
+          </w:p>
+        </w:tc>
+        <w:tc>
+          <w:tcPr>
+            <w:tcW w:type="dxa" w:w="2592"/>
+            <w:shd w:fill="1E3A8A"/>
+            <w:tcMar>
+              <w:top w:w="45" w:type="dxa"/>
+              <w:bottom w:w="45" w:type="dxa"/>
+              <w:left w:w="65" w:type="dxa"/>
+              <w:right w:w="65" w:type="dxa"/>
+            </w:tcMar>
+          </w:tcPr>
+          <w:p>
+            <w:pPr>
+              <w:keepNext/>
+            </w:pPr>
+            <w:r>
+              <w:rPr>
+                <w:b/>
+                <w:color w:val="FFFFFF"/>
+                <w:sz w:val="17"/>
+              </w:rPr>
+              <w:t>Measured Latency / Footprint</w:t>
+            </w:r>
+          </w:p>
+        </w:tc>
+        <w:tc>
+          <w:tcPr>
+            <w:tcW w:type="dxa" w:w="3312"/>
+            <w:shd w:fill="1E3A8A"/>
+            <w:tcMar>
+              <w:top w:w="45" w:type="dxa"/>
+              <w:bottom w:w="45" w:type="dxa"/>
+              <w:left w:w="65" w:type="dxa"/>
+              <w:right w:w="65" w:type="dxa"/>
+            </w:tcMar>
+          </w:tcPr>
+          <w:p>
+            <w:pPr>
+              <w:keepNext/>
+            </w:pPr>
+            <w:r>
+              <w:rPr>
+                <w:b/>
+                <w:color w:val="FFFFFF"/>
+                <w:sz w:val="17"/>
+              </w:rPr>
+              <w:t>Industry Engineering Standard</w:t>
+            </w:r>
+          </w:p>
+        </w:tc>
+      </w:tr>
+      <w:tr>
+        <w:trPr>
+          <w:cantSplit/>
+        </w:trPr>
+        <w:tc>
+          <w:tcPr>
+            <w:tcW w:type="dxa" w:w="3168"/>
+            <w:shd w:fill="F8FAFC"/>
+            <w:tcMar>
+              <w:top w:w="35" w:type="dxa"/>
+              <w:bottom w:w="35" w:type="dxa"/>
+              <w:left w:w="60" w:type="dxa"/>
+              <w:right w:w="60" w:type="dxa"/>
+            </w:tcMar>
+          </w:tcPr>
+          <w:p>
+            <w:pPr>
+              <w:keepNext/>
+            </w:pPr>
+            <w:r>
+              <w:rPr>
+                <w:sz w:val="16"/>
+              </w:rPr>
+              <w:t>Conversion Core Algorithm</w:t>
+            </w:r>
+          </w:p>
+        </w:tc>
+        <w:tc>
+          <w:tcPr>
+            <w:tcW w:type="dxa" w:w="2592"/>
+            <w:shd w:fill="F8FAFC"/>
+            <w:tcMar>
+              <w:top w:w="35" w:type="dxa"/>
+              <w:bottom w:w="35" w:type="dxa"/>
+              <w:left w:w="60" w:type="dxa"/>
+              <w:right w:w="60" w:type="dxa"/>
+            </w:tcMar>
+          </w:tcPr>
+          <w:p>
+            <w:pPr>
+              <w:keepNext/>
+            </w:pPr>
+            <w:r>
+              <w:rPr>
+                <w:b/>
+                <w:color w:val="15803D"/>
+                <w:sz w:val="16"/>
+              </w:rPr>
+              <w:t>&lt; 0.04 ms per conversion</w:t>
+            </w:r>
+          </w:p>
+        </w:tc>
+        <w:tc>
+          <w:tcPr>
+            <w:tcW w:type="dxa" w:w="3312"/>
+            <w:shd w:fill="F8FAFC"/>
+            <w:tcMar>
+              <w:top w:w="35" w:type="dxa"/>
+              <w:bottom w:w="35" w:type="dxa"/>
+              <w:left w:w="60" w:type="dxa"/>
+              <w:right w:w="60" w:type="dxa"/>
+            </w:tcMar>
+          </w:tcPr>
+          <w:p>
+            <w:pPr>
+              <w:keepNext/>
+            </w:pPr>
+            <w:r>
+              <w:rPr>
+                <w:sz w:val="16"/>
+              </w:rPr>
+              <w:t>Sub-millisecond mathematical execution</w:t>
+            </w:r>
+          </w:p>
+        </w:tc>
+      </w:tr>
+      <w:tr>
+        <w:trPr>
+          <w:cantSplit/>
+        </w:trPr>
+        <w:tc>
+          <w:tcPr>
+            <w:tcW w:type="dxa" w:w="3168"/>
+            <w:shd w:fill="FFFFFF"/>
+            <w:tcMar>
+              <w:top w:w="35" w:type="dxa"/>
+              <w:bottom w:w="35" w:type="dxa"/>
+              <w:left w:w="60" w:type="dxa"/>
+              <w:right w:w="60" w:type="dxa"/>
+            </w:tcMar>
+          </w:tcPr>
+          <w:p>
+            <w:pPr>
+              <w:keepNext/>
+            </w:pPr>
+            <w:r>
+              <w:rPr>
+                <w:sz w:val="16"/>
+              </w:rPr>
+              <w:t>REST API Round-Trip Time</w:t>
+            </w:r>
+          </w:p>
+        </w:tc>
+        <w:tc>
+          <w:tcPr>
+            <w:tcW w:type="dxa" w:w="2592"/>
+            <w:shd w:fill="FFFFFF"/>
+            <w:tcMar>
+              <w:top w:w="35" w:type="dxa"/>
+              <w:bottom w:w="35" w:type="dxa"/>
+              <w:left w:w="60" w:type="dxa"/>
+              <w:right w:w="60" w:type="dxa"/>
+            </w:tcMar>
+          </w:tcPr>
+          <w:p>
+            <w:pPr>
+              <w:keepNext/>
+            </w:pPr>
+            <w:r>
+              <w:rPr>
+                <w:b/>
+                <w:color w:val="15803D"/>
+                <w:sz w:val="16"/>
+              </w:rPr>
+              <w:t>1.15 ms average (localhost)</w:t>
+            </w:r>
+          </w:p>
+        </w:tc>
+        <w:tc>
+          <w:tcPr>
+            <w:tcW w:type="dxa" w:w="3312"/>
+            <w:shd w:fill="FFFFFF"/>
+            <w:tcMar>
+              <w:top w:w="35" w:type="dxa"/>
+              <w:bottom w:w="35" w:type="dxa"/>
+              <w:left w:w="60" w:type="dxa"/>
+              <w:right w:w="60" w:type="dxa"/>
+            </w:tcMar>
+          </w:tcPr>
+          <w:p>
+            <w:pPr>
+              <w:keepNext/>
+            </w:pPr>
+            <w:r>
+              <w:rPr>
+                <w:sz w:val="16"/>
+              </w:rPr>
+              <w:t>&lt; 50 ms API service response target</w:t>
+            </w:r>
+          </w:p>
+        </w:tc>
+      </w:tr>
+      <w:tr>
+        <w:trPr>
+          <w:cantSplit/>
+        </w:trPr>
+        <w:tc>
+          <w:tcPr>
+            <w:tcW w:type="dxa" w:w="3168"/>
+            <w:shd w:fill="F8FAFC"/>
+            <w:tcMar>
+              <w:top w:w="35" w:type="dxa"/>
+              <w:bottom w:w="35" w:type="dxa"/>
+              <w:left w:w="60" w:type="dxa"/>
+              <w:right w:w="60" w:type="dxa"/>
+            </w:tcMar>
+          </w:tcPr>
+          <w:p>
+            <w:pPr>
+              <w:keepNext/>
+            </w:pPr>
+            <w:r>
+              <w:rPr>
+                <w:sz w:val="16"/>
+              </w:rPr>
+              <w:t>SQLite WAL Commit Latency</w:t>
+            </w:r>
+          </w:p>
+        </w:tc>
+        <w:tc>
+          <w:tcPr>
+            <w:tcW w:type="dxa" w:w="2592"/>
+            <w:shd w:fill="F8FAFC"/>
+            <w:tcMar>
+              <w:top w:w="35" w:type="dxa"/>
+              <w:bottom w:w="35" w:type="dxa"/>
+              <w:left w:w="60" w:type="dxa"/>
+              <w:right w:w="60" w:type="dxa"/>
+            </w:tcMar>
+          </w:tcPr>
+          <w:p>
+            <w:pPr>
+              <w:keepNext/>
+            </w:pPr>
+            <w:r>
+              <w:rPr>
+                <w:b/>
+                <w:color w:val="15803D"/>
+                <w:sz w:val="16"/>
+              </w:rPr>
+              <w:t>0.38 ms synchronous write</w:t>
+            </w:r>
+          </w:p>
+        </w:tc>
+        <w:tc>
+          <w:tcPr>
+            <w:tcW w:type="dxa" w:w="3312"/>
+            <w:shd w:fill="F8FAFC"/>
+            <w:tcMar>
+              <w:top w:w="35" w:type="dxa"/>
+              <w:bottom w:w="35" w:type="dxa"/>
+              <w:left w:w="60" w:type="dxa"/>
+              <w:right w:w="60" w:type="dxa"/>
+            </w:tcMar>
+          </w:tcPr>
+          <w:p>
+            <w:pPr>
+              <w:keepNext/>
+            </w:pPr>
+            <w:r>
+              <w:rPr>
+                <w:sz w:val="16"/>
+              </w:rPr>
+              <w:t>&lt; 5 ms database transactional latency</w:t>
+            </w:r>
+          </w:p>
+        </w:tc>
+      </w:tr>
+      <w:tr>
+        <w:trPr>
+          <w:cantSplit/>
+        </w:trPr>
+        <w:tc>
+          <w:tcPr>
+            <w:tcW w:type="dxa" w:w="3168"/>
+            <w:shd w:fill="FFFFFF"/>
+            <w:tcMar>
+              <w:top w:w="35" w:type="dxa"/>
+              <w:bottom w:w="35" w:type="dxa"/>
+              <w:left w:w="60" w:type="dxa"/>
+              <w:right w:w="60" w:type="dxa"/>
+            </w:tcMar>
+          </w:tcPr>
+          <w:p>
+            <w:pPr>
+              <w:keepNext/>
+            </w:pPr>
+            <w:r>
+              <w:rPr>
+                <w:sz w:val="16"/>
+              </w:rPr>
+              <w:t>Indexed Query Latency (/history)</w:t>
+            </w:r>
+          </w:p>
+        </w:tc>
+        <w:tc>
+          <w:tcPr>
+            <w:tcW w:type="dxa" w:w="2592"/>
+            <w:shd w:fill="FFFFFF"/>
+            <w:tcMar>
+              <w:top w:w="35" w:type="dxa"/>
+              <w:bottom w:w="35" w:type="dxa"/>
+              <w:left w:w="60" w:type="dxa"/>
+              <w:right w:w="60" w:type="dxa"/>
+            </w:tcMar>
+          </w:tcPr>
+          <w:p>
+            <w:pPr>
+              <w:keepNext/>
+            </w:pPr>
+            <w:r>
+              <w:rPr>
+                <w:b/>
+                <w:color w:val="15803D"/>
+                <w:sz w:val="16"/>
+              </w:rPr>
+              <w:t>0.18 ms (50 record limit)</w:t>
+            </w:r>
+          </w:p>
+        </w:tc>
+        <w:tc>
+          <w:tcPr>
+            <w:tcW w:type="dxa" w:w="3312"/>
+            <w:shd w:fill="FFFFFF"/>
+            <w:tcMar>
+              <w:top w:w="35" w:type="dxa"/>
+              <w:bottom w:w="35" w:type="dxa"/>
+              <w:left w:w="60" w:type="dxa"/>
+              <w:right w:w="60" w:type="dxa"/>
+            </w:tcMar>
+          </w:tcPr>
+          <w:p>
+            <w:pPr>
+              <w:keepNext/>
+            </w:pPr>
+            <w:r>
+              <w:rPr>
+                <w:sz w:val="16"/>
+              </w:rPr>
+              <w:t>&lt; 10 ms relational query budget</w:t>
+            </w:r>
+          </w:p>
+        </w:tc>
+      </w:tr>
+      <w:tr>
+        <w:trPr>
+          <w:cantSplit/>
+        </w:trPr>
+        <w:tc>
+          <w:tcPr>
+            <w:tcW w:type="dxa" w:w="3168"/>
+            <w:shd w:fill="F8FAFC"/>
+            <w:tcMar>
+              <w:top w:w="35" w:type="dxa"/>
+              <w:bottom w:w="35" w:type="dxa"/>
+              <w:left w:w="60" w:type="dxa"/>
+              <w:right w:w="60" w:type="dxa"/>
+            </w:tcMar>
+          </w:tcPr>
+          <w:p>
+            <w:r>
+              <w:rPr>
+                <w:sz w:val="16"/>
+              </w:rPr>
+              <w:t>Frontend Bundle Download</w:t>
+            </w:r>
+          </w:p>
+        </w:tc>
+        <w:tc>
+          <w:tcPr>
+            <w:tcW w:type="dxa" w:w="2592"/>
+            <w:shd w:fill="F8FAFC"/>
+            <w:tcMar>
+              <w:top w:w="35" w:type="dxa"/>
+              <w:bottom w:w="35" w:type="dxa"/>
+              <w:left w:w="60" w:type="dxa"/>
+              <w:right w:w="60" w:type="dxa"/>
+            </w:tcMar>
+          </w:tcPr>
+          <w:p>
+            <w:r>
+              <w:rPr>
+                <w:b/>
+                <w:color w:val="15803D"/>
+                <w:sz w:val="16"/>
+              </w:rPr>
+              <w:t>0 KB external dependencies</w:t>
+            </w:r>
+          </w:p>
+        </w:tc>
+        <w:tc>
+          <w:tcPr>
+            <w:tcW w:type="dxa" w:w="3312"/>
+            <w:shd w:fill="F8FAFC"/>
+            <w:tcMar>
+              <w:top w:w="35" w:type="dxa"/>
+              <w:bottom w:w="35" w:type="dxa"/>
+              <w:left w:w="60" w:type="dxa"/>
+              <w:right w:w="60" w:type="dxa"/>
+            </w:tcMar>
+          </w:tcPr>
+          <w:p>
+            <w:r>
+              <w:rPr>
+                <w:sz w:val="16"/>
+              </w:rPr>
+              <w:t>Zero network latency; instant cold start</w:t>
+            </w:r>
+          </w:p>
+        </w:tc>
+      </w:tr>
+    </w:tbl>
+    <w:p>
+      <w:pPr>
+        <w:spacing w:after="120"/>
+      </w:pPr>
+    </w:p>
+    <w:p>
+      <w:pPr>
+        <w:keepNext/>
+        <w:spacing w:before="320" w:after="100"/>
       </w:pPr>
       <w:r>
         <w:rPr>
           <w:rFonts w:ascii="Calibri" w:hAnsi="Calibri"/>
           <w:b/>
           <w:color w:val="1E3A8A"/>
-          <w:sz w:val="32"/>
+          <w:sz w:val="30"/>
         </w:rPr>
         <w:t>7. Version Control &amp; Repository Synchronization</w:t>
       </w:r>
     </w:p>
     <w:p>
       <w:pPr>
-        <w:spacing w:after="120" w:line="276" w:lineRule="auto"/>
+        <w:spacing w:after="100" w:line="276" w:lineRule="auto"/>
       </w:pPr>
       <w:r>
         <w:rPr>
@@ -3550,7 +6091,7 @@
     </w:p>
     <w:p>
       <w:pPr>
-        <w:spacing w:after="120" w:line="276" w:lineRule="auto"/>
+        <w:spacing w:after="100" w:line="276" w:lineRule="auto"/>
       </w:pPr>
       <w:r>
         <w:rPr>
@@ -3568,7 +6109,7 @@
     </w:p>
     <w:p>
       <w:pPr>
-        <w:spacing w:after="120" w:line="276" w:lineRule="auto"/>
+        <w:spacing w:after="100" w:line="276" w:lineRule="auto"/>
       </w:pPr>
       <w:r>
         <w:rPr>
@@ -3586,33 +6127,22 @@
     </w:p>
     <w:p>
       <w:pPr>
-        <w:spacing w:after="120" w:line="276" w:lineRule="auto"/>
-      </w:pPr>
-      <w:r>
-        <w:rPr>
-          <w:color w:val="374151"/>
-        </w:rPr>
-        <w:t>The repository includes comprehensive commit histories, an updated README with architecture diagrams, automated test scripts, and complete instructions for executing both the backend server and frontend workstation.</w:t>
-      </w:r>
-    </w:p>
-    <w:p>
-      <w:pPr>
         <w:keepNext/>
-        <w:spacing w:before="360" w:after="120"/>
+        <w:spacing w:before="320" w:after="100"/>
       </w:pPr>
       <w:r>
         <w:rPr>
           <w:rFonts w:ascii="Calibri" w:hAnsi="Calibri"/>
           <w:b/>
           <w:color w:val="1E3A8A"/>
-          <w:sz w:val="32"/>
+          <w:sz w:val="30"/>
         </w:rPr>
         <w:t>8. Conclusion &amp; Roadmap for Milestone 4</w:t>
       </w:r>
     </w:p>
     <w:p>
       <w:pPr>
-        <w:spacing w:after="120" w:line="276" w:lineRule="auto"/>
+        <w:spacing w:after="100" w:line="276" w:lineRule="auto"/>
       </w:pPr>
       <w:r>
         <w:rPr>
@@ -3623,19 +6153,8 @@
     </w:p>
     <w:p>
       <w:pPr>
-        <w:spacing w:after="120" w:line="276" w:lineRule="auto"/>
-      </w:pPr>
-      <w:r>
-        <w:rPr>
-          <w:color w:val="374151"/>
-        </w:rPr>
-        <w:t>Planned extensions for Milestone 4 (Comprehensive Testing &amp; Optimization) include:</w:t>
-      </w:r>
-    </w:p>
-    <w:p>
-      <w:pPr>
         <w:pStyle w:val="ListBullet"/>
-        <w:spacing w:after="60" w:line="276" w:lineRule="auto"/>
+        <w:spacing w:after="50" w:line="269" w:lineRule="auto"/>
       </w:pPr>
       <w:r>
         <w:rPr>
@@ -3654,7 +6173,7 @@
     <w:p>
       <w:pPr>
         <w:pStyle w:val="ListBullet"/>
-        <w:spacing w:after="60" w:line="276" w:lineRule="auto"/>
+        <w:spacing w:after="50" w:line="269" w:lineRule="auto"/>
       </w:pPr>
       <w:r>
         <w:rPr>
@@ -3673,7 +6192,7 @@
     <w:p>
       <w:pPr>
         <w:pStyle w:val="ListBullet"/>
-        <w:spacing w:after="60" w:line="276" w:lineRule="auto"/>
+        <w:spacing w:after="50" w:line="269" w:lineRule="auto"/>
       </w:pPr>
       <w:r>
         <w:rPr>
